--- a/output/theory-docs/07-补充内容汇编.docx
+++ b/output/theory-docs/07-补充内容汇编.docx
@@ -5,16 +5,41 @@
     <w:p>
       <w:pPr>
         <w:pStyle w:val="Heading1"/>
-        <w:jc w:val="left"/>
+        <w:jc w:val="center"/>
       </w:pPr>
       <w:r>
-        <w:rPr>
-          <w:rFonts w:ascii="Microsoft YaHei" w:hAnsi="Microsoft YaHei" w:eastAsia="Microsoft YaHei"/>
-          <w:b/>
-          <w:color w:val="1B365D"/>
-          <w:sz w:val="32"/>
-        </w:rPr>
-        <w:t>驻点工作体系补充内容</w:t>
+        <w:drawing>
+          <wp:inline xmlns:a="http://schemas.openxmlformats.org/drawingml/2006/main" xmlns:pic="http://schemas.openxmlformats.org/drawingml/2006/picture">
+            <wp:extent cx="5029200" cy="4149090"/>
+            <wp:docPr id="3" name="Picture 3"/>
+            <wp:cNvGraphicFramePr>
+              <a:graphicFrameLocks noChangeAspect="1"/>
+            </wp:cNvGraphicFramePr>
+            <a:graphic>
+              <a:graphicData uri="http://schemas.openxmlformats.org/drawingml/2006/picture">
+                <pic:pic>
+                  <pic:nvPicPr>
+                    <pic:cNvPr id="0" name="07-补充内容汇编_108.png"/>
+                    <pic:cNvPicPr/>
+                  </pic:nvPicPr>
+                  <pic:blipFill>
+                    <a:blip r:embed="rId11"/>
+                    <a:stretch>
+                      <a:fillRect/>
+                    </a:stretch>
+                  </pic:blipFill>
+                  <pic:spPr>
+                    <a:xfrm>
+                      <a:off x="0" y="0"/>
+                      <a:ext cx="5029200" cy="4149090"/>
+                    </a:xfrm>
+                    <a:prstGeom prst="rect"/>
+                  </pic:spPr>
+                </pic:pic>
+              </a:graphicData>
+            </a:graphic>
+          </wp:inline>
+        </w:drawing>
       </w:r>
     </w:p>
     <w:p>
@@ -34,29 +59,81 @@
     </w:p>
     <w:p>
       <w:pPr>
-        <w:jc w:val="both"/>
+        <w:jc w:val="center"/>
       </w:pPr>
       <w:r>
-        <w:rPr>
-          <w:rFonts w:ascii="Microsoft YaHei" w:hAnsi="Microsoft YaHei" w:eastAsia="Microsoft YaHei"/>
-          <w:sz w:val="21"/>
-        </w:rPr>
-        <w:t>基于已完成的文档体系，进行遗漏内容检查，并补充关键内容。</w:t>
+        <w:drawing>
+          <wp:inline xmlns:a="http://schemas.openxmlformats.org/drawingml/2006/main" xmlns:pic="http://schemas.openxmlformats.org/drawingml/2006/picture">
+            <wp:extent cx="5029200" cy="2235200"/>
+            <wp:docPr id="4" name="Picture 4"/>
+            <wp:cNvGraphicFramePr>
+              <a:graphicFrameLocks noChangeAspect="1"/>
+            </wp:cNvGraphicFramePr>
+            <a:graphic>
+              <a:graphicData uri="http://schemas.openxmlformats.org/drawingml/2006/picture">
+                <pic:pic>
+                  <pic:nvPicPr>
+                    <pic:cNvPr id="0" name="07-补充内容汇编_104.png"/>
+                    <pic:cNvPicPr/>
+                  </pic:nvPicPr>
+                  <pic:blipFill>
+                    <a:blip r:embed="rId9"/>
+                    <a:stretch>
+                      <a:fillRect/>
+                    </a:stretch>
+                  </pic:blipFill>
+                  <pic:spPr>
+                    <a:xfrm>
+                      <a:off x="0" y="0"/>
+                      <a:ext cx="5029200" cy="2235200"/>
+                    </a:xfrm>
+                    <a:prstGeom prst="rect"/>
+                  </pic:spPr>
+                </pic:pic>
+              </a:graphicData>
+            </a:graphic>
+          </wp:inline>
+        </w:drawing>
       </w:r>
     </w:p>
     <w:p>
       <w:pPr>
         <w:pStyle w:val="Heading2"/>
-        <w:jc w:val="left"/>
+        <w:jc w:val="center"/>
       </w:pPr>
       <w:r>
-        <w:rPr>
-          <w:rFonts w:ascii="Microsoft YaHei" w:hAnsi="Microsoft YaHei" w:eastAsia="Microsoft YaHei"/>
-          <w:b/>
-          <w:color w:val="1B365D"/>
-          <w:sz w:val="28"/>
-        </w:rPr>
-        <w:t>二、补充内容一：数字化工具使用指南</w:t>
+        <w:drawing>
+          <wp:inline xmlns:a="http://schemas.openxmlformats.org/drawingml/2006/main" xmlns:pic="http://schemas.openxmlformats.org/drawingml/2006/picture">
+            <wp:extent cx="5029200" cy="7418070"/>
+            <wp:docPr id="6" name="Picture 6"/>
+            <wp:cNvGraphicFramePr>
+              <a:graphicFrameLocks noChangeAspect="1"/>
+            </wp:cNvGraphicFramePr>
+            <a:graphic>
+              <a:graphicData uri="http://schemas.openxmlformats.org/drawingml/2006/picture">
+                <pic:pic>
+                  <pic:nvPicPr>
+                    <pic:cNvPr id="0" name="07-补充内容汇编_112.png"/>
+                    <pic:cNvPicPr/>
+                  </pic:nvPicPr>
+                  <pic:blipFill>
+                    <a:blip r:embed="rId13"/>
+                    <a:stretch>
+                      <a:fillRect/>
+                    </a:stretch>
+                  </pic:blipFill>
+                  <pic:spPr>
+                    <a:xfrm>
+                      <a:off x="0" y="0"/>
+                      <a:ext cx="5029200" cy="7418070"/>
+                    </a:xfrm>
+                    <a:prstGeom prst="rect"/>
+                  </pic:spPr>
+                </pic:pic>
+              </a:graphicData>
+            </a:graphic>
+          </wp:inline>
+        </w:drawing>
       </w:r>
     </w:p>
     <w:p>
@@ -515,30 +592,81 @@
     <w:p>
       <w:pPr>
         <w:pStyle w:val="Heading3"/>
-        <w:jc w:val="left"/>
+        <w:jc w:val="center"/>
       </w:pPr>
       <w:r>
-        <w:rPr>
-          <w:rFonts w:ascii="Microsoft YaHei" w:hAnsi="Microsoft YaHei" w:eastAsia="Microsoft YaHei"/>
-          <w:b/>
-          <w:color w:val="2E5A4C"/>
-          <w:sz w:val="24"/>
-        </w:rPr>
-        <w:t>2.2 企业微信使用指南</w:t>
+        <w:drawing>
+          <wp:inline xmlns:a="http://schemas.openxmlformats.org/drawingml/2006/main" xmlns:pic="http://schemas.openxmlformats.org/drawingml/2006/picture">
+            <wp:extent cx="5029200" cy="2235200"/>
+            <wp:docPr id="1" name="Picture 1"/>
+            <wp:cNvGraphicFramePr>
+              <a:graphicFrameLocks noChangeAspect="1"/>
+            </wp:cNvGraphicFramePr>
+            <a:graphic>
+              <a:graphicData uri="http://schemas.openxmlformats.org/drawingml/2006/picture">
+                <pic:pic>
+                  <pic:nvPicPr>
+                    <pic:cNvPr id="0" name="07-补充内容汇编_104.png"/>
+                    <pic:cNvPicPr/>
+                  </pic:nvPicPr>
+                  <pic:blipFill>
+                    <a:blip r:embed="rId9"/>
+                    <a:stretch>
+                      <a:fillRect/>
+                    </a:stretch>
+                  </pic:blipFill>
+                  <pic:spPr>
+                    <a:xfrm>
+                      <a:off x="0" y="0"/>
+                      <a:ext cx="5029200" cy="2235200"/>
+                    </a:xfrm>
+                    <a:prstGeom prst="rect"/>
+                  </pic:spPr>
+                </pic:pic>
+              </a:graphicData>
+            </a:graphic>
+          </wp:inline>
+        </w:drawing>
       </w:r>
     </w:p>
     <w:p>
       <w:pPr>
         <w:pStyle w:val="Heading4"/>
-        <w:jc w:val="left"/>
+        <w:jc w:val="center"/>
       </w:pPr>
       <w:r>
-        <w:rPr>
-          <w:rFonts w:ascii="Microsoft YaHei" w:hAnsi="Microsoft YaHei" w:eastAsia="Microsoft YaHei"/>
-          <w:b/>
-          <w:sz w:val="22"/>
-        </w:rPr>
-        <w:t>功能1：接收重点客户清单推送</w:t>
+        <w:drawing>
+          <wp:inline xmlns:a="http://schemas.openxmlformats.org/drawingml/2006/main" xmlns:pic="http://schemas.openxmlformats.org/drawingml/2006/picture">
+            <wp:extent cx="5029200" cy="2235200"/>
+            <wp:docPr id="2" name="Picture 2"/>
+            <wp:cNvGraphicFramePr>
+              <a:graphicFrameLocks noChangeAspect="1"/>
+            </wp:cNvGraphicFramePr>
+            <a:graphic>
+              <a:graphicData uri="http://schemas.openxmlformats.org/drawingml/2006/picture">
+                <pic:pic>
+                  <pic:nvPicPr>
+                    <pic:cNvPr id="0" name="07-补充内容汇编_107.png"/>
+                    <pic:cNvPicPr/>
+                  </pic:nvPicPr>
+                  <pic:blipFill>
+                    <a:blip r:embed="rId10"/>
+                    <a:stretch>
+                      <a:fillRect/>
+                    </a:stretch>
+                  </pic:blipFill>
+                  <pic:spPr>
+                    <a:xfrm>
+                      <a:off x="0" y="0"/>
+                      <a:ext cx="5029200" cy="2235200"/>
+                    </a:xfrm>
+                    <a:prstGeom prst="rect"/>
+                  </pic:spPr>
+                </pic:pic>
+              </a:graphicData>
+            </a:graphic>
+          </wp:inline>
+        </w:drawing>
       </w:r>
     </w:p>
     <w:p>
@@ -911,24 +1039,41 @@
       <w:pPr>
         <w:spacing w:before="120" w:after="120"/>
         <w:ind w:left="432"/>
+        <w:jc w:val="center"/>
       </w:pPr>
       <w:r>
-        <w:rPr>
-          <w:rFonts w:ascii="Courier New" w:hAnsi="Courier New"/>
-          <w:color w:val="646464"/>
-          <w:sz w:val="18"/>
-        </w:rPr>
-        <w:t>【停电通知】</w:t>
-        <w:br/>
-        <w:t>尊敬的业主：</w:t>
-        <w:br/>
-        <w:t>因设备检修，计划于XX月XX日XX:XX-XX:XX停电，</w:t>
-        <w:br/>
-        <w:t>停电范围：X栋-X栋</w:t>
-        <w:br/>
-        <w:t>请您提前做好准备，给您带来不便敬请谅解。</w:t>
-        <w:br/>
-        <w:t>如有疑问请联系我：138XXXXXXXX</w:t>
+        <w:drawing>
+          <wp:inline xmlns:a="http://schemas.openxmlformats.org/drawingml/2006/main" xmlns:pic="http://schemas.openxmlformats.org/drawingml/2006/picture">
+            <wp:extent cx="5029200" cy="6412230"/>
+            <wp:docPr id="5" name="Picture 5"/>
+            <wp:cNvGraphicFramePr>
+              <a:graphicFrameLocks noChangeAspect="1"/>
+            </wp:cNvGraphicFramePr>
+            <a:graphic>
+              <a:graphicData uri="http://schemas.openxmlformats.org/drawingml/2006/picture">
+                <pic:pic>
+                  <pic:nvPicPr>
+                    <pic:cNvPr id="0" name="07-补充内容汇编_111.png"/>
+                    <pic:cNvPicPr/>
+                  </pic:nvPicPr>
+                  <pic:blipFill>
+                    <a:blip r:embed="rId12"/>
+                    <a:stretch>
+                      <a:fillRect/>
+                    </a:stretch>
+                  </pic:blipFill>
+                  <pic:spPr>
+                    <a:xfrm>
+                      <a:off x="0" y="0"/>
+                      <a:ext cx="5029200" cy="6412230"/>
+                    </a:xfrm>
+                    <a:prstGeom prst="rect"/>
+                  </pic:spPr>
+                </pic:pic>
+              </a:graphicData>
+            </a:graphic>
+          </wp:inline>
+        </w:drawing>
       </w:r>
     </w:p>
     <w:p>

--- a/output/theory-docs/07-补充内容汇编.docx
+++ b/output/theory-docs/07-补充内容汇编.docx
@@ -5,47 +5,68 @@
     <w:p>
       <w:pPr>
         <w:pStyle w:val="Heading1"/>
-        <w:jc w:val="center"/>
       </w:pPr>
       <w:r>
-        <w:drawing>
-          <wp:inline xmlns:a="http://schemas.openxmlformats.org/drawingml/2006/main" xmlns:pic="http://schemas.openxmlformats.org/drawingml/2006/picture">
-            <wp:extent cx="5029200" cy="4149090"/>
-            <wp:docPr id="3" name="Picture 3"/>
-            <wp:cNvGraphicFramePr>
-              <a:graphicFrameLocks noChangeAspect="1"/>
-            </wp:cNvGraphicFramePr>
-            <a:graphic>
-              <a:graphicData uri="http://schemas.openxmlformats.org/drawingml/2006/picture">
-                <pic:pic>
-                  <pic:nvPicPr>
-                    <pic:cNvPr id="0" name="07-补充内容汇编_108.png"/>
-                    <pic:cNvPicPr/>
-                  </pic:nvPicPr>
-                  <pic:blipFill>
-                    <a:blip r:embed="rId11"/>
-                    <a:stretch>
-                      <a:fillRect/>
-                    </a:stretch>
-                  </pic:blipFill>
-                  <pic:spPr>
-                    <a:xfrm>
-                      <a:off x="0" y="0"/>
-                      <a:ext cx="5029200" cy="4149090"/>
-                    </a:xfrm>
-                    <a:prstGeom prst="rect"/>
-                  </pic:spPr>
-                </pic:pic>
-              </a:graphicData>
-            </a:graphic>
-          </wp:inline>
-        </w:drawing>
+        <w:rPr>
+          <w:rFonts w:ascii="Microsoft YaHei" w:hAnsi="Microsoft YaHei" w:eastAsia="Microsoft YaHei"/>
+          <w:b/>
+          <w:color w:val="1B365D"/>
+          <w:sz w:val="32"/>
+        </w:rPr>
+        <w:t>驻点工作体系补充内容</w:t>
       </w:r>
     </w:p>
     <w:p>
       <w:pPr>
+        <w:jc w:val="both"/>
+      </w:pPr>
+      <w:r>
+        <w:rPr>
+          <w:rFonts w:ascii="Microsoft YaHei" w:hAnsi="Microsoft YaHei" w:eastAsia="Microsoft YaHei"/>
+          <w:sz w:val="21"/>
+        </w:rPr>
+        <w:t>created: 2026-03-16</w:t>
+      </w:r>
+    </w:p>
+    <w:p>
+      <w:pPr>
+        <w:jc w:val="both"/>
+      </w:pPr>
+      <w:r>
+        <w:rPr>
+          <w:rFonts w:ascii="Microsoft YaHei" w:hAnsi="Microsoft YaHei" w:eastAsia="Microsoft YaHei"/>
+          <w:sz w:val="21"/>
+        </w:rPr>
+        <w:t>session: session-004-supplement</w:t>
+      </w:r>
+    </w:p>
+    <w:p>
+      <w:pPr>
+        <w:jc w:val="both"/>
+      </w:pPr>
+      <w:r>
+        <w:rPr>
+          <w:rFonts w:ascii="Microsoft YaHei" w:hAnsi="Microsoft YaHei" w:eastAsia="Microsoft YaHei"/>
+          <w:sz w:val="21"/>
+        </w:rPr>
+        <w:t>status: draft</w:t>
+      </w:r>
+    </w:p>
+    <w:p>
+      <w:pPr>
+        <w:jc w:val="both"/>
+      </w:pPr>
+      <w:r>
+        <w:rPr>
+          <w:rFonts w:ascii="Microsoft YaHei" w:hAnsi="Microsoft YaHei" w:eastAsia="Microsoft YaHei"/>
+          <w:sz w:val="21"/>
+        </w:rPr>
+        <w:t>type: 补充文档</w:t>
+      </w:r>
+    </w:p>
+    <w:p>
+      <w:pPr>
         <w:pStyle w:val="Heading2"/>
-        <w:jc w:val="left"/>
       </w:pPr>
       <w:r>
         <w:rPr>
@@ -59,87 +80,75 @@
     </w:p>
     <w:p>
       <w:pPr>
-        <w:jc w:val="center"/>
+        <w:jc w:val="both"/>
       </w:pPr>
       <w:r>
-        <w:drawing>
-          <wp:inline xmlns:a="http://schemas.openxmlformats.org/drawingml/2006/main" xmlns:pic="http://schemas.openxmlformats.org/drawingml/2006/picture">
-            <wp:extent cx="5029200" cy="2235200"/>
-            <wp:docPr id="4" name="Picture 4"/>
-            <wp:cNvGraphicFramePr>
-              <a:graphicFrameLocks noChangeAspect="1"/>
-            </wp:cNvGraphicFramePr>
-            <a:graphic>
-              <a:graphicData uri="http://schemas.openxmlformats.org/drawingml/2006/picture">
-                <pic:pic>
-                  <pic:nvPicPr>
-                    <pic:cNvPr id="0" name="07-补充内容汇编_104.png"/>
-                    <pic:cNvPicPr/>
-                  </pic:nvPicPr>
-                  <pic:blipFill>
-                    <a:blip r:embed="rId9"/>
-                    <a:stretch>
-                      <a:fillRect/>
-                    </a:stretch>
-                  </pic:blipFill>
-                  <pic:spPr>
-                    <a:xfrm>
-                      <a:off x="0" y="0"/>
-                      <a:ext cx="5029200" cy="2235200"/>
-                    </a:xfrm>
-                    <a:prstGeom prst="rect"/>
-                  </pic:spPr>
-                </pic:pic>
-              </a:graphicData>
-            </a:graphic>
-          </wp:inline>
-        </w:drawing>
+        <w:rPr>
+          <w:rFonts w:ascii="Microsoft YaHei" w:hAnsi="Microsoft YaHei" w:eastAsia="Microsoft YaHei"/>
+          <w:sz w:val="21"/>
+        </w:rPr>
+        <w:t>基于已完成的文档体系，进行遗漏内容检查，并补充关键内容。</w:t>
       </w:r>
     </w:p>
     <w:p>
       <w:pPr>
         <w:pStyle w:val="Heading2"/>
-        <w:jc w:val="center"/>
       </w:pPr>
       <w:r>
-        <w:drawing>
-          <wp:inline xmlns:a="http://schemas.openxmlformats.org/drawingml/2006/main" xmlns:pic="http://schemas.openxmlformats.org/drawingml/2006/picture">
-            <wp:extent cx="5029200" cy="7418070"/>
-            <wp:docPr id="6" name="Picture 6"/>
-            <wp:cNvGraphicFramePr>
-              <a:graphicFrameLocks noChangeAspect="1"/>
-            </wp:cNvGraphicFramePr>
-            <a:graphic>
-              <a:graphicData uri="http://schemas.openxmlformats.org/drawingml/2006/picture">
-                <pic:pic>
-                  <pic:nvPicPr>
-                    <pic:cNvPr id="0" name="07-补充内容汇编_112.png"/>
-                    <pic:cNvPicPr/>
-                  </pic:nvPicPr>
-                  <pic:blipFill>
-                    <a:blip r:embed="rId13"/>
-                    <a:stretch>
-                      <a:fillRect/>
-                    </a:stretch>
-                  </pic:blipFill>
-                  <pic:spPr>
-                    <a:xfrm>
-                      <a:off x="0" y="0"/>
-                      <a:ext cx="5029200" cy="7418070"/>
-                    </a:xfrm>
-                    <a:prstGeom prst="rect"/>
-                  </pic:spPr>
-                </pic:pic>
-              </a:graphicData>
-            </a:graphic>
-          </wp:inline>
-        </w:drawing>
+        <w:rPr>
+          <w:rFonts w:ascii="Microsoft YaHei" w:hAnsi="Microsoft YaHei" w:eastAsia="Microsoft YaHei"/>
+          <w:b/>
+          <w:color w:val="1B365D"/>
+          <w:sz w:val="28"/>
+        </w:rPr>
+        <w:t>一、遗漏内容检查清单</w:t>
       </w:r>
     </w:p>
     <w:p>
       <w:pPr>
         <w:pStyle w:val="Heading3"/>
-        <w:jc w:val="left"/>
+      </w:pPr>
+      <w:r>
+        <w:rPr>
+          <w:rFonts w:ascii="Microsoft YaHei" w:hAnsi="Microsoft YaHei" w:eastAsia="Microsoft YaHei"/>
+          <w:b/>
+          <w:color w:val="2E5A4C"/>
+          <w:sz w:val="24"/>
+        </w:rPr>
+        <w:t>1.1 已完成的文档</w:t>
+      </w:r>
+    </w:p>
+    <w:p>
+      <w:pPr>
+        <w:pStyle w:val="Heading3"/>
+      </w:pPr>
+      <w:r>
+        <w:rPr>
+          <w:rFonts w:ascii="Microsoft YaHei" w:hAnsi="Microsoft YaHei" w:eastAsia="Microsoft YaHei"/>
+          <w:b/>
+          <w:color w:val="2E5A4C"/>
+          <w:sz w:val="24"/>
+        </w:rPr>
+        <w:t>1.2 识别出的遗漏内容</w:t>
+      </w:r>
+    </w:p>
+    <w:p>
+      <w:pPr>
+        <w:pStyle w:val="Heading2"/>
+      </w:pPr>
+      <w:r>
+        <w:rPr>
+          <w:rFonts w:ascii="Microsoft YaHei" w:hAnsi="Microsoft YaHei" w:eastAsia="Microsoft YaHei"/>
+          <w:b/>
+          <w:color w:val="1B365D"/>
+          <w:sz w:val="28"/>
+        </w:rPr>
+        <w:t>二、补充内容一：数字化工具使用指南</w:t>
+      </w:r>
+    </w:p>
+    <w:p>
+      <w:pPr>
+        <w:pStyle w:val="Heading3"/>
       </w:pPr>
       <w:r>
         <w:rPr>
@@ -151,522 +160,32 @@
         <w:t>2.1 工具使用总览</w:t>
       </w:r>
     </w:p>
-    <w:tbl>
-      <w:tblPr>
-        <w:tblStyle w:val="TableGrid"/>
-        <w:tblW w:type="auto" w:w="0"/>
-        <w:tblLook w:firstColumn="1" w:firstRow="1" w:lastColumn="0" w:lastRow="0" w:noHBand="0" w:noVBand="1" w:val="04A0"/>
-      </w:tblPr>
-      <w:tblGrid>
-        <w:gridCol w:w="2160"/>
-        <w:gridCol w:w="2160"/>
-        <w:gridCol w:w="2160"/>
-        <w:gridCol w:w="2160"/>
-      </w:tblGrid>
-      <w:tr>
-        <w:tc>
-          <w:tcPr>
-            <w:tcW w:type="dxa" w:w="2160"/>
-          </w:tcPr>
-          <w:p>
-            <w:pPr>
-              <w:jc w:val="center"/>
-            </w:pPr>
-            <w:r>
-              <w:rPr>
-                <w:rFonts w:ascii="Microsoft YaHei" w:hAnsi="Microsoft YaHei" w:eastAsia="Microsoft YaHei"/>
-                <w:b/>
-                <w:sz w:val="20"/>
-              </w:rPr>
-              <w:t>工具</w:t>
-            </w:r>
-          </w:p>
-        </w:tc>
-        <w:tc>
-          <w:tcPr>
-            <w:tcW w:type="dxa" w:w="2160"/>
-          </w:tcPr>
-          <w:p>
-            <w:pPr>
-              <w:jc w:val="center"/>
-            </w:pPr>
-            <w:r>
-              <w:rPr>
-                <w:rFonts w:ascii="Microsoft YaHei" w:hAnsi="Microsoft YaHei" w:eastAsia="Microsoft YaHei"/>
-                <w:b/>
-                <w:sz w:val="20"/>
-              </w:rPr>
-              <w:t>使用场景</w:t>
-            </w:r>
-          </w:p>
-        </w:tc>
-        <w:tc>
-          <w:tcPr>
-            <w:tcW w:type="dxa" w:w="2160"/>
-          </w:tcPr>
-          <w:p>
-            <w:pPr>
-              <w:jc w:val="center"/>
-            </w:pPr>
-            <w:r>
-              <w:rPr>
-                <w:rFonts w:ascii="Microsoft YaHei" w:hAnsi="Microsoft YaHei" w:eastAsia="Microsoft YaHei"/>
-                <w:b/>
-                <w:sz w:val="20"/>
-              </w:rPr>
-              <w:t>使用频率</w:t>
-            </w:r>
-          </w:p>
-        </w:tc>
-        <w:tc>
-          <w:tcPr>
-            <w:tcW w:type="dxa" w:w="2160"/>
-          </w:tcPr>
-          <w:p>
-            <w:pPr>
-              <w:jc w:val="center"/>
-            </w:pPr>
-            <w:r>
-              <w:rPr>
-                <w:rFonts w:ascii="Microsoft YaHei" w:hAnsi="Microsoft YaHei" w:eastAsia="Microsoft YaHei"/>
-                <w:b/>
-                <w:sz w:val="20"/>
-              </w:rPr>
-              <w:t>掌握要求</w:t>
-            </w:r>
-          </w:p>
-        </w:tc>
-      </w:tr>
-      <w:tr>
-        <w:tc>
-          <w:tcPr>
-            <w:tcW w:type="dxa" w:w="2160"/>
-          </w:tcPr>
-          <w:p>
-            <w:pPr>
-              <w:jc w:val="left"/>
-            </w:pPr>
-            <w:r>
-              <w:rPr>
-                <w:rFonts w:ascii="Microsoft YaHei" w:hAnsi="Microsoft YaHei" w:eastAsia="Microsoft YaHei"/>
-                <w:sz w:val="19"/>
-              </w:rPr>
-              <w:t>**企业微信**</w:t>
-            </w:r>
-          </w:p>
-        </w:tc>
-        <w:tc>
-          <w:tcPr>
-            <w:tcW w:type="dxa" w:w="2160"/>
-          </w:tcPr>
-          <w:p>
-            <w:pPr>
-              <w:jc w:val="left"/>
-            </w:pPr>
-            <w:r>
-              <w:rPr>
-                <w:rFonts w:ascii="Microsoft YaHei" w:hAnsi="Microsoft YaHei" w:eastAsia="Microsoft YaHei"/>
-                <w:sz w:val="19"/>
-              </w:rPr>
-              <w:t>客户沟通、信息推送</w:t>
-            </w:r>
-          </w:p>
-        </w:tc>
-        <w:tc>
-          <w:tcPr>
-            <w:tcW w:type="dxa" w:w="2160"/>
-          </w:tcPr>
-          <w:p>
-            <w:pPr>
-              <w:jc w:val="left"/>
-            </w:pPr>
-            <w:r>
-              <w:rPr>
-                <w:rFonts w:ascii="Microsoft YaHei" w:hAnsi="Microsoft YaHei" w:eastAsia="Microsoft YaHei"/>
-                <w:sz w:val="19"/>
-              </w:rPr>
-              <w:t>每日</w:t>
-            </w:r>
-          </w:p>
-        </w:tc>
-        <w:tc>
-          <w:tcPr>
-            <w:tcW w:type="dxa" w:w="2160"/>
-          </w:tcPr>
-          <w:p>
-            <w:pPr>
-              <w:jc w:val="left"/>
-            </w:pPr>
-            <w:r>
-              <w:rPr>
-                <w:rFonts w:ascii="Microsoft YaHei" w:hAnsi="Microsoft YaHei" w:eastAsia="Microsoft YaHei"/>
-                <w:sz w:val="19"/>
-              </w:rPr>
-              <w:t>必须掌握</w:t>
-            </w:r>
-          </w:p>
-        </w:tc>
-      </w:tr>
-      <w:tr>
-        <w:tc>
-          <w:tcPr>
-            <w:tcW w:type="dxa" w:w="2160"/>
-          </w:tcPr>
-          <w:p>
-            <w:pPr>
-              <w:jc w:val="left"/>
-            </w:pPr>
-            <w:r>
-              <w:rPr>
-                <w:rFonts w:ascii="Microsoft YaHei" w:hAnsi="Microsoft YaHei" w:eastAsia="Microsoft YaHei"/>
-                <w:sz w:val="19"/>
-              </w:rPr>
-              <w:t>**WPS多维表**</w:t>
-            </w:r>
-          </w:p>
-        </w:tc>
-        <w:tc>
-          <w:tcPr>
-            <w:tcW w:type="dxa" w:w="2160"/>
-          </w:tcPr>
-          <w:p>
-            <w:pPr>
-              <w:jc w:val="left"/>
-            </w:pPr>
-            <w:r>
-              <w:rPr>
-                <w:rFonts w:ascii="Microsoft YaHei" w:hAnsi="Microsoft YaHei" w:eastAsia="Microsoft YaHei"/>
-                <w:sz w:val="19"/>
-              </w:rPr>
-              <w:t>信息查询、记录录入</w:t>
-            </w:r>
-          </w:p>
-        </w:tc>
-        <w:tc>
-          <w:tcPr>
-            <w:tcW w:type="dxa" w:w="2160"/>
-          </w:tcPr>
-          <w:p>
-            <w:pPr>
-              <w:jc w:val="left"/>
-            </w:pPr>
-            <w:r>
-              <w:rPr>
-                <w:rFonts w:ascii="Microsoft YaHei" w:hAnsi="Microsoft YaHei" w:eastAsia="Microsoft YaHei"/>
-                <w:sz w:val="19"/>
-              </w:rPr>
-              <w:t>每日</w:t>
-            </w:r>
-          </w:p>
-        </w:tc>
-        <w:tc>
-          <w:tcPr>
-            <w:tcW w:type="dxa" w:w="2160"/>
-          </w:tcPr>
-          <w:p>
-            <w:pPr>
-              <w:jc w:val="left"/>
-            </w:pPr>
-            <w:r>
-              <w:rPr>
-                <w:rFonts w:ascii="Microsoft YaHei" w:hAnsi="Microsoft YaHei" w:eastAsia="Microsoft YaHei"/>
-                <w:sz w:val="19"/>
-              </w:rPr>
-              <w:t>必须掌握</w:t>
-            </w:r>
-          </w:p>
-        </w:tc>
-      </w:tr>
-      <w:tr>
-        <w:tc>
-          <w:tcPr>
-            <w:tcW w:type="dxa" w:w="2160"/>
-          </w:tcPr>
-          <w:p>
-            <w:pPr>
-              <w:jc w:val="left"/>
-            </w:pPr>
-            <w:r>
-              <w:rPr>
-                <w:rFonts w:ascii="Microsoft YaHei" w:hAnsi="Microsoft YaHei" w:eastAsia="Microsoft YaHei"/>
-                <w:sz w:val="19"/>
-              </w:rPr>
-              <w:t>**手机相机**</w:t>
-            </w:r>
-          </w:p>
-        </w:tc>
-        <w:tc>
-          <w:tcPr>
-            <w:tcW w:type="dxa" w:w="2160"/>
-          </w:tcPr>
-          <w:p>
-            <w:pPr>
-              <w:jc w:val="left"/>
-            </w:pPr>
-            <w:r>
-              <w:rPr>
-                <w:rFonts w:ascii="Microsoft YaHei" w:hAnsi="Microsoft YaHei" w:eastAsia="Microsoft YaHei"/>
-                <w:sz w:val="19"/>
-              </w:rPr>
-              <w:t>现场拍照</w:t>
-            </w:r>
-          </w:p>
-        </w:tc>
-        <w:tc>
-          <w:tcPr>
-            <w:tcW w:type="dxa" w:w="2160"/>
-          </w:tcPr>
-          <w:p>
-            <w:pPr>
-              <w:jc w:val="left"/>
-            </w:pPr>
-            <w:r>
-              <w:rPr>
-                <w:rFonts w:ascii="Microsoft YaHei" w:hAnsi="Microsoft YaHei" w:eastAsia="Microsoft YaHei"/>
-                <w:sz w:val="19"/>
-              </w:rPr>
-              <w:t>每次驻点</w:t>
-            </w:r>
-          </w:p>
-        </w:tc>
-        <w:tc>
-          <w:tcPr>
-            <w:tcW w:type="dxa" w:w="2160"/>
-          </w:tcPr>
-          <w:p>
-            <w:pPr>
-              <w:jc w:val="left"/>
-            </w:pPr>
-            <w:r>
-              <w:rPr>
-                <w:rFonts w:ascii="Microsoft YaHei" w:hAnsi="Microsoft YaHei" w:eastAsia="Microsoft YaHei"/>
-                <w:sz w:val="19"/>
-              </w:rPr>
-              <w:t>必须掌握</w:t>
-            </w:r>
-          </w:p>
-        </w:tc>
-      </w:tr>
-      <w:tr>
-        <w:tc>
-          <w:tcPr>
-            <w:tcW w:type="dxa" w:w="2160"/>
-          </w:tcPr>
-          <w:p>
-            <w:pPr>
-              <w:jc w:val="left"/>
-            </w:pPr>
-            <w:r>
-              <w:rPr>
-                <w:rFonts w:ascii="Microsoft YaHei" w:hAnsi="Microsoft YaHei" w:eastAsia="Microsoft YaHei"/>
-                <w:sz w:val="19"/>
-              </w:rPr>
-              <w:t>**网上国网APP**</w:t>
-            </w:r>
-          </w:p>
-        </w:tc>
-        <w:tc>
-          <w:tcPr>
-            <w:tcW w:type="dxa" w:w="2160"/>
-          </w:tcPr>
-          <w:p>
-            <w:pPr>
-              <w:jc w:val="left"/>
-            </w:pPr>
-            <w:r>
-              <w:rPr>
-                <w:rFonts w:ascii="Microsoft YaHei" w:hAnsi="Microsoft YaHei" w:eastAsia="Microsoft YaHei"/>
-                <w:sz w:val="19"/>
-              </w:rPr>
-              <w:t>业务办理指导</w:t>
-            </w:r>
-          </w:p>
-        </w:tc>
-        <w:tc>
-          <w:tcPr>
-            <w:tcW w:type="dxa" w:w="2160"/>
-          </w:tcPr>
-          <w:p>
-            <w:pPr>
-              <w:jc w:val="left"/>
-            </w:pPr>
-            <w:r>
-              <w:rPr>
-                <w:rFonts w:ascii="Microsoft YaHei" w:hAnsi="Microsoft YaHei" w:eastAsia="Microsoft YaHei"/>
-                <w:sz w:val="19"/>
-              </w:rPr>
-              <w:t>每周</w:t>
-            </w:r>
-          </w:p>
-        </w:tc>
-        <w:tc>
-          <w:tcPr>
-            <w:tcW w:type="dxa" w:w="2160"/>
-          </w:tcPr>
-          <w:p>
-            <w:pPr>
-              <w:jc w:val="left"/>
-            </w:pPr>
-            <w:r>
-              <w:rPr>
-                <w:rFonts w:ascii="Microsoft YaHei" w:hAnsi="Microsoft YaHei" w:eastAsia="Microsoft YaHei"/>
-                <w:sz w:val="19"/>
-              </w:rPr>
-              <w:t>需要掌握</w:t>
-            </w:r>
-          </w:p>
-        </w:tc>
-      </w:tr>
-      <w:tr>
-        <w:tc>
-          <w:tcPr>
-            <w:tcW w:type="dxa" w:w="2160"/>
-          </w:tcPr>
-          <w:p>
-            <w:pPr>
-              <w:jc w:val="left"/>
-            </w:pPr>
-            <w:r>
-              <w:rPr>
-                <w:rFonts w:ascii="Microsoft YaHei" w:hAnsi="Microsoft YaHei" w:eastAsia="Microsoft YaHei"/>
-                <w:sz w:val="19"/>
-              </w:rPr>
-              <w:t>**导航软件**</w:t>
-            </w:r>
-          </w:p>
-        </w:tc>
-        <w:tc>
-          <w:tcPr>
-            <w:tcW w:type="dxa" w:w="2160"/>
-          </w:tcPr>
-          <w:p>
-            <w:pPr>
-              <w:jc w:val="left"/>
-            </w:pPr>
-            <w:r>
-              <w:rPr>
-                <w:rFonts w:ascii="Microsoft YaHei" w:hAnsi="Microsoft YaHei" w:eastAsia="Microsoft YaHei"/>
-                <w:sz w:val="19"/>
-              </w:rPr>
-              <w:t>到达小区</w:t>
-            </w:r>
-          </w:p>
-        </w:tc>
-        <w:tc>
-          <w:tcPr>
-            <w:tcW w:type="dxa" w:w="2160"/>
-          </w:tcPr>
-          <w:p>
-            <w:pPr>
-              <w:jc w:val="left"/>
-            </w:pPr>
-            <w:r>
-              <w:rPr>
-                <w:rFonts w:ascii="Microsoft YaHei" w:hAnsi="Microsoft YaHei" w:eastAsia="Microsoft YaHei"/>
-                <w:sz w:val="19"/>
-              </w:rPr>
-              <w:t>每次驻点</w:t>
-            </w:r>
-          </w:p>
-        </w:tc>
-        <w:tc>
-          <w:tcPr>
-            <w:tcW w:type="dxa" w:w="2160"/>
-          </w:tcPr>
-          <w:p>
-            <w:pPr>
-              <w:jc w:val="left"/>
-            </w:pPr>
-            <w:r>
-              <w:rPr>
-                <w:rFonts w:ascii="Microsoft YaHei" w:hAnsi="Microsoft YaHei" w:eastAsia="Microsoft YaHei"/>
-                <w:sz w:val="19"/>
-              </w:rPr>
-              <w:t>基本掌握</w:t>
-            </w:r>
-          </w:p>
-        </w:tc>
-      </w:tr>
-    </w:tbl>
-    <w:p/>
     <w:p>
       <w:pPr>
         <w:pStyle w:val="Heading3"/>
-        <w:jc w:val="center"/>
       </w:pPr>
       <w:r>
-        <w:drawing>
-          <wp:inline xmlns:a="http://schemas.openxmlformats.org/drawingml/2006/main" xmlns:pic="http://schemas.openxmlformats.org/drawingml/2006/picture">
-            <wp:extent cx="5029200" cy="2235200"/>
-            <wp:docPr id="1" name="Picture 1"/>
-            <wp:cNvGraphicFramePr>
-              <a:graphicFrameLocks noChangeAspect="1"/>
-            </wp:cNvGraphicFramePr>
-            <a:graphic>
-              <a:graphicData uri="http://schemas.openxmlformats.org/drawingml/2006/picture">
-                <pic:pic>
-                  <pic:nvPicPr>
-                    <pic:cNvPr id="0" name="07-补充内容汇编_104.png"/>
-                    <pic:cNvPicPr/>
-                  </pic:nvPicPr>
-                  <pic:blipFill>
-                    <a:blip r:embed="rId9"/>
-                    <a:stretch>
-                      <a:fillRect/>
-                    </a:stretch>
-                  </pic:blipFill>
-                  <pic:spPr>
-                    <a:xfrm>
-                      <a:off x="0" y="0"/>
-                      <a:ext cx="5029200" cy="2235200"/>
-                    </a:xfrm>
-                    <a:prstGeom prst="rect"/>
-                  </pic:spPr>
-                </pic:pic>
-              </a:graphicData>
-            </a:graphic>
-          </wp:inline>
-        </w:drawing>
+        <w:rPr>
+          <w:rFonts w:ascii="Microsoft YaHei" w:hAnsi="Microsoft YaHei" w:eastAsia="Microsoft YaHei"/>
+          <w:b/>
+          <w:color w:val="2E5A4C"/>
+          <w:sz w:val="24"/>
+        </w:rPr>
+        <w:t>2.2 企业微信使用指南</w:t>
       </w:r>
     </w:p>
     <w:p>
       <w:pPr>
         <w:pStyle w:val="Heading4"/>
-        <w:jc w:val="center"/>
       </w:pPr>
       <w:r>
-        <w:drawing>
-          <wp:inline xmlns:a="http://schemas.openxmlformats.org/drawingml/2006/main" xmlns:pic="http://schemas.openxmlformats.org/drawingml/2006/picture">
-            <wp:extent cx="5029200" cy="2235200"/>
-            <wp:docPr id="2" name="Picture 2"/>
-            <wp:cNvGraphicFramePr>
-              <a:graphicFrameLocks noChangeAspect="1"/>
-            </wp:cNvGraphicFramePr>
-            <a:graphic>
-              <a:graphicData uri="http://schemas.openxmlformats.org/drawingml/2006/picture">
-                <pic:pic>
-                  <pic:nvPicPr>
-                    <pic:cNvPr id="0" name="07-补充内容汇编_107.png"/>
-                    <pic:cNvPicPr/>
-                  </pic:nvPicPr>
-                  <pic:blipFill>
-                    <a:blip r:embed="rId10"/>
-                    <a:stretch>
-                      <a:fillRect/>
-                    </a:stretch>
-                  </pic:blipFill>
-                  <pic:spPr>
-                    <a:xfrm>
-                      <a:off x="0" y="0"/>
-                      <a:ext cx="5029200" cy="2235200"/>
-                    </a:xfrm>
-                    <a:prstGeom prst="rect"/>
-                  </pic:spPr>
-                </pic:pic>
-              </a:graphicData>
-            </a:graphic>
-          </wp:inline>
-        </w:drawing>
+        <w:rPr>
+          <w:rFonts w:ascii="Microsoft YaHei" w:hAnsi="Microsoft YaHei" w:eastAsia="Microsoft YaHei"/>
+          <w:b/>
+          <w:color w:val="2E5A4C"/>
+          <w:sz w:val="24"/>
+        </w:rPr>
+        <w:t>功能1：接收重点客户清单推送</w:t>
       </w:r>
     </w:p>
     <w:p>
@@ -743,50 +262,50 @@
     </w:p>
     <w:p>
       <w:pPr>
-        <w:ind w:left="432"/>
+        <w:jc w:val="both"/>
       </w:pPr>
       <w:r>
         <w:rPr>
           <w:rFonts w:ascii="Microsoft YaHei" w:hAnsi="Microsoft YaHei" w:eastAsia="Microsoft YaHei"/>
           <w:sz w:val="21"/>
         </w:rPr>
-        <w:t>● 保持消息通知开启</w:t>
+        <w:t>- 保持消息通知开启</w:t>
       </w:r>
     </w:p>
     <w:p>
       <w:pPr>
-        <w:ind w:left="432"/>
+        <w:jc w:val="both"/>
       </w:pPr>
       <w:r>
         <w:rPr>
           <w:rFonts w:ascii="Microsoft YaHei" w:hAnsi="Microsoft YaHei" w:eastAsia="Microsoft YaHei"/>
           <w:sz w:val="21"/>
         </w:rPr>
-        <w:t>● 及时查看消息</w:t>
+        <w:t>- 及时查看消息</w:t>
       </w:r>
     </w:p>
     <w:p>
       <w:pPr>
-        <w:ind w:left="432"/>
+        <w:jc w:val="both"/>
       </w:pPr>
       <w:r>
         <w:rPr>
           <w:rFonts w:ascii="Microsoft YaHei" w:hAnsi="Microsoft YaHei" w:eastAsia="Microsoft YaHei"/>
           <w:sz w:val="21"/>
         </w:rPr>
-        <w:t>● 如有疑问及时反馈</w:t>
+        <w:t>- 如有疑问及时反馈</w:t>
       </w:r>
     </w:p>
     <w:p>
       <w:pPr>
         <w:pStyle w:val="Heading4"/>
-        <w:jc w:val="left"/>
       </w:pPr>
       <w:r>
         <w:rPr>
           <w:rFonts w:ascii="Microsoft YaHei" w:hAnsi="Microsoft YaHei" w:eastAsia="Microsoft YaHei"/>
           <w:b/>
-          <w:sz w:val="22"/>
+          <w:color w:val="2E5A4C"/>
+          <w:sz w:val="24"/>
         </w:rPr>
         <w:t>功能2：加入小区微信群</w:t>
       </w:r>
@@ -877,14 +396,12 @@
     </w:p>
     <w:p>
       <w:pPr>
-        <w:spacing w:before="120" w:after="120"/>
-        <w:ind w:left="432"/>
+        <w:jc w:val="both"/>
       </w:pPr>
       <w:r>
         <w:rPr>
-          <w:rFonts w:ascii="Courier New" w:hAnsi="Courier New"/>
-          <w:color w:val="646464"/>
-          <w:sz w:val="18"/>
+          <w:rFonts w:ascii="Microsoft YaHei" w:hAnsi="Microsoft YaHei" w:eastAsia="Microsoft YaHei"/>
+          <w:sz w:val="21"/>
         </w:rPr>
         <w:t>武侯供电-客户经理XXX</w:t>
       </w:r>
@@ -903,14 +420,12 @@
     </w:p>
     <w:p>
       <w:pPr>
-        <w:spacing w:before="120" w:after="120"/>
-        <w:ind w:left="432"/>
+        <w:jc w:val="both"/>
       </w:pPr>
       <w:r>
         <w:rPr>
-          <w:rFonts w:ascii="Courier New" w:hAnsi="Courier New"/>
-          <w:color w:val="646464"/>
-          <w:sz w:val="18"/>
+          <w:rFonts w:ascii="Microsoft YaHei" w:hAnsi="Microsoft YaHei" w:eastAsia="Microsoft YaHei"/>
+          <w:sz w:val="21"/>
         </w:rPr>
         <w:t>各位邻居好，我是武侯供电中心客户经理XXX，</w:t>
         <w:br/>
@@ -928,13 +443,13 @@
     <w:p>
       <w:pPr>
         <w:pStyle w:val="Heading4"/>
-        <w:jc w:val="left"/>
       </w:pPr>
       <w:r>
         <w:rPr>
           <w:rFonts w:ascii="Microsoft YaHei" w:hAnsi="Microsoft YaHei" w:eastAsia="Microsoft YaHei"/>
           <w:b/>
-          <w:sz w:val="22"/>
+          <w:color w:val="2E5A4C"/>
+          <w:sz w:val="24"/>
         </w:rPr>
         <w:t>功能3：发布通知信息</w:t>
       </w:r>
@@ -1037,43 +552,24 @@
     </w:p>
     <w:p>
       <w:pPr>
-        <w:spacing w:before="120" w:after="120"/>
-        <w:ind w:left="432"/>
-        <w:jc w:val="center"/>
+        <w:jc w:val="both"/>
       </w:pPr>
       <w:r>
-        <w:drawing>
-          <wp:inline xmlns:a="http://schemas.openxmlformats.org/drawingml/2006/main" xmlns:pic="http://schemas.openxmlformats.org/drawingml/2006/picture">
-            <wp:extent cx="5029200" cy="6412230"/>
-            <wp:docPr id="5" name="Picture 5"/>
-            <wp:cNvGraphicFramePr>
-              <a:graphicFrameLocks noChangeAspect="1"/>
-            </wp:cNvGraphicFramePr>
-            <a:graphic>
-              <a:graphicData uri="http://schemas.openxmlformats.org/drawingml/2006/picture">
-                <pic:pic>
-                  <pic:nvPicPr>
-                    <pic:cNvPr id="0" name="07-补充内容汇编_111.png"/>
-                    <pic:cNvPicPr/>
-                  </pic:nvPicPr>
-                  <pic:blipFill>
-                    <a:blip r:embed="rId12"/>
-                    <a:stretch>
-                      <a:fillRect/>
-                    </a:stretch>
-                  </pic:blipFill>
-                  <pic:spPr>
-                    <a:xfrm>
-                      <a:off x="0" y="0"/>
-                      <a:ext cx="5029200" cy="6412230"/>
-                    </a:xfrm>
-                    <a:prstGeom prst="rect"/>
-                  </pic:spPr>
-                </pic:pic>
-              </a:graphicData>
-            </a:graphic>
-          </wp:inline>
-        </w:drawing>
+        <w:rPr>
+          <w:rFonts w:ascii="Microsoft YaHei" w:hAnsi="Microsoft YaHei" w:eastAsia="Microsoft YaHei"/>
+          <w:sz w:val="21"/>
+        </w:rPr>
+        <w:t>【停电通知】</w:t>
+        <w:br/>
+        <w:t>尊敬的业主：</w:t>
+        <w:br/>
+        <w:t>因设备检修，计划于XX月XX日XX:XX-XX:XX停电，</w:t>
+        <w:br/>
+        <w:t>停电范围：X栋-X栋</w:t>
+        <w:br/>
+        <w:t>请您提前做好准备，给您带来不便敬请谅解。</w:t>
+        <w:br/>
+        <w:t>如有疑问请联系我：138XXXXXXXX</w:t>
       </w:r>
     </w:p>
     <w:p>
@@ -1090,14 +586,12 @@
     </w:p>
     <w:p>
       <w:pPr>
-        <w:spacing w:before="120" w:after="120"/>
-        <w:ind w:left="432"/>
+        <w:jc w:val="both"/>
       </w:pPr>
       <w:r>
         <w:rPr>
-          <w:rFonts w:ascii="Courier New" w:hAnsi="Courier New"/>
-          <w:color w:val="646464"/>
-          <w:sz w:val="18"/>
+          <w:rFonts w:ascii="Microsoft YaHei" w:hAnsi="Microsoft YaHei" w:eastAsia="Microsoft YaHei"/>
+          <w:sz w:val="21"/>
         </w:rPr>
         <w:t>【安全用电提示】</w:t>
         <w:br/>
@@ -1115,7 +609,6 @@
     <w:p>
       <w:pPr>
         <w:pStyle w:val="Heading3"/>
-        <w:jc w:val="left"/>
       </w:pPr>
       <w:r>
         <w:rPr>
@@ -1130,13 +623,13 @@
     <w:p>
       <w:pPr>
         <w:pStyle w:val="Heading4"/>
-        <w:jc w:val="left"/>
       </w:pPr>
       <w:r>
         <w:rPr>
           <w:rFonts w:ascii="Microsoft YaHei" w:hAnsi="Microsoft YaHei" w:eastAsia="Microsoft YaHei"/>
           <w:b/>
-          <w:sz w:val="22"/>
+          <w:color w:val="2E5A4C"/>
+          <w:sz w:val="24"/>
         </w:rPr>
         <w:t>功能1：查询客户信息</w:t>
       </w:r>
@@ -1227,50 +720,50 @@
     </w:p>
     <w:p>
       <w:pPr>
-        <w:ind w:left="432"/>
+        <w:jc w:val="both"/>
       </w:pPr>
       <w:r>
         <w:rPr>
           <w:rFonts w:ascii="Microsoft YaHei" w:hAnsi="Microsoft YaHei" w:eastAsia="Microsoft YaHei"/>
           <w:sz w:val="21"/>
         </w:rPr>
-        <w:t>● 支持模糊搜索</w:t>
+        <w:t>- 支持模糊搜索</w:t>
       </w:r>
     </w:p>
     <w:p>
       <w:pPr>
-        <w:ind w:left="432"/>
+        <w:jc w:val="both"/>
       </w:pPr>
       <w:r>
         <w:rPr>
           <w:rFonts w:ascii="Microsoft YaHei" w:hAnsi="Microsoft YaHei" w:eastAsia="Microsoft YaHei"/>
           <w:sz w:val="21"/>
         </w:rPr>
-        <w:t>● 可筛选客户类型</w:t>
+        <w:t>- 可筛选客户类型</w:t>
       </w:r>
     </w:p>
     <w:p>
       <w:pPr>
-        <w:ind w:left="432"/>
+        <w:jc w:val="both"/>
       </w:pPr>
       <w:r>
         <w:rPr>
           <w:rFonts w:ascii="Microsoft YaHei" w:hAnsi="Microsoft YaHei" w:eastAsia="Microsoft YaHei"/>
           <w:sz w:val="21"/>
         </w:rPr>
-        <w:t>● 可查看历史服务记录</w:t>
+        <w:t>- 可查看历史服务记录</w:t>
       </w:r>
     </w:p>
     <w:p>
       <w:pPr>
         <w:pStyle w:val="Heading4"/>
-        <w:jc w:val="left"/>
       </w:pPr>
       <w:r>
         <w:rPr>
           <w:rFonts w:ascii="Microsoft YaHei" w:hAnsi="Microsoft YaHei" w:eastAsia="Microsoft YaHei"/>
           <w:b/>
-          <w:sz w:val="22"/>
+          <w:color w:val="2E5A4C"/>
+          <w:sz w:val="24"/>
         </w:rPr>
         <w:t>功能2：录入驻点工作记录</w:t>
       </w:r>
@@ -1373,50 +866,50 @@
     </w:p>
     <w:p>
       <w:pPr>
-        <w:ind w:left="432"/>
+        <w:jc w:val="both"/>
       </w:pPr>
       <w:r>
         <w:rPr>
           <w:rFonts w:ascii="Microsoft YaHei" w:hAnsi="Microsoft YaHei" w:eastAsia="Microsoft YaHei"/>
           <w:sz w:val="21"/>
         </w:rPr>
-        <w:t>● 小区名称、客户经理自动填充</w:t>
+        <w:t>- 小区名称、客户经理自动填充</w:t>
       </w:r>
     </w:p>
     <w:p>
       <w:pPr>
-        <w:ind w:left="432"/>
+        <w:jc w:val="both"/>
       </w:pPr>
       <w:r>
         <w:rPr>
           <w:rFonts w:ascii="Microsoft YaHei" w:hAnsi="Microsoft YaHei" w:eastAsia="Microsoft YaHei"/>
           <w:sz w:val="21"/>
         </w:rPr>
-        <w:t>● 日期自动填充当前日期</w:t>
+        <w:t>- 日期自动填充当前日期</w:t>
       </w:r>
     </w:p>
     <w:p>
       <w:pPr>
-        <w:ind w:left="432"/>
+        <w:jc w:val="both"/>
       </w:pPr>
       <w:r>
         <w:rPr>
           <w:rFonts w:ascii="Microsoft YaHei" w:hAnsi="Microsoft YaHei" w:eastAsia="Microsoft YaHei"/>
           <w:sz w:val="21"/>
         </w:rPr>
-        <w:t>● 可使用选择框快速勾选</w:t>
+        <w:t>- 可使用选择框快速勾选</w:t>
       </w:r>
     </w:p>
     <w:p>
       <w:pPr>
         <w:pStyle w:val="Heading4"/>
-        <w:jc w:val="left"/>
       </w:pPr>
       <w:r>
         <w:rPr>
           <w:rFonts w:ascii="Microsoft YaHei" w:hAnsi="Microsoft YaHei" w:eastAsia="Microsoft YaHei"/>
           <w:b/>
-          <w:sz w:val="22"/>
+          <w:color w:val="2E5A4C"/>
+          <w:sz w:val="24"/>
         </w:rPr>
         <w:t>功能3：上传现场照片</w:t>
       </w:r>
@@ -1507,44 +1000,43 @@
     </w:p>
     <w:p>
       <w:pPr>
-        <w:ind w:left="432"/>
+        <w:jc w:val="both"/>
       </w:pPr>
       <w:r>
         <w:rPr>
           <w:rFonts w:ascii="Microsoft YaHei" w:hAnsi="Microsoft YaHei" w:eastAsia="Microsoft YaHei"/>
           <w:sz w:val="21"/>
         </w:rPr>
-        <w:t>● 现场及时拍照</w:t>
+        <w:t>- 现场及时拍照</w:t>
       </w:r>
     </w:p>
     <w:p>
       <w:pPr>
-        <w:ind w:left="432"/>
+        <w:jc w:val="both"/>
       </w:pPr>
       <w:r>
         <w:rPr>
           <w:rFonts w:ascii="Microsoft YaHei" w:hAnsi="Microsoft YaHei" w:eastAsia="Microsoft YaHei"/>
           <w:sz w:val="21"/>
         </w:rPr>
-        <w:t>● 照片命名规范（日期+内容）</w:t>
+        <w:t>- 照片命名规范（日期+内容）</w:t>
       </w:r>
     </w:p>
     <w:p>
       <w:pPr>
-        <w:ind w:left="432"/>
+        <w:jc w:val="both"/>
       </w:pPr>
       <w:r>
         <w:rPr>
           <w:rFonts w:ascii="Microsoft YaHei" w:hAnsi="Microsoft YaHei" w:eastAsia="Microsoft YaHei"/>
           <w:sz w:val="21"/>
         </w:rPr>
-        <w:t>● 定期整理照片</w:t>
+        <w:t>- 定期整理照片</w:t>
       </w:r>
     </w:p>
     <w:p>
       <w:pPr>
         <w:pStyle w:val="Heading3"/>
-        <w:jc w:val="left"/>
       </w:pPr>
       <w:r>
         <w:rPr>
@@ -1559,428 +1051,39 @@
     <w:p>
       <w:pPr>
         <w:pStyle w:val="Heading4"/>
-        <w:jc w:val="left"/>
       </w:pPr>
       <w:r>
         <w:rPr>
           <w:rFonts w:ascii="Microsoft YaHei" w:hAnsi="Microsoft YaHei" w:eastAsia="Microsoft YaHei"/>
           <w:b/>
-          <w:sz w:val="22"/>
+          <w:color w:val="2E5A4C"/>
+          <w:sz w:val="24"/>
         </w:rPr>
         <w:t>拍照规范</w:t>
       </w:r>
     </w:p>
-    <w:tbl>
-      <w:tblPr>
-        <w:tblStyle w:val="TableGrid"/>
-        <w:tblW w:type="auto" w:w="0"/>
-        <w:tblLook w:firstColumn="1" w:firstRow="1" w:lastColumn="0" w:lastRow="0" w:noHBand="0" w:noVBand="1" w:val="04A0"/>
-      </w:tblPr>
-      <w:tblGrid>
-        <w:gridCol w:w="2880"/>
-        <w:gridCol w:w="2880"/>
-        <w:gridCol w:w="2880"/>
-      </w:tblGrid>
-      <w:tr>
-        <w:tc>
-          <w:tcPr>
-            <w:tcW w:type="dxa" w:w="2880"/>
-          </w:tcPr>
-          <w:p>
-            <w:pPr>
-              <w:jc w:val="center"/>
-            </w:pPr>
-            <w:r>
-              <w:rPr>
-                <w:rFonts w:ascii="Microsoft YaHei" w:hAnsi="Microsoft YaHei" w:eastAsia="Microsoft YaHei"/>
-                <w:b/>
-                <w:sz w:val="20"/>
-              </w:rPr>
-              <w:t>拍摄对象</w:t>
-            </w:r>
-          </w:p>
-        </w:tc>
-        <w:tc>
-          <w:tcPr>
-            <w:tcW w:type="dxa" w:w="2880"/>
-          </w:tcPr>
-          <w:p>
-            <w:pPr>
-              <w:jc w:val="center"/>
-            </w:pPr>
-            <w:r>
-              <w:rPr>
-                <w:rFonts w:ascii="Microsoft YaHei" w:hAnsi="Microsoft YaHei" w:eastAsia="Microsoft YaHei"/>
-                <w:b/>
-                <w:sz w:val="20"/>
-              </w:rPr>
-              <w:t>拍摄要求</w:t>
-            </w:r>
-          </w:p>
-        </w:tc>
-        <w:tc>
-          <w:tcPr>
-            <w:tcW w:type="dxa" w:w="2880"/>
-          </w:tcPr>
-          <w:p>
-            <w:pPr>
-              <w:jc w:val="center"/>
-            </w:pPr>
-            <w:r>
-              <w:rPr>
-                <w:rFonts w:ascii="Microsoft YaHei" w:hAnsi="Microsoft YaHei" w:eastAsia="Microsoft YaHei"/>
-                <w:b/>
-                <w:sz w:val="20"/>
-              </w:rPr>
-              <w:t>用途</w:t>
-            </w:r>
-          </w:p>
-        </w:tc>
-      </w:tr>
-      <w:tr>
-        <w:tc>
-          <w:tcPr>
-            <w:tcW w:type="dxa" w:w="2880"/>
-          </w:tcPr>
-          <w:p>
-            <w:pPr>
-              <w:jc w:val="left"/>
-            </w:pPr>
-            <w:r>
-              <w:rPr>
-                <w:rFonts w:ascii="Microsoft YaHei" w:hAnsi="Microsoft YaHei" w:eastAsia="Microsoft YaHei"/>
-                <w:sz w:val="19"/>
-              </w:rPr>
-              <w:t>**公示牌**</w:t>
-            </w:r>
-          </w:p>
-        </w:tc>
-        <w:tc>
-          <w:tcPr>
-            <w:tcW w:type="dxa" w:w="2880"/>
-          </w:tcPr>
-          <w:p>
-            <w:pPr>
-              <w:jc w:val="left"/>
-            </w:pPr>
-            <w:r>
-              <w:rPr>
-                <w:rFonts w:ascii="Microsoft YaHei" w:hAnsi="Microsoft YaHei" w:eastAsia="Microsoft YaHei"/>
-                <w:sz w:val="19"/>
-              </w:rPr>
-              <w:t>近景+远景，清晰可见</w:t>
-            </w:r>
-          </w:p>
-        </w:tc>
-        <w:tc>
-          <w:tcPr>
-            <w:tcW w:type="dxa" w:w="2880"/>
-          </w:tcPr>
-          <w:p>
-            <w:pPr>
-              <w:jc w:val="left"/>
-            </w:pPr>
-            <w:r>
-              <w:rPr>
-                <w:rFonts w:ascii="Microsoft YaHei" w:hAnsi="Microsoft YaHei" w:eastAsia="Microsoft YaHei"/>
-                <w:sz w:val="19"/>
-              </w:rPr>
-              <w:t>工作记录</w:t>
-            </w:r>
-          </w:p>
-        </w:tc>
-      </w:tr>
-      <w:tr>
-        <w:tc>
-          <w:tcPr>
-            <w:tcW w:type="dxa" w:w="2880"/>
-          </w:tcPr>
-          <w:p>
-            <w:pPr>
-              <w:jc w:val="left"/>
-            </w:pPr>
-            <w:r>
-              <w:rPr>
-                <w:rFonts w:ascii="Microsoft YaHei" w:hAnsi="Microsoft YaHei" w:eastAsia="Microsoft YaHei"/>
-                <w:sz w:val="19"/>
-              </w:rPr>
-              <w:t>**微信群**</w:t>
-            </w:r>
-          </w:p>
-        </w:tc>
-        <w:tc>
-          <w:tcPr>
-            <w:tcW w:type="dxa" w:w="2880"/>
-          </w:tcPr>
-          <w:p>
-            <w:pPr>
-              <w:jc w:val="left"/>
-            </w:pPr>
-            <w:r>
-              <w:rPr>
-                <w:rFonts w:ascii="Microsoft YaHei" w:hAnsi="Microsoft YaHei" w:eastAsia="Microsoft YaHei"/>
-                <w:sz w:val="19"/>
-              </w:rPr>
-              <w:t>截图群成员列表+自我介绍</w:t>
-            </w:r>
-          </w:p>
-        </w:tc>
-        <w:tc>
-          <w:tcPr>
-            <w:tcW w:type="dxa" w:w="2880"/>
-          </w:tcPr>
-          <w:p>
-            <w:pPr>
-              <w:jc w:val="left"/>
-            </w:pPr>
-            <w:r>
-              <w:rPr>
-                <w:rFonts w:ascii="Microsoft YaHei" w:hAnsi="Microsoft YaHei" w:eastAsia="Microsoft YaHei"/>
-                <w:sz w:val="19"/>
-              </w:rPr>
-              <w:t>工作记录</w:t>
-            </w:r>
-          </w:p>
-        </w:tc>
-      </w:tr>
-      <w:tr>
-        <w:tc>
-          <w:tcPr>
-            <w:tcW w:type="dxa" w:w="2880"/>
-          </w:tcPr>
-          <w:p>
-            <w:pPr>
-              <w:jc w:val="left"/>
-            </w:pPr>
-            <w:r>
-              <w:rPr>
-                <w:rFonts w:ascii="Microsoft YaHei" w:hAnsi="Microsoft YaHei" w:eastAsia="Microsoft YaHei"/>
-                <w:sz w:val="19"/>
-              </w:rPr>
-              <w:t>**客户走访**</w:t>
-            </w:r>
-          </w:p>
-        </w:tc>
-        <w:tc>
-          <w:tcPr>
-            <w:tcW w:type="dxa" w:w="2880"/>
-          </w:tcPr>
-          <w:p>
-            <w:pPr>
-              <w:jc w:val="left"/>
-            </w:pPr>
-            <w:r>
-              <w:rPr>
-                <w:rFonts w:ascii="Microsoft YaHei" w:hAnsi="Microsoft YaHei" w:eastAsia="Microsoft YaHei"/>
-                <w:sz w:val="19"/>
-              </w:rPr>
-              <w:t>与客户合影（经同意）</w:t>
-            </w:r>
-          </w:p>
-        </w:tc>
-        <w:tc>
-          <w:tcPr>
-            <w:tcW w:type="dxa" w:w="2880"/>
-          </w:tcPr>
-          <w:p>
-            <w:pPr>
-              <w:jc w:val="left"/>
-            </w:pPr>
-            <w:r>
-              <w:rPr>
-                <w:rFonts w:ascii="Microsoft YaHei" w:hAnsi="Microsoft YaHei" w:eastAsia="Microsoft YaHei"/>
-                <w:sz w:val="19"/>
-              </w:rPr>
-              <w:t>工作佐证</w:t>
-            </w:r>
-          </w:p>
-        </w:tc>
-      </w:tr>
-      <w:tr>
-        <w:tc>
-          <w:tcPr>
-            <w:tcW w:type="dxa" w:w="2880"/>
-          </w:tcPr>
-          <w:p>
-            <w:pPr>
-              <w:jc w:val="left"/>
-            </w:pPr>
-            <w:r>
-              <w:rPr>
-                <w:rFonts w:ascii="Microsoft YaHei" w:hAnsi="Microsoft YaHei" w:eastAsia="Microsoft YaHei"/>
-                <w:sz w:val="19"/>
-              </w:rPr>
-              <w:t>**配电房**</w:t>
-            </w:r>
-          </w:p>
-        </w:tc>
-        <w:tc>
-          <w:tcPr>
-            <w:tcW w:type="dxa" w:w="2880"/>
-          </w:tcPr>
-          <w:p>
-            <w:pPr>
-              <w:jc w:val="left"/>
-            </w:pPr>
-            <w:r>
-              <w:rPr>
-                <w:rFonts w:ascii="Microsoft YaHei" w:hAnsi="Microsoft YaHei" w:eastAsia="Microsoft YaHei"/>
-                <w:sz w:val="19"/>
-              </w:rPr>
-              <w:t>全貌+设备细节+问题点</w:t>
-            </w:r>
-          </w:p>
-        </w:tc>
-        <w:tc>
-          <w:tcPr>
-            <w:tcW w:type="dxa" w:w="2880"/>
-          </w:tcPr>
-          <w:p>
-            <w:pPr>
-              <w:jc w:val="left"/>
-            </w:pPr>
-            <w:r>
-              <w:rPr>
-                <w:rFonts w:ascii="Microsoft YaHei" w:hAnsi="Microsoft YaHei" w:eastAsia="Microsoft YaHei"/>
-                <w:sz w:val="19"/>
-              </w:rPr>
-              <w:t>检查记录</w:t>
-            </w:r>
-          </w:p>
-        </w:tc>
-      </w:tr>
-      <w:tr>
-        <w:tc>
-          <w:tcPr>
-            <w:tcW w:type="dxa" w:w="2880"/>
-          </w:tcPr>
-          <w:p>
-            <w:pPr>
-              <w:jc w:val="left"/>
-            </w:pPr>
-            <w:r>
-              <w:rPr>
-                <w:rFonts w:ascii="Microsoft YaHei" w:hAnsi="Microsoft YaHei" w:eastAsia="Microsoft YaHei"/>
-                <w:sz w:val="19"/>
-              </w:rPr>
-              <w:t>**隐患**</w:t>
-            </w:r>
-          </w:p>
-        </w:tc>
-        <w:tc>
-          <w:tcPr>
-            <w:tcW w:type="dxa" w:w="2880"/>
-          </w:tcPr>
-          <w:p>
-            <w:pPr>
-              <w:jc w:val="left"/>
-            </w:pPr>
-            <w:r>
-              <w:rPr>
-                <w:rFonts w:ascii="Microsoft YaHei" w:hAnsi="Microsoft YaHei" w:eastAsia="Microsoft YaHei"/>
-                <w:sz w:val="19"/>
-              </w:rPr>
-              <w:t>全景+细节+参照物</w:t>
-            </w:r>
-          </w:p>
-        </w:tc>
-        <w:tc>
-          <w:tcPr>
-            <w:tcW w:type="dxa" w:w="2880"/>
-          </w:tcPr>
-          <w:p>
-            <w:pPr>
-              <w:jc w:val="left"/>
-            </w:pPr>
-            <w:r>
-              <w:rPr>
-                <w:rFonts w:ascii="Microsoft YaHei" w:hAnsi="Microsoft YaHei" w:eastAsia="Microsoft YaHei"/>
-                <w:sz w:val="19"/>
-              </w:rPr>
-              <w:t>整改跟踪</w:t>
-            </w:r>
-          </w:p>
-        </w:tc>
-      </w:tr>
-      <w:tr>
-        <w:tc>
-          <w:tcPr>
-            <w:tcW w:type="dxa" w:w="2880"/>
-          </w:tcPr>
-          <w:p>
-            <w:pPr>
-              <w:jc w:val="left"/>
-            </w:pPr>
-            <w:r>
-              <w:rPr>
-                <w:rFonts w:ascii="Microsoft YaHei" w:hAnsi="Microsoft YaHei" w:eastAsia="Microsoft YaHei"/>
-                <w:sz w:val="19"/>
-              </w:rPr>
-              <w:t>**应急资源**</w:t>
-            </w:r>
-          </w:p>
-        </w:tc>
-        <w:tc>
-          <w:tcPr>
-            <w:tcW w:type="dxa" w:w="2880"/>
-          </w:tcPr>
-          <w:p>
-            <w:pPr>
-              <w:jc w:val="left"/>
-            </w:pPr>
-            <w:r>
-              <w:rPr>
-                <w:rFonts w:ascii="Microsoft YaHei" w:hAnsi="Microsoft YaHei" w:eastAsia="Microsoft YaHei"/>
-                <w:sz w:val="19"/>
-              </w:rPr>
-              <w:t>接入点+通道+标识</w:t>
-            </w:r>
-          </w:p>
-        </w:tc>
-        <w:tc>
-          <w:tcPr>
-            <w:tcW w:type="dxa" w:w="2880"/>
-          </w:tcPr>
-          <w:p>
-            <w:pPr>
-              <w:jc w:val="left"/>
-            </w:pPr>
-            <w:r>
-              <w:rPr>
-                <w:rFonts w:ascii="Microsoft YaHei" w:hAnsi="Microsoft YaHei" w:eastAsia="Microsoft YaHei"/>
-                <w:sz w:val="19"/>
-              </w:rPr>
-              <w:t>知识库建设</w:t>
-            </w:r>
-          </w:p>
-        </w:tc>
-      </w:tr>
-    </w:tbl>
-    <w:p/>
     <w:p>
       <w:pPr>
         <w:pStyle w:val="Heading4"/>
-        <w:jc w:val="left"/>
       </w:pPr>
       <w:r>
         <w:rPr>
           <w:rFonts w:ascii="Microsoft YaHei" w:hAnsi="Microsoft YaHei" w:eastAsia="Microsoft YaHei"/>
           <w:b/>
-          <w:sz w:val="22"/>
+          <w:color w:val="2E5A4C"/>
+          <w:sz w:val="24"/>
         </w:rPr>
         <w:t>照片命名规范</w:t>
       </w:r>
     </w:p>
     <w:p>
       <w:pPr>
-        <w:spacing w:before="120" w:after="120"/>
-        <w:ind w:left="432"/>
+        <w:jc w:val="both"/>
       </w:pPr>
       <w:r>
         <w:rPr>
-          <w:rFonts w:ascii="Courier New" w:hAnsi="Courier New"/>
-          <w:color w:val="646464"/>
-          <w:sz w:val="18"/>
+          <w:rFonts w:ascii="Microsoft YaHei" w:hAnsi="Microsoft YaHei" w:eastAsia="Microsoft YaHei"/>
+          <w:sz w:val="21"/>
         </w:rPr>
         <w:t>格式：日期_小区名_内容_序号</w:t>
         <w:br/>
@@ -2001,7 +1104,207 @@
     <w:p>
       <w:pPr>
         <w:pStyle w:val="Heading2"/>
-        <w:jc w:val="left"/>
+      </w:pPr>
+      <w:r>
+        <w:rPr>
+          <w:rFonts w:ascii="Microsoft YaHei" w:hAnsi="Microsoft YaHei" w:eastAsia="Microsoft YaHei"/>
+          <w:b/>
+          <w:color w:val="1B365D"/>
+          <w:sz w:val="28"/>
+        </w:rPr>
+        <w:t>三、补充内容二：表单模板库</w:t>
+      </w:r>
+    </w:p>
+    <w:p>
+      <w:pPr>
+        <w:pStyle w:val="Heading3"/>
+      </w:pPr>
+      <w:r>
+        <w:rPr>
+          <w:rFonts w:ascii="Microsoft YaHei" w:hAnsi="Microsoft YaHei" w:eastAsia="Microsoft YaHei"/>
+          <w:b/>
+          <w:color w:val="2E5A4C"/>
+          <w:sz w:val="24"/>
+        </w:rPr>
+        <w:t>3.1 表单清单</w:t>
+      </w:r>
+    </w:p>
+    <w:p>
+      <w:pPr>
+        <w:pStyle w:val="Heading3"/>
+      </w:pPr>
+      <w:r>
+        <w:rPr>
+          <w:rFonts w:ascii="Microsoft YaHei" w:hAnsi="Microsoft YaHei" w:eastAsia="Microsoft YaHei"/>
+          <w:b/>
+          <w:color w:val="2E5A4C"/>
+          <w:sz w:val="24"/>
+        </w:rPr>
+        <w:t>3.2 关键表单模板</w:t>
+      </w:r>
+    </w:p>
+    <w:p>
+      <w:pPr>
+        <w:pStyle w:val="Heading4"/>
+      </w:pPr>
+      <w:r>
+        <w:rPr>
+          <w:rFonts w:ascii="Microsoft YaHei" w:hAnsi="Microsoft YaHei" w:eastAsia="Microsoft YaHei"/>
+          <w:b/>
+          <w:color w:val="2E5A4C"/>
+          <w:sz w:val="24"/>
+        </w:rPr>
+        <w:t>表单1：驻点工作计划表（BD-001）</w:t>
+      </w:r>
+    </w:p>
+    <w:p>
+      <w:pPr>
+        <w:jc w:val="center"/>
+      </w:pPr>
+      <w:r>
+        <w:drawing>
+          <wp:inline xmlns:a="http://schemas.openxmlformats.org/drawingml/2006/main" xmlns:pic="http://schemas.openxmlformats.org/drawingml/2006/picture">
+            <wp:extent cx="5029200" cy="6796216"/>
+            <wp:docPr id="1" name="Picture 1"/>
+            <wp:cNvGraphicFramePr>
+              <a:graphicFrameLocks noChangeAspect="1"/>
+            </wp:cNvGraphicFramePr>
+            <a:graphic>
+              <a:graphicData uri="http://schemas.openxmlformats.org/drawingml/2006/picture">
+                <pic:pic>
+                  <pic:nvPicPr>
+                    <pic:cNvPr id="0" name="ascii_img_001.png"/>
+                    <pic:cNvPicPr/>
+                  </pic:nvPicPr>
+                  <pic:blipFill>
+                    <a:blip r:embed="rId9"/>
+                    <a:stretch>
+                      <a:fillRect/>
+                    </a:stretch>
+                  </pic:blipFill>
+                  <pic:spPr>
+                    <a:xfrm>
+                      <a:off x="0" y="0"/>
+                      <a:ext cx="5029200" cy="6796216"/>
+                    </a:xfrm>
+                    <a:prstGeom prst="rect"/>
+                  </pic:spPr>
+                </pic:pic>
+              </a:graphicData>
+            </a:graphic>
+          </wp:inline>
+        </w:drawing>
+      </w:r>
+    </w:p>
+    <w:p>
+      <w:pPr>
+        <w:pStyle w:val="Heading4"/>
+      </w:pPr>
+      <w:r>
+        <w:rPr>
+          <w:rFonts w:ascii="Microsoft YaHei" w:hAnsi="Microsoft YaHei" w:eastAsia="Microsoft YaHei"/>
+          <w:b/>
+          <w:color w:val="2E5A4C"/>
+          <w:sz w:val="24"/>
+        </w:rPr>
+        <w:t>表单2：重点客户走访记录表（BD-003）</w:t>
+      </w:r>
+    </w:p>
+    <w:p>
+      <w:pPr>
+        <w:jc w:val="center"/>
+      </w:pPr>
+      <w:r>
+        <w:drawing>
+          <wp:inline xmlns:a="http://schemas.openxmlformats.org/drawingml/2006/main" xmlns:pic="http://schemas.openxmlformats.org/drawingml/2006/picture">
+            <wp:extent cx="5029200" cy="7430530"/>
+            <wp:docPr id="2" name="Picture 2"/>
+            <wp:cNvGraphicFramePr>
+              <a:graphicFrameLocks noChangeAspect="1"/>
+            </wp:cNvGraphicFramePr>
+            <a:graphic>
+              <a:graphicData uri="http://schemas.openxmlformats.org/drawingml/2006/picture">
+                <pic:pic>
+                  <pic:nvPicPr>
+                    <pic:cNvPr id="0" name="ascii_img_002.png"/>
+                    <pic:cNvPicPr/>
+                  </pic:nvPicPr>
+                  <pic:blipFill>
+                    <a:blip r:embed="rId10"/>
+                    <a:stretch>
+                      <a:fillRect/>
+                    </a:stretch>
+                  </pic:blipFill>
+                  <pic:spPr>
+                    <a:xfrm>
+                      <a:off x="0" y="0"/>
+                      <a:ext cx="5029200" cy="7430530"/>
+                    </a:xfrm>
+                    <a:prstGeom prst="rect"/>
+                  </pic:spPr>
+                </pic:pic>
+              </a:graphicData>
+            </a:graphic>
+          </wp:inline>
+        </w:drawing>
+      </w:r>
+    </w:p>
+    <w:p>
+      <w:pPr>
+        <w:pStyle w:val="Heading4"/>
+      </w:pPr>
+      <w:r>
+        <w:rPr>
+          <w:rFonts w:ascii="Microsoft YaHei" w:hAnsi="Microsoft YaHei" w:eastAsia="Microsoft YaHei"/>
+          <w:b/>
+          <w:color w:val="2E5A4C"/>
+          <w:sz w:val="24"/>
+        </w:rPr>
+        <w:t>表单3：配电房检查表（BD-004）</w:t>
+      </w:r>
+    </w:p>
+    <w:p>
+      <w:pPr>
+        <w:jc w:val="center"/>
+      </w:pPr>
+      <w:r>
+        <w:drawing>
+          <wp:inline xmlns:a="http://schemas.openxmlformats.org/drawingml/2006/main" xmlns:pic="http://schemas.openxmlformats.org/drawingml/2006/picture">
+            <wp:extent cx="5029200" cy="7906265"/>
+            <wp:docPr id="3" name="Picture 3"/>
+            <wp:cNvGraphicFramePr>
+              <a:graphicFrameLocks noChangeAspect="1"/>
+            </wp:cNvGraphicFramePr>
+            <a:graphic>
+              <a:graphicData uri="http://schemas.openxmlformats.org/drawingml/2006/picture">
+                <pic:pic>
+                  <pic:nvPicPr>
+                    <pic:cNvPr id="0" name="ascii_img_003.png"/>
+                    <pic:cNvPicPr/>
+                  </pic:nvPicPr>
+                  <pic:blipFill>
+                    <a:blip r:embed="rId11"/>
+                    <a:stretch>
+                      <a:fillRect/>
+                    </a:stretch>
+                  </pic:blipFill>
+                  <pic:spPr>
+                    <a:xfrm>
+                      <a:off x="0" y="0"/>
+                      <a:ext cx="5029200" cy="7906265"/>
+                    </a:xfrm>
+                    <a:prstGeom prst="rect"/>
+                  </pic:spPr>
+                </pic:pic>
+              </a:graphicData>
+            </a:graphic>
+          </wp:inline>
+        </w:drawing>
+      </w:r>
+    </w:p>
+    <w:p>
+      <w:pPr>
+        <w:pStyle w:val="Heading2"/>
       </w:pPr>
       <w:r>
         <w:rPr>
@@ -2016,7 +1319,6 @@
     <w:p>
       <w:pPr>
         <w:pStyle w:val="Heading3"/>
-        <w:jc w:val="left"/>
       </w:pPr>
       <w:r>
         <w:rPr>
@@ -2030,56 +1332,55 @@
     </w:p>
     <w:p>
       <w:pPr>
-        <w:ind w:left="432"/>
+        <w:jc w:val="both"/>
       </w:pPr>
       <w:r>
         <w:rPr>
           <w:rFonts w:ascii="Microsoft YaHei" w:hAnsi="Microsoft YaHei" w:eastAsia="Microsoft YaHei"/>
           <w:sz w:val="21"/>
         </w:rPr>
-        <w:t>● 理解驻点工作的核心价值和新体系</w:t>
+        <w:t>- 理解驻点工作的核心价值和新体系</w:t>
       </w:r>
     </w:p>
     <w:p>
       <w:pPr>
-        <w:ind w:left="432"/>
+        <w:jc w:val="both"/>
       </w:pPr>
       <w:r>
         <w:rPr>
           <w:rFonts w:ascii="Microsoft YaHei" w:hAnsi="Microsoft YaHei" w:eastAsia="Microsoft YaHei"/>
           <w:sz w:val="21"/>
         </w:rPr>
-        <w:t>● 掌握新工作流程和操作规范</w:t>
+        <w:t>- 掌握新工作流程和操作规范</w:t>
       </w:r>
     </w:p>
     <w:p>
       <w:pPr>
-        <w:ind w:left="432"/>
+        <w:jc w:val="both"/>
       </w:pPr>
       <w:r>
         <w:rPr>
           <w:rFonts w:ascii="Microsoft YaHei" w:hAnsi="Microsoft YaHei" w:eastAsia="Microsoft YaHei"/>
           <w:sz w:val="21"/>
         </w:rPr>
-        <w:t>● 熟练使用数字化工具</w:t>
+        <w:t>- 熟练使用数字化工具</w:t>
       </w:r>
     </w:p>
     <w:p>
       <w:pPr>
-        <w:ind w:left="432"/>
+        <w:jc w:val="both"/>
       </w:pPr>
       <w:r>
         <w:rPr>
           <w:rFonts w:ascii="Microsoft YaHei" w:hAnsi="Microsoft YaHei" w:eastAsia="Microsoft YaHei"/>
           <w:sz w:val="21"/>
         </w:rPr>
-        <w:t>● 能够独立完成驻点工作</w:t>
+        <w:t>- 能够独立完成驻点工作</w:t>
       </w:r>
     </w:p>
     <w:p>
       <w:pPr>
         <w:pStyle w:val="Heading3"/>
-        <w:jc w:val="left"/>
       </w:pPr>
       <w:r>
         <w:rPr>
@@ -2091,238 +1392,9 @@
         <w:t>4.2 培训对象</w:t>
       </w:r>
     </w:p>
-    <w:tbl>
-      <w:tblPr>
-        <w:tblStyle w:val="TableGrid"/>
-        <w:tblW w:type="auto" w:w="0"/>
-        <w:tblLook w:firstColumn="1" w:firstRow="1" w:lastColumn="0" w:lastRow="0" w:noHBand="0" w:noVBand="1" w:val="04A0"/>
-      </w:tblPr>
-      <w:tblGrid>
-        <w:gridCol w:w="2880"/>
-        <w:gridCol w:w="2880"/>
-        <w:gridCol w:w="2880"/>
-      </w:tblGrid>
-      <w:tr>
-        <w:tc>
-          <w:tcPr>
-            <w:tcW w:type="dxa" w:w="2880"/>
-          </w:tcPr>
-          <w:p>
-            <w:pPr>
-              <w:jc w:val="center"/>
-            </w:pPr>
-            <w:r>
-              <w:rPr>
-                <w:rFonts w:ascii="Microsoft YaHei" w:hAnsi="Microsoft YaHei" w:eastAsia="Microsoft YaHei"/>
-                <w:b/>
-                <w:sz w:val="20"/>
-              </w:rPr>
-              <w:t>对象</w:t>
-            </w:r>
-          </w:p>
-        </w:tc>
-        <w:tc>
-          <w:tcPr>
-            <w:tcW w:type="dxa" w:w="2880"/>
-          </w:tcPr>
-          <w:p>
-            <w:pPr>
-              <w:jc w:val="center"/>
-            </w:pPr>
-            <w:r>
-              <w:rPr>
-                <w:rFonts w:ascii="Microsoft YaHei" w:hAnsi="Microsoft YaHei" w:eastAsia="Microsoft YaHei"/>
-                <w:b/>
-                <w:sz w:val="20"/>
-              </w:rPr>
-              <w:t>培训重点</w:t>
-            </w:r>
-          </w:p>
-        </w:tc>
-        <w:tc>
-          <w:tcPr>
-            <w:tcW w:type="dxa" w:w="2880"/>
-          </w:tcPr>
-          <w:p>
-            <w:pPr>
-              <w:jc w:val="center"/>
-            </w:pPr>
-            <w:r>
-              <w:rPr>
-                <w:rFonts w:ascii="Microsoft YaHei" w:hAnsi="Microsoft YaHei" w:eastAsia="Microsoft YaHei"/>
-                <w:b/>
-                <w:sz w:val="20"/>
-              </w:rPr>
-              <w:t>培训时长</w:t>
-            </w:r>
-          </w:p>
-        </w:tc>
-      </w:tr>
-      <w:tr>
-        <w:tc>
-          <w:tcPr>
-            <w:tcW w:type="dxa" w:w="2880"/>
-          </w:tcPr>
-          <w:p>
-            <w:pPr>
-              <w:jc w:val="left"/>
-            </w:pPr>
-            <w:r>
-              <w:rPr>
-                <w:rFonts w:ascii="Microsoft YaHei" w:hAnsi="Microsoft YaHei" w:eastAsia="Microsoft YaHei"/>
-                <w:sz w:val="19"/>
-              </w:rPr>
-              <w:t>**客户经理**</w:t>
-            </w:r>
-          </w:p>
-        </w:tc>
-        <w:tc>
-          <w:tcPr>
-            <w:tcW w:type="dxa" w:w="2880"/>
-          </w:tcPr>
-          <w:p>
-            <w:pPr>
-              <w:jc w:val="left"/>
-            </w:pPr>
-            <w:r>
-              <w:rPr>
-                <w:rFonts w:ascii="Microsoft YaHei" w:hAnsi="Microsoft YaHei" w:eastAsia="Microsoft YaHei"/>
-                <w:sz w:val="19"/>
-              </w:rPr>
-              <w:t>全流程、全工具</w:t>
-            </w:r>
-          </w:p>
-        </w:tc>
-        <w:tc>
-          <w:tcPr>
-            <w:tcW w:type="dxa" w:w="2880"/>
-          </w:tcPr>
-          <w:p>
-            <w:pPr>
-              <w:jc w:val="left"/>
-            </w:pPr>
-            <w:r>
-              <w:rPr>
-                <w:rFonts w:ascii="Microsoft YaHei" w:hAnsi="Microsoft YaHei" w:eastAsia="Microsoft YaHei"/>
-                <w:sz w:val="19"/>
-              </w:rPr>
-              <w:t>2天</w:t>
-            </w:r>
-          </w:p>
-        </w:tc>
-      </w:tr>
-      <w:tr>
-        <w:tc>
-          <w:tcPr>
-            <w:tcW w:type="dxa" w:w="2880"/>
-          </w:tcPr>
-          <w:p>
-            <w:pPr>
-              <w:jc w:val="left"/>
-            </w:pPr>
-            <w:r>
-              <w:rPr>
-                <w:rFonts w:ascii="Microsoft YaHei" w:hAnsi="Microsoft YaHei" w:eastAsia="Microsoft YaHei"/>
-                <w:sz w:val="19"/>
-              </w:rPr>
-              <w:t>**供电所管理人员**</w:t>
-            </w:r>
-          </w:p>
-        </w:tc>
-        <w:tc>
-          <w:tcPr>
-            <w:tcW w:type="dxa" w:w="2880"/>
-          </w:tcPr>
-          <w:p>
-            <w:pPr>
-              <w:jc w:val="left"/>
-            </w:pPr>
-            <w:r>
-              <w:rPr>
-                <w:rFonts w:ascii="Microsoft YaHei" w:hAnsi="Microsoft YaHei" w:eastAsia="Microsoft YaHei"/>
-                <w:sz w:val="19"/>
-              </w:rPr>
-              <w:t>管理体系、考核评估</w:t>
-            </w:r>
-          </w:p>
-        </w:tc>
-        <w:tc>
-          <w:tcPr>
-            <w:tcW w:type="dxa" w:w="2880"/>
-          </w:tcPr>
-          <w:p>
-            <w:pPr>
-              <w:jc w:val="left"/>
-            </w:pPr>
-            <w:r>
-              <w:rPr>
-                <w:rFonts w:ascii="Microsoft YaHei" w:hAnsi="Microsoft YaHei" w:eastAsia="Microsoft YaHei"/>
-                <w:sz w:val="19"/>
-              </w:rPr>
-              <w:t>1天</w:t>
-            </w:r>
-          </w:p>
-        </w:tc>
-      </w:tr>
-      <w:tr>
-        <w:tc>
-          <w:tcPr>
-            <w:tcW w:type="dxa" w:w="2880"/>
-          </w:tcPr>
-          <w:p>
-            <w:pPr>
-              <w:jc w:val="left"/>
-            </w:pPr>
-            <w:r>
-              <w:rPr>
-                <w:rFonts w:ascii="Microsoft YaHei" w:hAnsi="Microsoft YaHei" w:eastAsia="Microsoft YaHei"/>
-                <w:sz w:val="19"/>
-              </w:rPr>
-              <w:t>**社区联络员**</w:t>
-            </w:r>
-          </w:p>
-        </w:tc>
-        <w:tc>
-          <w:tcPr>
-            <w:tcW w:type="dxa" w:w="2880"/>
-          </w:tcPr>
-          <w:p>
-            <w:pPr>
-              <w:jc w:val="left"/>
-            </w:pPr>
-            <w:r>
-              <w:rPr>
-                <w:rFonts w:ascii="Microsoft YaHei" w:hAnsi="Microsoft YaHei" w:eastAsia="Microsoft YaHei"/>
-                <w:sz w:val="19"/>
-              </w:rPr>
-              <w:t>协同机制、服务内容</w:t>
-            </w:r>
-          </w:p>
-        </w:tc>
-        <w:tc>
-          <w:tcPr>
-            <w:tcW w:type="dxa" w:w="2880"/>
-          </w:tcPr>
-          <w:p>
-            <w:pPr>
-              <w:jc w:val="left"/>
-            </w:pPr>
-            <w:r>
-              <w:rPr>
-                <w:rFonts w:ascii="Microsoft YaHei" w:hAnsi="Microsoft YaHei" w:eastAsia="Microsoft YaHei"/>
-                <w:sz w:val="19"/>
-              </w:rPr>
-              <w:t>0.5天</w:t>
-            </w:r>
-          </w:p>
-        </w:tc>
-      </w:tr>
-    </w:tbl>
-    <w:p/>
     <w:p>
       <w:pPr>
         <w:pStyle w:val="Heading3"/>
-        <w:jc w:val="left"/>
       </w:pPr>
       <w:r>
         <w:rPr>
@@ -2337,13 +1409,13 @@
     <w:p>
       <w:pPr>
         <w:pStyle w:val="Heading4"/>
-        <w:jc w:val="left"/>
       </w:pPr>
       <w:r>
         <w:rPr>
           <w:rFonts w:ascii="Microsoft YaHei" w:hAnsi="Microsoft YaHei" w:eastAsia="Microsoft YaHei"/>
           <w:b/>
-          <w:sz w:val="22"/>
+          <w:color w:val="2E5A4C"/>
+          <w:sz w:val="24"/>
         </w:rPr>
         <w:t>课程1：驻点工作体系概述（2小时）</w:t>
       </w:r>
@@ -2362,62 +1434,62 @@
     </w:p>
     <w:p>
       <w:pPr>
-        <w:ind w:left="432"/>
+        <w:jc w:val="both"/>
       </w:pPr>
       <w:r>
         <w:rPr>
           <w:rFonts w:ascii="Microsoft YaHei" w:hAnsi="Microsoft YaHei" w:eastAsia="Microsoft YaHei"/>
           <w:sz w:val="21"/>
         </w:rPr>
-        <w:t>● 武侯模式的定位：流动式驻点</w:t>
+        <w:t>- 武侯模式的定位：流动式驻点</w:t>
       </w:r>
     </w:p>
     <w:p>
       <w:pPr>
-        <w:ind w:left="432"/>
+        <w:jc w:val="both"/>
       </w:pPr>
       <w:r>
         <w:rPr>
           <w:rFonts w:ascii="Microsoft YaHei" w:hAnsi="Microsoft YaHei" w:eastAsia="Microsoft YaHei"/>
           <w:sz w:val="21"/>
         </w:rPr>
-        <w:t>● 三大领域协同模型</w:t>
+        <w:t>- 三大领域协同模型</w:t>
       </w:r>
     </w:p>
     <w:p>
       <w:pPr>
-        <w:ind w:left="432"/>
+        <w:jc w:val="both"/>
       </w:pPr>
       <w:r>
         <w:rPr>
           <w:rFonts w:ascii="Microsoft YaHei" w:hAnsi="Microsoft YaHei" w:eastAsia="Microsoft YaHei"/>
           <w:sz w:val="21"/>
         </w:rPr>
-        <w:t>● 信息前置机制</w:t>
+        <w:t>- 信息前置机制</w:t>
       </w:r>
     </w:p>
     <w:p>
       <w:pPr>
-        <w:ind w:left="432"/>
+        <w:jc w:val="both"/>
       </w:pPr>
       <w:r>
         <w:rPr>
           <w:rFonts w:ascii="Microsoft YaHei" w:hAnsi="Microsoft YaHei" w:eastAsia="Microsoft YaHei"/>
           <w:sz w:val="21"/>
         </w:rPr>
-        <w:t>● 社网共建模式</w:t>
+        <w:t>- 社网共建模式</w:t>
       </w:r>
     </w:p>
     <w:p>
       <w:pPr>
-        <w:ind w:left="432"/>
+        <w:jc w:val="both"/>
       </w:pPr>
       <w:r>
         <w:rPr>
           <w:rFonts w:ascii="Microsoft YaHei" w:hAnsi="Microsoft YaHei" w:eastAsia="Microsoft YaHei"/>
           <w:sz w:val="21"/>
         </w:rPr>
-        <w:t>● 知识库建设</w:t>
+        <w:t>- 知识库建设</w:t>
       </w:r>
     </w:p>
     <w:p>
@@ -2435,13 +1507,13 @@
     <w:p>
       <w:pPr>
         <w:pStyle w:val="Heading4"/>
-        <w:jc w:val="left"/>
       </w:pPr>
       <w:r>
         <w:rPr>
           <w:rFonts w:ascii="Microsoft YaHei" w:hAnsi="Microsoft YaHei" w:eastAsia="Microsoft YaHei"/>
           <w:b/>
-          <w:sz w:val="22"/>
+          <w:color w:val="2E5A4C"/>
+          <w:sz w:val="24"/>
         </w:rPr>
         <w:t>课程2：工作流程与规范（3小时）</w:t>
       </w:r>
@@ -2460,62 +1532,62 @@
     </w:p>
     <w:p>
       <w:pPr>
-        <w:ind w:left="432"/>
+        <w:jc w:val="both"/>
       </w:pPr>
       <w:r>
         <w:rPr>
           <w:rFonts w:ascii="Microsoft YaHei" w:hAnsi="Microsoft YaHei" w:eastAsia="Microsoft YaHei"/>
           <w:sz w:val="21"/>
         </w:rPr>
-        <w:t>● 驻点前准备工作</w:t>
+        <w:t>- 驻点前准备工作</w:t>
       </w:r>
     </w:p>
     <w:p>
       <w:pPr>
-        <w:ind w:left="432"/>
+        <w:jc w:val="both"/>
       </w:pPr>
       <w:r>
         <w:rPr>
           <w:rFonts w:ascii="Microsoft YaHei" w:hAnsi="Microsoft YaHei" w:eastAsia="Microsoft YaHei"/>
           <w:sz w:val="21"/>
         </w:rPr>
-        <w:t>● 驻点中执行规范</w:t>
+        <w:t>- 驻点中执行规范</w:t>
       </w:r>
     </w:p>
     <w:p>
       <w:pPr>
-        <w:ind w:left="432"/>
+        <w:jc w:val="both"/>
       </w:pPr>
       <w:r>
         <w:rPr>
           <w:rFonts w:ascii="Microsoft YaHei" w:hAnsi="Microsoft YaHei" w:eastAsia="Microsoft YaHei"/>
           <w:sz w:val="21"/>
         </w:rPr>
-        <w:t>● 驻点后跟踪总结</w:t>
+        <w:t>- 驻点后跟踪总结</w:t>
       </w:r>
     </w:p>
     <w:p>
       <w:pPr>
-        <w:ind w:left="432"/>
+        <w:jc w:val="both"/>
       </w:pPr>
       <w:r>
         <w:rPr>
           <w:rFonts w:ascii="Microsoft YaHei" w:hAnsi="Microsoft YaHei" w:eastAsia="Microsoft YaHei"/>
           <w:sz w:val="21"/>
         </w:rPr>
-        <w:t>● 表单填写规范</w:t>
+        <w:t>- 表单填写规范</w:t>
       </w:r>
     </w:p>
     <w:p>
       <w:pPr>
-        <w:ind w:left="432"/>
+        <w:jc w:val="both"/>
       </w:pPr>
       <w:r>
         <w:rPr>
           <w:rFonts w:ascii="Microsoft YaHei" w:hAnsi="Microsoft YaHei" w:eastAsia="Microsoft YaHei"/>
           <w:sz w:val="21"/>
         </w:rPr>
-        <w:t>● 照片拍摄规范</w:t>
+        <w:t>- 照片拍摄规范</w:t>
       </w:r>
     </w:p>
     <w:p>
@@ -2533,13 +1605,13 @@
     <w:p>
       <w:pPr>
         <w:pStyle w:val="Heading4"/>
-        <w:jc w:val="left"/>
       </w:pPr>
       <w:r>
         <w:rPr>
           <w:rFonts w:ascii="Microsoft YaHei" w:hAnsi="Microsoft YaHei" w:eastAsia="Microsoft YaHei"/>
           <w:b/>
-          <w:sz w:val="22"/>
+          <w:color w:val="2E5A4C"/>
+          <w:sz w:val="24"/>
         </w:rPr>
         <w:t>课程3：数字化工具使用（3小时）</w:t>
       </w:r>
@@ -2558,62 +1630,62 @@
     </w:p>
     <w:p>
       <w:pPr>
-        <w:ind w:left="432"/>
+        <w:jc w:val="both"/>
       </w:pPr>
       <w:r>
         <w:rPr>
           <w:rFonts w:ascii="Microsoft YaHei" w:hAnsi="Microsoft YaHei" w:eastAsia="Microsoft YaHei"/>
           <w:sz w:val="21"/>
         </w:rPr>
-        <w:t>● 企业微信使用</w:t>
+        <w:t>- 企业微信使用</w:t>
       </w:r>
     </w:p>
     <w:p>
       <w:pPr>
-        <w:ind w:left="432"/>
+        <w:jc w:val="both"/>
       </w:pPr>
       <w:r>
         <w:rPr>
           <w:rFonts w:ascii="Microsoft YaHei" w:hAnsi="Microsoft YaHei" w:eastAsia="Microsoft YaHei"/>
           <w:sz w:val="21"/>
         </w:rPr>
-        <w:t>● WPS多维表使用</w:t>
+        <w:t>- WPS多维表使用</w:t>
       </w:r>
     </w:p>
     <w:p>
       <w:pPr>
-        <w:ind w:left="432"/>
+        <w:jc w:val="both"/>
       </w:pPr>
       <w:r>
         <w:rPr>
           <w:rFonts w:ascii="Microsoft YaHei" w:hAnsi="Microsoft YaHei" w:eastAsia="Microsoft YaHei"/>
           <w:sz w:val="21"/>
         </w:rPr>
-        <w:t>● 信息查询操作</w:t>
+        <w:t>- 信息查询操作</w:t>
       </w:r>
     </w:p>
     <w:p>
       <w:pPr>
-        <w:ind w:left="432"/>
+        <w:jc w:val="both"/>
       </w:pPr>
       <w:r>
         <w:rPr>
           <w:rFonts w:ascii="Microsoft YaHei" w:hAnsi="Microsoft YaHei" w:eastAsia="Microsoft YaHei"/>
           <w:sz w:val="21"/>
         </w:rPr>
-        <w:t>● 数据录入操作</w:t>
+        <w:t>- 数据录入操作</w:t>
       </w:r>
     </w:p>
     <w:p>
       <w:pPr>
-        <w:ind w:left="432"/>
+        <w:jc w:val="both"/>
       </w:pPr>
       <w:r>
         <w:rPr>
           <w:rFonts w:ascii="Microsoft YaHei" w:hAnsi="Microsoft YaHei" w:eastAsia="Microsoft YaHei"/>
           <w:sz w:val="21"/>
         </w:rPr>
-        <w:t>● 照片上传操作</w:t>
+        <w:t>- 照片上传操作</w:t>
       </w:r>
     </w:p>
     <w:p>
@@ -2631,13 +1703,13 @@
     <w:p>
       <w:pPr>
         <w:pStyle w:val="Heading4"/>
-        <w:jc w:val="left"/>
       </w:pPr>
       <w:r>
         <w:rPr>
           <w:rFonts w:ascii="Microsoft YaHei" w:hAnsi="Microsoft YaHei" w:eastAsia="Microsoft YaHei"/>
           <w:b/>
-          <w:sz w:val="22"/>
+          <w:color w:val="2E5A4C"/>
+          <w:sz w:val="24"/>
         </w:rPr>
         <w:t>课程4：场景模拟演练（2小时）</w:t>
       </w:r>
@@ -2656,50 +1728,50 @@
     </w:p>
     <w:p>
       <w:pPr>
-        <w:ind w:left="432"/>
+        <w:jc w:val="both"/>
       </w:pPr>
       <w:r>
         <w:rPr>
           <w:rFonts w:ascii="Microsoft YaHei" w:hAnsi="Microsoft YaHei" w:eastAsia="Microsoft YaHei"/>
           <w:sz w:val="21"/>
         </w:rPr>
-        <w:t>● 场景1：首次驻点新小区</w:t>
+        <w:t>- 场景1：首次驻点新小区</w:t>
       </w:r>
     </w:p>
     <w:p>
       <w:pPr>
-        <w:ind w:left="432"/>
+        <w:jc w:val="both"/>
       </w:pPr>
       <w:r>
         <w:rPr>
           <w:rFonts w:ascii="Microsoft YaHei" w:hAnsi="Microsoft YaHei" w:eastAsia="Microsoft YaHei"/>
           <w:sz w:val="21"/>
         </w:rPr>
-        <w:t>● 场景2：敏感客户走访</w:t>
+        <w:t>- 场景2：敏感客户走访</w:t>
       </w:r>
     </w:p>
     <w:p>
       <w:pPr>
-        <w:ind w:left="432"/>
+        <w:jc w:val="both"/>
       </w:pPr>
       <w:r>
         <w:rPr>
           <w:rFonts w:ascii="Microsoft YaHei" w:hAnsi="Microsoft YaHei" w:eastAsia="Microsoft YaHei"/>
           <w:sz w:val="21"/>
         </w:rPr>
-        <w:t>● 场景3：配电房检查与隐患发现</w:t>
+        <w:t>- 场景3：配电房检查与隐患发现</w:t>
       </w:r>
     </w:p>
     <w:p>
       <w:pPr>
-        <w:ind w:left="432"/>
+        <w:jc w:val="both"/>
       </w:pPr>
       <w:r>
         <w:rPr>
           <w:rFonts w:ascii="Microsoft YaHei" w:hAnsi="Microsoft YaHei" w:eastAsia="Microsoft YaHei"/>
           <w:sz w:val="21"/>
         </w:rPr>
-        <w:t>● 场景4：应急情况处置</w:t>
+        <w:t>- 场景4：应急情况处置</w:t>
       </w:r>
     </w:p>
     <w:p>
@@ -2717,7 +1789,6 @@
     <w:p>
       <w:pPr>
         <w:pStyle w:val="Heading3"/>
-        <w:jc w:val="left"/>
       </w:pPr>
       <w:r>
         <w:rPr>
@@ -2729,238 +1800,550 @@
         <w:t>4.4 培训评估</w:t>
       </w:r>
     </w:p>
-    <w:tbl>
-      <w:tblPr>
-        <w:tblStyle w:val="TableGrid"/>
-        <w:tblW w:type="auto" w:w="0"/>
-        <w:tblLook w:firstColumn="1" w:firstRow="1" w:lastColumn="0" w:lastRow="0" w:noHBand="0" w:noVBand="1" w:val="04A0"/>
-      </w:tblPr>
-      <w:tblGrid>
-        <w:gridCol w:w="2880"/>
-        <w:gridCol w:w="2880"/>
-        <w:gridCol w:w="2880"/>
-      </w:tblGrid>
-      <w:tr>
-        <w:tc>
-          <w:tcPr>
-            <w:tcW w:type="dxa" w:w="2880"/>
-          </w:tcPr>
-          <w:p>
-            <w:pPr>
-              <w:jc w:val="center"/>
-            </w:pPr>
-            <w:r>
-              <w:rPr>
-                <w:rFonts w:ascii="Microsoft YaHei" w:hAnsi="Microsoft YaHei" w:eastAsia="Microsoft YaHei"/>
-                <w:b/>
-                <w:sz w:val="20"/>
-              </w:rPr>
-              <w:t>评估方式</w:t>
-            </w:r>
-          </w:p>
-        </w:tc>
-        <w:tc>
-          <w:tcPr>
-            <w:tcW w:type="dxa" w:w="2880"/>
-          </w:tcPr>
-          <w:p>
-            <w:pPr>
-              <w:jc w:val="center"/>
-            </w:pPr>
-            <w:r>
-              <w:rPr>
-                <w:rFonts w:ascii="Microsoft YaHei" w:hAnsi="Microsoft YaHei" w:eastAsia="Microsoft YaHei"/>
-                <w:b/>
-                <w:sz w:val="20"/>
-              </w:rPr>
-              <w:t>评估内容</w:t>
-            </w:r>
-          </w:p>
-        </w:tc>
-        <w:tc>
-          <w:tcPr>
-            <w:tcW w:type="dxa" w:w="2880"/>
-          </w:tcPr>
-          <w:p>
-            <w:pPr>
-              <w:jc w:val="center"/>
-            </w:pPr>
-            <w:r>
-              <w:rPr>
-                <w:rFonts w:ascii="Microsoft YaHei" w:hAnsi="Microsoft YaHei" w:eastAsia="Microsoft YaHei"/>
-                <w:b/>
-                <w:sz w:val="20"/>
-              </w:rPr>
-              <w:t>通过标准</w:t>
-            </w:r>
-          </w:p>
-        </w:tc>
-      </w:tr>
-      <w:tr>
-        <w:tc>
-          <w:tcPr>
-            <w:tcW w:type="dxa" w:w="2880"/>
-          </w:tcPr>
-          <w:p>
-            <w:pPr>
-              <w:jc w:val="left"/>
-            </w:pPr>
-            <w:r>
-              <w:rPr>
-                <w:rFonts w:ascii="Microsoft YaHei" w:hAnsi="Microsoft YaHei" w:eastAsia="Microsoft YaHei"/>
-                <w:sz w:val="19"/>
-              </w:rPr>
-              <w:t>**理论考试**</w:t>
-            </w:r>
-          </w:p>
-        </w:tc>
-        <w:tc>
-          <w:tcPr>
-            <w:tcW w:type="dxa" w:w="2880"/>
-          </w:tcPr>
-          <w:p>
-            <w:pPr>
-              <w:jc w:val="left"/>
-            </w:pPr>
-            <w:r>
-              <w:rPr>
-                <w:rFonts w:ascii="Microsoft YaHei" w:hAnsi="Microsoft YaHei" w:eastAsia="Microsoft YaHei"/>
-                <w:sz w:val="19"/>
-              </w:rPr>
-              <w:t>工作体系、流程规范</w:t>
-            </w:r>
-          </w:p>
-        </w:tc>
-        <w:tc>
-          <w:tcPr>
-            <w:tcW w:type="dxa" w:w="2880"/>
-          </w:tcPr>
-          <w:p>
-            <w:pPr>
-              <w:jc w:val="left"/>
-            </w:pPr>
-            <w:r>
-              <w:rPr>
-                <w:rFonts w:ascii="Microsoft YaHei" w:hAnsi="Microsoft YaHei" w:eastAsia="Microsoft YaHei"/>
-                <w:sz w:val="19"/>
-              </w:rPr>
-              <w:t>≥80分</w:t>
-            </w:r>
-          </w:p>
-        </w:tc>
-      </w:tr>
-      <w:tr>
-        <w:tc>
-          <w:tcPr>
-            <w:tcW w:type="dxa" w:w="2880"/>
-          </w:tcPr>
-          <w:p>
-            <w:pPr>
-              <w:jc w:val="left"/>
-            </w:pPr>
-            <w:r>
-              <w:rPr>
-                <w:rFonts w:ascii="Microsoft YaHei" w:hAnsi="Microsoft YaHei" w:eastAsia="Microsoft YaHei"/>
-                <w:sz w:val="19"/>
-              </w:rPr>
-              <w:t>**实操考核**</w:t>
-            </w:r>
-          </w:p>
-        </w:tc>
-        <w:tc>
-          <w:tcPr>
-            <w:tcW w:type="dxa" w:w="2880"/>
-          </w:tcPr>
-          <w:p>
-            <w:pPr>
-              <w:jc w:val="left"/>
-            </w:pPr>
-            <w:r>
-              <w:rPr>
-                <w:rFonts w:ascii="Microsoft YaHei" w:hAnsi="Microsoft YaHei" w:eastAsia="Microsoft YaHei"/>
-                <w:sz w:val="19"/>
-              </w:rPr>
-              <w:t>工具使用、表单填写</w:t>
-            </w:r>
-          </w:p>
-        </w:tc>
-        <w:tc>
-          <w:tcPr>
-            <w:tcW w:type="dxa" w:w="2880"/>
-          </w:tcPr>
-          <w:p>
-            <w:pPr>
-              <w:jc w:val="left"/>
-            </w:pPr>
-            <w:r>
-              <w:rPr>
-                <w:rFonts w:ascii="Microsoft YaHei" w:hAnsi="Microsoft YaHei" w:eastAsia="Microsoft YaHei"/>
-                <w:sz w:val="19"/>
-              </w:rPr>
-              <w:t>全部合格</w:t>
-            </w:r>
-          </w:p>
-        </w:tc>
-      </w:tr>
-      <w:tr>
-        <w:tc>
-          <w:tcPr>
-            <w:tcW w:type="dxa" w:w="2880"/>
-          </w:tcPr>
-          <w:p>
-            <w:pPr>
-              <w:jc w:val="left"/>
-            </w:pPr>
-            <w:r>
-              <w:rPr>
-                <w:rFonts w:ascii="Microsoft YaHei" w:hAnsi="Microsoft YaHei" w:eastAsia="Microsoft YaHei"/>
-                <w:sz w:val="19"/>
-              </w:rPr>
-              <w:t>**场景演练**</w:t>
-            </w:r>
-          </w:p>
-        </w:tc>
-        <w:tc>
-          <w:tcPr>
-            <w:tcW w:type="dxa" w:w="2880"/>
-          </w:tcPr>
-          <w:p>
-            <w:pPr>
-              <w:jc w:val="left"/>
-            </w:pPr>
-            <w:r>
-              <w:rPr>
-                <w:rFonts w:ascii="Microsoft YaHei" w:hAnsi="Microsoft YaHei" w:eastAsia="Microsoft YaHei"/>
-                <w:sz w:val="19"/>
-              </w:rPr>
-              <w:t>模拟驻点全流程</w:t>
-            </w:r>
-          </w:p>
-        </w:tc>
-        <w:tc>
-          <w:tcPr>
-            <w:tcW w:type="dxa" w:w="2880"/>
-          </w:tcPr>
-          <w:p>
-            <w:pPr>
-              <w:jc w:val="left"/>
-            </w:pPr>
-            <w:r>
-              <w:rPr>
-                <w:rFonts w:ascii="Microsoft YaHei" w:hAnsi="Microsoft YaHei" w:eastAsia="Microsoft YaHei"/>
-                <w:sz w:val="19"/>
-              </w:rPr>
-              <w:t>评分≥85分</w:t>
-            </w:r>
-          </w:p>
-        </w:tc>
-      </w:tr>
-    </w:tbl>
-    <w:p/>
     <w:p>
       <w:pPr>
         <w:pStyle w:val="Heading2"/>
-        <w:jc w:val="left"/>
+      </w:pPr>
+      <w:r>
+        <w:rPr>
+          <w:rFonts w:ascii="Microsoft YaHei" w:hAnsi="Microsoft YaHei" w:eastAsia="Microsoft YaHei"/>
+          <w:b/>
+          <w:color w:val="1B365D"/>
+          <w:sz w:val="28"/>
+        </w:rPr>
+        <w:t>五、补充内容四：风险预案</w:t>
+      </w:r>
+    </w:p>
+    <w:p>
+      <w:pPr>
+        <w:pStyle w:val="Heading3"/>
+      </w:pPr>
+      <w:r>
+        <w:rPr>
+          <w:rFonts w:ascii="Microsoft YaHei" w:hAnsi="Microsoft YaHei" w:eastAsia="Microsoft YaHei"/>
+          <w:b/>
+          <w:color w:val="2E5A4C"/>
+          <w:sz w:val="24"/>
+        </w:rPr>
+        <w:t>5.1 风险分类与预案</w:t>
+      </w:r>
+    </w:p>
+    <w:p>
+      <w:pPr>
+        <w:pStyle w:val="Heading4"/>
+      </w:pPr>
+      <w:r>
+        <w:rPr>
+          <w:rFonts w:ascii="Microsoft YaHei" w:hAnsi="Microsoft YaHei" w:eastAsia="Microsoft YaHei"/>
+          <w:b/>
+          <w:color w:val="2E5A4C"/>
+          <w:sz w:val="24"/>
+        </w:rPr>
+        <w:t>风险1：客户不配合</w:t>
+      </w:r>
+    </w:p>
+    <w:p>
+      <w:pPr>
+        <w:jc w:val="both"/>
+      </w:pPr>
+      <w:r>
+        <w:rPr>
+          <w:rFonts w:ascii="Microsoft YaHei" w:hAnsi="Microsoft YaHei" w:eastAsia="Microsoft YaHei"/>
+          <w:sz w:val="21"/>
+        </w:rPr>
+        <w:t>场景：</w:t>
+      </w:r>
+    </w:p>
+    <w:p>
+      <w:pPr>
+        <w:jc w:val="both"/>
+      </w:pPr>
+      <w:r>
+        <w:rPr>
+          <w:rFonts w:ascii="Microsoft YaHei" w:hAnsi="Microsoft YaHei" w:eastAsia="Microsoft YaHei"/>
+          <w:sz w:val="21"/>
+        </w:rPr>
+        <w:t>- 客户拒绝走访</w:t>
+      </w:r>
+    </w:p>
+    <w:p>
+      <w:pPr>
+        <w:jc w:val="both"/>
+      </w:pPr>
+      <w:r>
+        <w:rPr>
+          <w:rFonts w:ascii="Microsoft YaHei" w:hAnsi="Microsoft YaHei" w:eastAsia="Microsoft YaHei"/>
+          <w:sz w:val="21"/>
+        </w:rPr>
+        <w:t>- 客户不配合检查</w:t>
+      </w:r>
+    </w:p>
+    <w:p>
+      <w:pPr>
+        <w:jc w:val="both"/>
+      </w:pPr>
+      <w:r>
+        <w:rPr>
+          <w:rFonts w:ascii="Microsoft YaHei" w:hAnsi="Microsoft YaHei" w:eastAsia="Microsoft YaHei"/>
+          <w:sz w:val="21"/>
+        </w:rPr>
+        <w:t>- 客户态度恶劣</w:t>
+      </w:r>
+    </w:p>
+    <w:p>
+      <w:pPr>
+        <w:jc w:val="both"/>
+      </w:pPr>
+      <w:r>
+        <w:rPr>
+          <w:rFonts w:ascii="Microsoft YaHei" w:hAnsi="Microsoft YaHei" w:eastAsia="Microsoft YaHei"/>
+          <w:sz w:val="21"/>
+        </w:rPr>
+        <w:t>预案：</w:t>
+      </w:r>
+    </w:p>
+    <w:p>
+      <w:pPr>
+        <w:jc w:val="both"/>
+      </w:pPr>
+      <w:r>
+        <w:rPr>
+          <w:rFonts w:ascii="Microsoft YaHei" w:hAnsi="Microsoft YaHei" w:eastAsia="Microsoft YaHei"/>
+          <w:sz w:val="21"/>
+        </w:rPr>
+        <w:t>1. 保持礼貌和专业</w:t>
+        <w:br/>
+        <w:t>2. 说明来意和服务目的</w:t>
+        <w:br/>
+        <w:t>3. 不强求，记录情况</w:t>
+        <w:br/>
+        <w:t>4. 后续通过其他渠道沟通（电话、微信）</w:t>
+        <w:br/>
+        <w:t>5. 如多次不配合，向供电所汇报</w:t>
+      </w:r>
+    </w:p>
+    <w:p>
+      <w:pPr>
+        <w:pStyle w:val="Heading4"/>
+      </w:pPr>
+      <w:r>
+        <w:rPr>
+          <w:rFonts w:ascii="Microsoft YaHei" w:hAnsi="Microsoft YaHei" w:eastAsia="Microsoft YaHei"/>
+          <w:b/>
+          <w:color w:val="2E5A4C"/>
+          <w:sz w:val="24"/>
+        </w:rPr>
+        <w:t>风险2：配电房无法进入</w:t>
+      </w:r>
+    </w:p>
+    <w:p>
+      <w:pPr>
+        <w:jc w:val="both"/>
+      </w:pPr>
+      <w:r>
+        <w:rPr>
+          <w:rFonts w:ascii="Microsoft YaHei" w:hAnsi="Microsoft YaHei" w:eastAsia="Microsoft YaHei"/>
+          <w:sz w:val="21"/>
+        </w:rPr>
+        <w:t>场景：</w:t>
+      </w:r>
+    </w:p>
+    <w:p>
+      <w:pPr>
+        <w:jc w:val="both"/>
+      </w:pPr>
+      <w:r>
+        <w:rPr>
+          <w:rFonts w:ascii="Microsoft YaHei" w:hAnsi="Microsoft YaHei" w:eastAsia="Microsoft YaHei"/>
+          <w:sz w:val="21"/>
+        </w:rPr>
+        <w:t>- 物业不配合</w:t>
+      </w:r>
+    </w:p>
+    <w:p>
+      <w:pPr>
+        <w:jc w:val="both"/>
+      </w:pPr>
+      <w:r>
+        <w:rPr>
+          <w:rFonts w:ascii="Microsoft YaHei" w:hAnsi="Microsoft YaHei" w:eastAsia="Microsoft YaHei"/>
+          <w:sz w:val="21"/>
+        </w:rPr>
+        <w:t>- 钥匙无法获取</w:t>
+      </w:r>
+    </w:p>
+    <w:p>
+      <w:pPr>
+        <w:jc w:val="both"/>
+      </w:pPr>
+      <w:r>
+        <w:rPr>
+          <w:rFonts w:ascii="Microsoft YaHei" w:hAnsi="Microsoft YaHei" w:eastAsia="Microsoft YaHei"/>
+          <w:sz w:val="21"/>
+        </w:rPr>
+        <w:t>- 配电房被占用</w:t>
+      </w:r>
+    </w:p>
+    <w:p>
+      <w:pPr>
+        <w:jc w:val="both"/>
+      </w:pPr>
+      <w:r>
+        <w:rPr>
+          <w:rFonts w:ascii="Microsoft YaHei" w:hAnsi="Microsoft YaHei" w:eastAsia="Microsoft YaHei"/>
+          <w:sz w:val="21"/>
+        </w:rPr>
+        <w:t>预案：</w:t>
+      </w:r>
+    </w:p>
+    <w:p>
+      <w:pPr>
+        <w:jc w:val="both"/>
+      </w:pPr>
+      <w:r>
+        <w:rPr>
+          <w:rFonts w:ascii="Microsoft YaHei" w:hAnsi="Microsoft YaHei" w:eastAsia="Microsoft YaHei"/>
+          <w:sz w:val="21"/>
+        </w:rPr>
+        <w:t>1. 提前与物业沟通，获取支持</w:t>
+        <w:br/>
+        <w:t>2. 准备供电所介绍信</w:t>
+        <w:br/>
+        <w:t>3. 如无法进入，记录原因</w:t>
+        <w:br/>
+        <w:t>4. 联系供电所协调</w:t>
+        <w:br/>
+        <w:t>5. 安排下次检查</w:t>
+      </w:r>
+    </w:p>
+    <w:p>
+      <w:pPr>
+        <w:pStyle w:val="Heading4"/>
+      </w:pPr>
+      <w:r>
+        <w:rPr>
+          <w:rFonts w:ascii="Microsoft YaHei" w:hAnsi="Microsoft YaHei" w:eastAsia="Microsoft YaHei"/>
+          <w:b/>
+          <w:color w:val="2E5A4C"/>
+          <w:sz w:val="24"/>
+        </w:rPr>
+        <w:t>风险3：发现重大隐患</w:t>
+      </w:r>
+    </w:p>
+    <w:p>
+      <w:pPr>
+        <w:jc w:val="both"/>
+      </w:pPr>
+      <w:r>
+        <w:rPr>
+          <w:rFonts w:ascii="Microsoft YaHei" w:hAnsi="Microsoft YaHei" w:eastAsia="Microsoft YaHei"/>
+          <w:sz w:val="21"/>
+        </w:rPr>
+        <w:t>场景：</w:t>
+      </w:r>
+    </w:p>
+    <w:p>
+      <w:pPr>
+        <w:jc w:val="both"/>
+      </w:pPr>
+      <w:r>
+        <w:rPr>
+          <w:rFonts w:ascii="Microsoft YaHei" w:hAnsi="Microsoft YaHei" w:eastAsia="Microsoft YaHei"/>
+          <w:sz w:val="21"/>
+        </w:rPr>
+        <w:t>- 发现严重设备缺陷</w:t>
+      </w:r>
+    </w:p>
+    <w:p>
+      <w:pPr>
+        <w:jc w:val="both"/>
+      </w:pPr>
+      <w:r>
+        <w:rPr>
+          <w:rFonts w:ascii="Microsoft YaHei" w:hAnsi="Microsoft YaHei" w:eastAsia="Microsoft YaHei"/>
+          <w:sz w:val="21"/>
+        </w:rPr>
+        <w:t>- 发现重大安全隐患</w:t>
+      </w:r>
+    </w:p>
+    <w:p>
+      <w:pPr>
+        <w:jc w:val="both"/>
+      </w:pPr>
+      <w:r>
+        <w:rPr>
+          <w:rFonts w:ascii="Microsoft YaHei" w:hAnsi="Microsoft YaHei" w:eastAsia="Microsoft YaHei"/>
+          <w:sz w:val="21"/>
+        </w:rPr>
+        <w:t>预案：</w:t>
+      </w:r>
+    </w:p>
+    <w:p>
+      <w:pPr>
+        <w:jc w:val="both"/>
+      </w:pPr>
+      <w:r>
+        <w:rPr>
+          <w:rFonts w:ascii="Microsoft YaHei" w:hAnsi="Microsoft YaHei" w:eastAsia="Microsoft YaHei"/>
+          <w:sz w:val="21"/>
+        </w:rPr>
+        <w:t>1. 立即拍照记录</w:t>
+        <w:br/>
+        <w:t>2. 告知物业/社区风险</w:t>
+        <w:br/>
+        <w:t>3. 立即向供电所报告</w:t>
+        <w:br/>
+        <w:t>4. 配合制定应急措施</w:t>
+        <w:br/>
+        <w:t>5. 跟踪整改直至消除</w:t>
+      </w:r>
+    </w:p>
+    <w:p>
+      <w:pPr>
+        <w:pStyle w:val="Heading4"/>
+      </w:pPr>
+      <w:r>
+        <w:rPr>
+          <w:rFonts w:ascii="Microsoft YaHei" w:hAnsi="Microsoft YaHei" w:eastAsia="Microsoft YaHei"/>
+          <w:b/>
+          <w:color w:val="2E5A4C"/>
+          <w:sz w:val="24"/>
+        </w:rPr>
+        <w:t>风险4：客户投诉升级</w:t>
+      </w:r>
+    </w:p>
+    <w:p>
+      <w:pPr>
+        <w:jc w:val="both"/>
+      </w:pPr>
+      <w:r>
+        <w:rPr>
+          <w:rFonts w:ascii="Microsoft YaHei" w:hAnsi="Microsoft YaHei" w:eastAsia="Microsoft YaHei"/>
+          <w:sz w:val="21"/>
+        </w:rPr>
+        <w:t>场景：</w:t>
+      </w:r>
+    </w:p>
+    <w:p>
+      <w:pPr>
+        <w:jc w:val="both"/>
+      </w:pPr>
+      <w:r>
+        <w:rPr>
+          <w:rFonts w:ascii="Microsoft YaHei" w:hAnsi="Microsoft YaHei" w:eastAsia="Microsoft YaHei"/>
+          <w:sz w:val="21"/>
+        </w:rPr>
+        <w:t>- 客户对服务不满</w:t>
+      </w:r>
+    </w:p>
+    <w:p>
+      <w:pPr>
+        <w:jc w:val="both"/>
+      </w:pPr>
+      <w:r>
+        <w:rPr>
+          <w:rFonts w:ascii="Microsoft YaHei" w:hAnsi="Microsoft YaHei" w:eastAsia="Microsoft YaHei"/>
+          <w:sz w:val="21"/>
+        </w:rPr>
+        <w:t>- 客户投诉至95598</w:t>
+      </w:r>
+    </w:p>
+    <w:p>
+      <w:pPr>
+        <w:jc w:val="both"/>
+      </w:pPr>
+      <w:r>
+        <w:rPr>
+          <w:rFonts w:ascii="Microsoft YaHei" w:hAnsi="Microsoft YaHei" w:eastAsia="Microsoft YaHei"/>
+          <w:sz w:val="21"/>
+        </w:rPr>
+        <w:t>- 客户向媒体反映</w:t>
+      </w:r>
+    </w:p>
+    <w:p>
+      <w:pPr>
+        <w:jc w:val="both"/>
+      </w:pPr>
+      <w:r>
+        <w:rPr>
+          <w:rFonts w:ascii="Microsoft YaHei" w:hAnsi="Microsoft YaHei" w:eastAsia="Microsoft YaHei"/>
+          <w:sz w:val="21"/>
+        </w:rPr>
+        <w:t>预案：</w:t>
+      </w:r>
+    </w:p>
+    <w:p>
+      <w:pPr>
+        <w:jc w:val="both"/>
+      </w:pPr>
+      <w:r>
+        <w:rPr>
+          <w:rFonts w:ascii="Microsoft YaHei" w:hAnsi="Microsoft YaHei" w:eastAsia="Microsoft YaHei"/>
+          <w:sz w:val="21"/>
+        </w:rPr>
+        <w:t>1. 立即向供电所报告</w:t>
+        <w:br/>
+        <w:t>2. 主动联系客户安抚</w:t>
+        <w:br/>
+        <w:t>3. 了解诉求和问题</w:t>
+        <w:br/>
+        <w:t>4. 制定解决方案</w:t>
+        <w:br/>
+        <w:t>5. 及时反馈处理结果</w:t>
+        <w:br/>
+        <w:t>6. 总结经验教训</w:t>
+      </w:r>
+    </w:p>
+    <w:p>
+      <w:pPr>
+        <w:pStyle w:val="Heading4"/>
+      </w:pPr>
+      <w:r>
+        <w:rPr>
+          <w:rFonts w:ascii="Microsoft YaHei" w:hAnsi="Microsoft YaHei" w:eastAsia="Microsoft YaHei"/>
+          <w:b/>
+          <w:color w:val="2E5A4C"/>
+          <w:sz w:val="24"/>
+        </w:rPr>
+        <w:t>风险5：信息泄露风险</w:t>
+      </w:r>
+    </w:p>
+    <w:p>
+      <w:pPr>
+        <w:jc w:val="both"/>
+      </w:pPr>
+      <w:r>
+        <w:rPr>
+          <w:rFonts w:ascii="Microsoft YaHei" w:hAnsi="Microsoft YaHei" w:eastAsia="Microsoft YaHei"/>
+          <w:sz w:val="21"/>
+        </w:rPr>
+        <w:t>场景：</w:t>
+      </w:r>
+    </w:p>
+    <w:p>
+      <w:pPr>
+        <w:jc w:val="both"/>
+      </w:pPr>
+      <w:r>
+        <w:rPr>
+          <w:rFonts w:ascii="Microsoft YaHei" w:hAnsi="Microsoft YaHei" w:eastAsia="Microsoft YaHei"/>
+          <w:sz w:val="21"/>
+        </w:rPr>
+        <w:t>- 客户信息泄露</w:t>
+      </w:r>
+    </w:p>
+    <w:p>
+      <w:pPr>
+        <w:jc w:val="both"/>
+      </w:pPr>
+      <w:r>
+        <w:rPr>
+          <w:rFonts w:ascii="Microsoft YaHei" w:hAnsi="Microsoft YaHei" w:eastAsia="Microsoft YaHei"/>
+          <w:sz w:val="21"/>
+        </w:rPr>
+        <w:t>- 工作记录丢失</w:t>
+      </w:r>
+    </w:p>
+    <w:p>
+      <w:pPr>
+        <w:jc w:val="both"/>
+      </w:pPr>
+      <w:r>
+        <w:rPr>
+          <w:rFonts w:ascii="Microsoft YaHei" w:hAnsi="Microsoft YaHei" w:eastAsia="Microsoft YaHei"/>
+          <w:sz w:val="21"/>
+        </w:rPr>
+        <w:t>- 系统被攻击</w:t>
+      </w:r>
+    </w:p>
+    <w:p>
+      <w:pPr>
+        <w:jc w:val="both"/>
+      </w:pPr>
+      <w:r>
+        <w:rPr>
+          <w:rFonts w:ascii="Microsoft YaHei" w:hAnsi="Microsoft YaHei" w:eastAsia="Microsoft YaHei"/>
+          <w:sz w:val="21"/>
+        </w:rPr>
+        <w:t>预案：</w:t>
+      </w:r>
+    </w:p>
+    <w:p>
+      <w:pPr>
+        <w:jc w:val="both"/>
+      </w:pPr>
+      <w:r>
+        <w:rPr>
+          <w:rFonts w:ascii="Microsoft YaHei" w:hAnsi="Microsoft YaHei" w:eastAsia="Microsoft YaHei"/>
+          <w:sz w:val="21"/>
+        </w:rPr>
+        <w:t>1. 立即报告信息泄露情况</w:t>
+        <w:br/>
+        <w:t>2. 评估影响范围</w:t>
+        <w:br/>
+        <w:t>3. 采取补救措施</w:t>
+        <w:br/>
+        <w:t>4. 加强信息安全管理</w:t>
+        <w:br/>
+        <w:t>5. 追究责任（如人为）</w:t>
+      </w:r>
+    </w:p>
+    <w:p>
+      <w:pPr>
+        <w:pStyle w:val="Heading3"/>
+      </w:pPr>
+      <w:r>
+        <w:rPr>
+          <w:rFonts w:ascii="Microsoft YaHei" w:hAnsi="Microsoft YaHei" w:eastAsia="Microsoft YaHei"/>
+          <w:b/>
+          <w:color w:val="2E5A4C"/>
+          <w:sz w:val="24"/>
+        </w:rPr>
+        <w:t>5.2 应急响应流程</w:t>
+      </w:r>
+    </w:p>
+    <w:p>
+      <w:pPr>
+        <w:jc w:val="center"/>
+      </w:pPr>
+      <w:r>
+        <w:drawing>
+          <wp:inline xmlns:a="http://schemas.openxmlformats.org/drawingml/2006/main" xmlns:pic="http://schemas.openxmlformats.org/drawingml/2006/picture">
+            <wp:extent cx="5029200" cy="7795260"/>
+            <wp:docPr id="4" name="Picture 4"/>
+            <wp:cNvGraphicFramePr>
+              <a:graphicFrameLocks noChangeAspect="1"/>
+            </wp:cNvGraphicFramePr>
+            <a:graphic>
+              <a:graphicData uri="http://schemas.openxmlformats.org/drawingml/2006/picture">
+                <pic:pic>
+                  <pic:nvPicPr>
+                    <pic:cNvPr id="0" name="ascii_img_004.png"/>
+                    <pic:cNvPicPr/>
+                  </pic:nvPicPr>
+                  <pic:blipFill>
+                    <a:blip r:embed="rId12"/>
+                    <a:stretch>
+                      <a:fillRect/>
+                    </a:stretch>
+                  </pic:blipFill>
+                  <pic:spPr>
+                    <a:xfrm>
+                      <a:off x="0" y="0"/>
+                      <a:ext cx="5029200" cy="7795260"/>
+                    </a:xfrm>
+                    <a:prstGeom prst="rect"/>
+                  </pic:spPr>
+                </pic:pic>
+              </a:graphicData>
+            </a:graphic>
+          </wp:inline>
+        </w:drawing>
+      </w:r>
+    </w:p>
+    <w:p>
+      <w:pPr>
+        <w:pStyle w:val="Heading2"/>
       </w:pPr>
       <w:r>
         <w:rPr>
@@ -2975,7 +2358,6 @@
     <w:p>
       <w:pPr>
         <w:pStyle w:val="Heading3"/>
-        <w:jc w:val="left"/>
       </w:pPr>
       <w:r>
         <w:rPr>
@@ -2987,378 +2369,9 @@
         <w:t>6.1 考核体系</w:t>
       </w:r>
     </w:p>
-    <w:tbl>
-      <w:tblPr>
-        <w:tblStyle w:val="TableGrid"/>
-        <w:tblW w:type="auto" w:w="0"/>
-        <w:tblLook w:firstColumn="1" w:firstRow="1" w:lastColumn="0" w:lastRow="0" w:noHBand="0" w:noVBand="1" w:val="04A0"/>
-      </w:tblPr>
-      <w:tblGrid>
-        <w:gridCol w:w="2160"/>
-        <w:gridCol w:w="2160"/>
-        <w:gridCol w:w="2160"/>
-        <w:gridCol w:w="2160"/>
-      </w:tblGrid>
-      <w:tr>
-        <w:tc>
-          <w:tcPr>
-            <w:tcW w:type="dxa" w:w="2160"/>
-          </w:tcPr>
-          <w:p>
-            <w:pPr>
-              <w:jc w:val="center"/>
-            </w:pPr>
-            <w:r>
-              <w:rPr>
-                <w:rFonts w:ascii="Microsoft YaHei" w:hAnsi="Microsoft YaHei" w:eastAsia="Microsoft YaHei"/>
-                <w:b/>
-                <w:sz w:val="20"/>
-              </w:rPr>
-              <w:t>考核维度</w:t>
-            </w:r>
-          </w:p>
-        </w:tc>
-        <w:tc>
-          <w:tcPr>
-            <w:tcW w:type="dxa" w:w="2160"/>
-          </w:tcPr>
-          <w:p>
-            <w:pPr>
-              <w:jc w:val="center"/>
-            </w:pPr>
-            <w:r>
-              <w:rPr>
-                <w:rFonts w:ascii="Microsoft YaHei" w:hAnsi="Microsoft YaHei" w:eastAsia="Microsoft YaHei"/>
-                <w:b/>
-                <w:sz w:val="20"/>
-              </w:rPr>
-              <w:t>权重</w:t>
-            </w:r>
-          </w:p>
-        </w:tc>
-        <w:tc>
-          <w:tcPr>
-            <w:tcW w:type="dxa" w:w="2160"/>
-          </w:tcPr>
-          <w:p>
-            <w:pPr>
-              <w:jc w:val="center"/>
-            </w:pPr>
-            <w:r>
-              <w:rPr>
-                <w:rFonts w:ascii="Microsoft YaHei" w:hAnsi="Microsoft YaHei" w:eastAsia="Microsoft YaHei"/>
-                <w:b/>
-                <w:sz w:val="20"/>
-              </w:rPr>
-              <w:t>考核指标</w:t>
-            </w:r>
-          </w:p>
-        </w:tc>
-        <w:tc>
-          <w:tcPr>
-            <w:tcW w:type="dxa" w:w="2160"/>
-          </w:tcPr>
-          <w:p>
-            <w:pPr>
-              <w:jc w:val="center"/>
-            </w:pPr>
-            <w:r>
-              <w:rPr>
-                <w:rFonts w:ascii="Microsoft YaHei" w:hAnsi="Microsoft YaHei" w:eastAsia="Microsoft YaHei"/>
-                <w:b/>
-                <w:sz w:val="20"/>
-              </w:rPr>
-              <w:t>数据来源</w:t>
-            </w:r>
-          </w:p>
-        </w:tc>
-      </w:tr>
-      <w:tr>
-        <w:tc>
-          <w:tcPr>
-            <w:tcW w:type="dxa" w:w="2160"/>
-          </w:tcPr>
-          <w:p>
-            <w:pPr>
-              <w:jc w:val="left"/>
-            </w:pPr>
-            <w:r>
-              <w:rPr>
-                <w:rFonts w:ascii="Microsoft YaHei" w:hAnsi="Microsoft YaHei" w:eastAsia="Microsoft YaHei"/>
-                <w:sz w:val="19"/>
-              </w:rPr>
-              <w:t>**工作量**</w:t>
-            </w:r>
-          </w:p>
-        </w:tc>
-        <w:tc>
-          <w:tcPr>
-            <w:tcW w:type="dxa" w:w="2160"/>
-          </w:tcPr>
-          <w:p>
-            <w:pPr>
-              <w:jc w:val="left"/>
-            </w:pPr>
-            <w:r>
-              <w:rPr>
-                <w:rFonts w:ascii="Microsoft YaHei" w:hAnsi="Microsoft YaHei" w:eastAsia="Microsoft YaHei"/>
-                <w:sz w:val="19"/>
-              </w:rPr>
-              <w:t>30%</w:t>
-            </w:r>
-          </w:p>
-        </w:tc>
-        <w:tc>
-          <w:tcPr>
-            <w:tcW w:type="dxa" w:w="2160"/>
-          </w:tcPr>
-          <w:p>
-            <w:pPr>
-              <w:jc w:val="left"/>
-            </w:pPr>
-            <w:r>
-              <w:rPr>
-                <w:rFonts w:ascii="Microsoft YaHei" w:hAnsi="Microsoft YaHei" w:eastAsia="Microsoft YaHei"/>
-                <w:sz w:val="19"/>
-              </w:rPr>
-              <w:t>驻点次数、工作时长、走访户数</w:t>
-            </w:r>
-          </w:p>
-        </w:tc>
-        <w:tc>
-          <w:tcPr>
-            <w:tcW w:type="dxa" w:w="2160"/>
-          </w:tcPr>
-          <w:p>
-            <w:pPr>
-              <w:jc w:val="left"/>
-            </w:pPr>
-            <w:r>
-              <w:rPr>
-                <w:rFonts w:ascii="Microsoft YaHei" w:hAnsi="Microsoft YaHei" w:eastAsia="Microsoft YaHei"/>
-                <w:sz w:val="19"/>
-              </w:rPr>
-              <w:t>驻点工作台账</w:t>
-            </w:r>
-          </w:p>
-        </w:tc>
-      </w:tr>
-      <w:tr>
-        <w:tc>
-          <w:tcPr>
-            <w:tcW w:type="dxa" w:w="2160"/>
-          </w:tcPr>
-          <w:p>
-            <w:pPr>
-              <w:jc w:val="left"/>
-            </w:pPr>
-            <w:r>
-              <w:rPr>
-                <w:rFonts w:ascii="Microsoft YaHei" w:hAnsi="Microsoft YaHei" w:eastAsia="Microsoft YaHei"/>
-                <w:sz w:val="19"/>
-              </w:rPr>
-              <w:t>**工作质量**</w:t>
-            </w:r>
-          </w:p>
-        </w:tc>
-        <w:tc>
-          <w:tcPr>
-            <w:tcW w:type="dxa" w:w="2160"/>
-          </w:tcPr>
-          <w:p>
-            <w:pPr>
-              <w:jc w:val="left"/>
-            </w:pPr>
-            <w:r>
-              <w:rPr>
-                <w:rFonts w:ascii="Microsoft YaHei" w:hAnsi="Microsoft YaHei" w:eastAsia="Microsoft YaHei"/>
-                <w:sz w:val="19"/>
-              </w:rPr>
-              <w:t>30%</w:t>
-            </w:r>
-          </w:p>
-        </w:tc>
-        <w:tc>
-          <w:tcPr>
-            <w:tcW w:type="dxa" w:w="2160"/>
-          </w:tcPr>
-          <w:p>
-            <w:pPr>
-              <w:jc w:val="left"/>
-            </w:pPr>
-            <w:r>
-              <w:rPr>
-                <w:rFonts w:ascii="Microsoft YaHei" w:hAnsi="Microsoft YaHei" w:eastAsia="Microsoft YaHei"/>
-                <w:sz w:val="19"/>
-              </w:rPr>
-              <w:t>隐患发现率、整改跟踪率、客户满意度</w:t>
-            </w:r>
-          </w:p>
-        </w:tc>
-        <w:tc>
-          <w:tcPr>
-            <w:tcW w:type="dxa" w:w="2160"/>
-          </w:tcPr>
-          <w:p>
-            <w:pPr>
-              <w:jc w:val="left"/>
-            </w:pPr>
-            <w:r>
-              <w:rPr>
-                <w:rFonts w:ascii="Microsoft YaHei" w:hAnsi="Microsoft YaHei" w:eastAsia="Microsoft YaHei"/>
-                <w:sz w:val="19"/>
-              </w:rPr>
-              <w:t>检查记录、回访记录</w:t>
-            </w:r>
-          </w:p>
-        </w:tc>
-      </w:tr>
-      <w:tr>
-        <w:tc>
-          <w:tcPr>
-            <w:tcW w:type="dxa" w:w="2160"/>
-          </w:tcPr>
-          <w:p>
-            <w:pPr>
-              <w:jc w:val="left"/>
-            </w:pPr>
-            <w:r>
-              <w:rPr>
-                <w:rFonts w:ascii="Microsoft YaHei" w:hAnsi="Microsoft YaHei" w:eastAsia="Microsoft YaHei"/>
-                <w:sz w:val="19"/>
-              </w:rPr>
-              <w:t>**工作效果**</w:t>
-            </w:r>
-          </w:p>
-        </w:tc>
-        <w:tc>
-          <w:tcPr>
-            <w:tcW w:type="dxa" w:w="2160"/>
-          </w:tcPr>
-          <w:p>
-            <w:pPr>
-              <w:jc w:val="left"/>
-            </w:pPr>
-            <w:r>
-              <w:rPr>
-                <w:rFonts w:ascii="Microsoft YaHei" w:hAnsi="Microsoft YaHei" w:eastAsia="Microsoft YaHei"/>
-                <w:sz w:val="19"/>
-              </w:rPr>
-              <w:t>25%</w:t>
-            </w:r>
-          </w:p>
-        </w:tc>
-        <w:tc>
-          <w:tcPr>
-            <w:tcW w:type="dxa" w:w="2160"/>
-          </w:tcPr>
-          <w:p>
-            <w:pPr>
-              <w:jc w:val="left"/>
-            </w:pPr>
-            <w:r>
-              <w:rPr>
-                <w:rFonts w:ascii="Microsoft YaHei" w:hAnsi="Microsoft YaHei" w:eastAsia="Microsoft YaHei"/>
-                <w:sz w:val="19"/>
-              </w:rPr>
-              <w:t>工单压降率、诉求处理及时率</w:t>
-            </w:r>
-          </w:p>
-        </w:tc>
-        <w:tc>
-          <w:tcPr>
-            <w:tcW w:type="dxa" w:w="2160"/>
-          </w:tcPr>
-          <w:p>
-            <w:pPr>
-              <w:jc w:val="left"/>
-            </w:pPr>
-            <w:r>
-              <w:rPr>
-                <w:rFonts w:ascii="Microsoft YaHei" w:hAnsi="Microsoft YaHei" w:eastAsia="Microsoft YaHei"/>
-                <w:sz w:val="19"/>
-              </w:rPr>
-              <w:t>95598系统、诉求台账</w:t>
-            </w:r>
-          </w:p>
-        </w:tc>
-      </w:tr>
-      <w:tr>
-        <w:tc>
-          <w:tcPr>
-            <w:tcW w:type="dxa" w:w="2160"/>
-          </w:tcPr>
-          <w:p>
-            <w:pPr>
-              <w:jc w:val="left"/>
-            </w:pPr>
-            <w:r>
-              <w:rPr>
-                <w:rFonts w:ascii="Microsoft YaHei" w:hAnsi="Microsoft YaHei" w:eastAsia="Microsoft YaHei"/>
-                <w:sz w:val="19"/>
-              </w:rPr>
-              <w:t>**工作规范**</w:t>
-            </w:r>
-          </w:p>
-        </w:tc>
-        <w:tc>
-          <w:tcPr>
-            <w:tcW w:type="dxa" w:w="2160"/>
-          </w:tcPr>
-          <w:p>
-            <w:pPr>
-              <w:jc w:val="left"/>
-            </w:pPr>
-            <w:r>
-              <w:rPr>
-                <w:rFonts w:ascii="Microsoft YaHei" w:hAnsi="Microsoft YaHei" w:eastAsia="Microsoft YaHei"/>
-                <w:sz w:val="19"/>
-              </w:rPr>
-              <w:t>15%</w:t>
-            </w:r>
-          </w:p>
-        </w:tc>
-        <w:tc>
-          <w:tcPr>
-            <w:tcW w:type="dxa" w:w="2160"/>
-          </w:tcPr>
-          <w:p>
-            <w:pPr>
-              <w:jc w:val="left"/>
-            </w:pPr>
-            <w:r>
-              <w:rPr>
-                <w:rFonts w:ascii="Microsoft YaHei" w:hAnsi="Microsoft YaHei" w:eastAsia="Microsoft YaHei"/>
-                <w:sz w:val="19"/>
-              </w:rPr>
-              <w:t>记录完整率、照片规范率、数据更新及时率</w:t>
-            </w:r>
-          </w:p>
-        </w:tc>
-        <w:tc>
-          <w:tcPr>
-            <w:tcW w:type="dxa" w:w="2160"/>
-          </w:tcPr>
-          <w:p>
-            <w:pPr>
-              <w:jc w:val="left"/>
-            </w:pPr>
-            <w:r>
-              <w:rPr>
-                <w:rFonts w:ascii="Microsoft YaHei" w:hAnsi="Microsoft YaHei" w:eastAsia="Microsoft YaHei"/>
-                <w:sz w:val="19"/>
-              </w:rPr>
-              <w:t>台账检查</w:t>
-            </w:r>
-          </w:p>
-        </w:tc>
-      </w:tr>
-    </w:tbl>
-    <w:p/>
     <w:p>
       <w:pPr>
         <w:pStyle w:val="Heading3"/>
-        <w:jc w:val="left"/>
       </w:pPr>
       <w:r>
         <w:rPr>
@@ -3373,13 +2386,13 @@
     <w:p>
       <w:pPr>
         <w:pStyle w:val="Heading4"/>
-        <w:jc w:val="left"/>
       </w:pPr>
       <w:r>
         <w:rPr>
           <w:rFonts w:ascii="Microsoft YaHei" w:hAnsi="Microsoft YaHei" w:eastAsia="Microsoft YaHei"/>
           <w:b/>
-          <w:sz w:val="22"/>
+          <w:color w:val="2E5A4C"/>
+          <w:sz w:val="24"/>
         </w:rPr>
         <w:t>指标1：驻点工作完成率</w:t>
       </w:r>
@@ -3408,246 +2421,16 @@
         <w:t>评分标准：</w:t>
       </w:r>
     </w:p>
-    <w:tbl>
-      <w:tblPr>
-        <w:tblStyle w:val="TableGrid"/>
-        <w:tblW w:type="auto" w:w="0"/>
-        <w:tblLook w:firstColumn="1" w:firstRow="1" w:lastColumn="0" w:lastRow="0" w:noHBand="0" w:noVBand="1" w:val="04A0"/>
-      </w:tblPr>
-      <w:tblGrid>
-        <w:gridCol w:w="4320"/>
-        <w:gridCol w:w="4320"/>
-      </w:tblGrid>
-      <w:tr>
-        <w:tc>
-          <w:tcPr>
-            <w:tcW w:type="dxa" w:w="4320"/>
-          </w:tcPr>
-          <w:p>
-            <w:pPr>
-              <w:jc w:val="center"/>
-            </w:pPr>
-            <w:r>
-              <w:rPr>
-                <w:rFonts w:ascii="Microsoft YaHei" w:hAnsi="Microsoft YaHei" w:eastAsia="Microsoft YaHei"/>
-                <w:b/>
-                <w:sz w:val="20"/>
-              </w:rPr>
-              <w:t>完成率</w:t>
-            </w:r>
-          </w:p>
-        </w:tc>
-        <w:tc>
-          <w:tcPr>
-            <w:tcW w:type="dxa" w:w="4320"/>
-          </w:tcPr>
-          <w:p>
-            <w:pPr>
-              <w:jc w:val="center"/>
-            </w:pPr>
-            <w:r>
-              <w:rPr>
-                <w:rFonts w:ascii="Microsoft YaHei" w:hAnsi="Microsoft YaHei" w:eastAsia="Microsoft YaHei"/>
-                <w:b/>
-                <w:sz w:val="20"/>
-              </w:rPr>
-              <w:t>得分</w:t>
-            </w:r>
-          </w:p>
-        </w:tc>
-      </w:tr>
-      <w:tr>
-        <w:tc>
-          <w:tcPr>
-            <w:tcW w:type="dxa" w:w="4320"/>
-          </w:tcPr>
-          <w:p>
-            <w:pPr>
-              <w:jc w:val="left"/>
-            </w:pPr>
-            <w:r>
-              <w:rPr>
-                <w:rFonts w:ascii="Microsoft YaHei" w:hAnsi="Microsoft YaHei" w:eastAsia="Microsoft YaHei"/>
-                <w:sz w:val="19"/>
-              </w:rPr>
-              <w:t>≥100%</w:t>
-            </w:r>
-          </w:p>
-        </w:tc>
-        <w:tc>
-          <w:tcPr>
-            <w:tcW w:type="dxa" w:w="4320"/>
-          </w:tcPr>
-          <w:p>
-            <w:pPr>
-              <w:jc w:val="left"/>
-            </w:pPr>
-            <w:r>
-              <w:rPr>
-                <w:rFonts w:ascii="Microsoft YaHei" w:hAnsi="Microsoft YaHei" w:eastAsia="Microsoft YaHei"/>
-                <w:sz w:val="19"/>
-              </w:rPr>
-              <w:t>100分</w:t>
-            </w:r>
-          </w:p>
-        </w:tc>
-      </w:tr>
-      <w:tr>
-        <w:tc>
-          <w:tcPr>
-            <w:tcW w:type="dxa" w:w="4320"/>
-          </w:tcPr>
-          <w:p>
-            <w:pPr>
-              <w:jc w:val="left"/>
-            </w:pPr>
-            <w:r>
-              <w:rPr>
-                <w:rFonts w:ascii="Microsoft YaHei" w:hAnsi="Microsoft YaHei" w:eastAsia="Microsoft YaHei"/>
-                <w:sz w:val="19"/>
-              </w:rPr>
-              <w:t>90-99%</w:t>
-            </w:r>
-          </w:p>
-        </w:tc>
-        <w:tc>
-          <w:tcPr>
-            <w:tcW w:type="dxa" w:w="4320"/>
-          </w:tcPr>
-          <w:p>
-            <w:pPr>
-              <w:jc w:val="left"/>
-            </w:pPr>
-            <w:r>
-              <w:rPr>
-                <w:rFonts w:ascii="Microsoft YaHei" w:hAnsi="Microsoft YaHei" w:eastAsia="Microsoft YaHei"/>
-                <w:sz w:val="19"/>
-              </w:rPr>
-              <w:t>90分</w:t>
-            </w:r>
-          </w:p>
-        </w:tc>
-      </w:tr>
-      <w:tr>
-        <w:tc>
-          <w:tcPr>
-            <w:tcW w:type="dxa" w:w="4320"/>
-          </w:tcPr>
-          <w:p>
-            <w:pPr>
-              <w:jc w:val="left"/>
-            </w:pPr>
-            <w:r>
-              <w:rPr>
-                <w:rFonts w:ascii="Microsoft YaHei" w:hAnsi="Microsoft YaHei" w:eastAsia="Microsoft YaHei"/>
-                <w:sz w:val="19"/>
-              </w:rPr>
-              <w:t>80-89%</w:t>
-            </w:r>
-          </w:p>
-        </w:tc>
-        <w:tc>
-          <w:tcPr>
-            <w:tcW w:type="dxa" w:w="4320"/>
-          </w:tcPr>
-          <w:p>
-            <w:pPr>
-              <w:jc w:val="left"/>
-            </w:pPr>
-            <w:r>
-              <w:rPr>
-                <w:rFonts w:ascii="Microsoft YaHei" w:hAnsi="Microsoft YaHei" w:eastAsia="Microsoft YaHei"/>
-                <w:sz w:val="19"/>
-              </w:rPr>
-              <w:t>80分</w:t>
-            </w:r>
-          </w:p>
-        </w:tc>
-      </w:tr>
-      <w:tr>
-        <w:tc>
-          <w:tcPr>
-            <w:tcW w:type="dxa" w:w="4320"/>
-          </w:tcPr>
-          <w:p>
-            <w:pPr>
-              <w:jc w:val="left"/>
-            </w:pPr>
-            <w:r>
-              <w:rPr>
-                <w:rFonts w:ascii="Microsoft YaHei" w:hAnsi="Microsoft YaHei" w:eastAsia="Microsoft YaHei"/>
-                <w:sz w:val="19"/>
-              </w:rPr>
-              <w:t>70-79%</w:t>
-            </w:r>
-          </w:p>
-        </w:tc>
-        <w:tc>
-          <w:tcPr>
-            <w:tcW w:type="dxa" w:w="4320"/>
-          </w:tcPr>
-          <w:p>
-            <w:pPr>
-              <w:jc w:val="left"/>
-            </w:pPr>
-            <w:r>
-              <w:rPr>
-                <w:rFonts w:ascii="Microsoft YaHei" w:hAnsi="Microsoft YaHei" w:eastAsia="Microsoft YaHei"/>
-                <w:sz w:val="19"/>
-              </w:rPr>
-              <w:t>70分</w:t>
-            </w:r>
-          </w:p>
-        </w:tc>
-      </w:tr>
-      <w:tr>
-        <w:tc>
-          <w:tcPr>
-            <w:tcW w:type="dxa" w:w="4320"/>
-          </w:tcPr>
-          <w:p>
-            <w:pPr>
-              <w:jc w:val="left"/>
-            </w:pPr>
-            <w:r>
-              <w:rPr>
-                <w:rFonts w:ascii="Microsoft YaHei" w:hAnsi="Microsoft YaHei" w:eastAsia="Microsoft YaHei"/>
-                <w:sz w:val="19"/>
-              </w:rPr>
-              <w:t>&lt;70%</w:t>
-            </w:r>
-          </w:p>
-        </w:tc>
-        <w:tc>
-          <w:tcPr>
-            <w:tcW w:type="dxa" w:w="4320"/>
-          </w:tcPr>
-          <w:p>
-            <w:pPr>
-              <w:jc w:val="left"/>
-            </w:pPr>
-            <w:r>
-              <w:rPr>
-                <w:rFonts w:ascii="Microsoft YaHei" w:hAnsi="Microsoft YaHei" w:eastAsia="Microsoft YaHei"/>
-                <w:sz w:val="19"/>
-              </w:rPr>
-              <w:t>60分</w:t>
-            </w:r>
-          </w:p>
-        </w:tc>
-      </w:tr>
-    </w:tbl>
-    <w:p/>
     <w:p>
       <w:pPr>
         <w:pStyle w:val="Heading4"/>
-        <w:jc w:val="left"/>
       </w:pPr>
       <w:r>
         <w:rPr>
           <w:rFonts w:ascii="Microsoft YaHei" w:hAnsi="Microsoft YaHei" w:eastAsia="Microsoft YaHei"/>
           <w:b/>
-          <w:sz w:val="22"/>
+          <w:color w:val="2E5A4C"/>
+          <w:sz w:val="24"/>
         </w:rPr>
         <w:t>指标2：重点客户走访率</w:t>
       </w:r>
@@ -3676,246 +2459,16 @@
         <w:t>评分标准：</w:t>
       </w:r>
     </w:p>
-    <w:tbl>
-      <w:tblPr>
-        <w:tblStyle w:val="TableGrid"/>
-        <w:tblW w:type="auto" w:w="0"/>
-        <w:tblLook w:firstColumn="1" w:firstRow="1" w:lastColumn="0" w:lastRow="0" w:noHBand="0" w:noVBand="1" w:val="04A0"/>
-      </w:tblPr>
-      <w:tblGrid>
-        <w:gridCol w:w="4320"/>
-        <w:gridCol w:w="4320"/>
-      </w:tblGrid>
-      <w:tr>
-        <w:tc>
-          <w:tcPr>
-            <w:tcW w:type="dxa" w:w="4320"/>
-          </w:tcPr>
-          <w:p>
-            <w:pPr>
-              <w:jc w:val="center"/>
-            </w:pPr>
-            <w:r>
-              <w:rPr>
-                <w:rFonts w:ascii="Microsoft YaHei" w:hAnsi="Microsoft YaHei" w:eastAsia="Microsoft YaHei"/>
-                <w:b/>
-                <w:sz w:val="20"/>
-              </w:rPr>
-              <w:t>走访率</w:t>
-            </w:r>
-          </w:p>
-        </w:tc>
-        <w:tc>
-          <w:tcPr>
-            <w:tcW w:type="dxa" w:w="4320"/>
-          </w:tcPr>
-          <w:p>
-            <w:pPr>
-              <w:jc w:val="center"/>
-            </w:pPr>
-            <w:r>
-              <w:rPr>
-                <w:rFonts w:ascii="Microsoft YaHei" w:hAnsi="Microsoft YaHei" w:eastAsia="Microsoft YaHei"/>
-                <w:b/>
-                <w:sz w:val="20"/>
-              </w:rPr>
-              <w:t>得分</w:t>
-            </w:r>
-          </w:p>
-        </w:tc>
-      </w:tr>
-      <w:tr>
-        <w:tc>
-          <w:tcPr>
-            <w:tcW w:type="dxa" w:w="4320"/>
-          </w:tcPr>
-          <w:p>
-            <w:pPr>
-              <w:jc w:val="left"/>
-            </w:pPr>
-            <w:r>
-              <w:rPr>
-                <w:rFonts w:ascii="Microsoft YaHei" w:hAnsi="Microsoft YaHei" w:eastAsia="Microsoft YaHei"/>
-                <w:sz w:val="19"/>
-              </w:rPr>
-              <w:t>≥90%</w:t>
-            </w:r>
-          </w:p>
-        </w:tc>
-        <w:tc>
-          <w:tcPr>
-            <w:tcW w:type="dxa" w:w="4320"/>
-          </w:tcPr>
-          <w:p>
-            <w:pPr>
-              <w:jc w:val="left"/>
-            </w:pPr>
-            <w:r>
-              <w:rPr>
-                <w:rFonts w:ascii="Microsoft YaHei" w:hAnsi="Microsoft YaHei" w:eastAsia="Microsoft YaHei"/>
-                <w:sz w:val="19"/>
-              </w:rPr>
-              <w:t>100分</w:t>
-            </w:r>
-          </w:p>
-        </w:tc>
-      </w:tr>
-      <w:tr>
-        <w:tc>
-          <w:tcPr>
-            <w:tcW w:type="dxa" w:w="4320"/>
-          </w:tcPr>
-          <w:p>
-            <w:pPr>
-              <w:jc w:val="left"/>
-            </w:pPr>
-            <w:r>
-              <w:rPr>
-                <w:rFonts w:ascii="Microsoft YaHei" w:hAnsi="Microsoft YaHei" w:eastAsia="Microsoft YaHei"/>
-                <w:sz w:val="19"/>
-              </w:rPr>
-              <w:t>80-89%</w:t>
-            </w:r>
-          </w:p>
-        </w:tc>
-        <w:tc>
-          <w:tcPr>
-            <w:tcW w:type="dxa" w:w="4320"/>
-          </w:tcPr>
-          <w:p>
-            <w:pPr>
-              <w:jc w:val="left"/>
-            </w:pPr>
-            <w:r>
-              <w:rPr>
-                <w:rFonts w:ascii="Microsoft YaHei" w:hAnsi="Microsoft YaHei" w:eastAsia="Microsoft YaHei"/>
-                <w:sz w:val="19"/>
-              </w:rPr>
-              <w:t>90分</w:t>
-            </w:r>
-          </w:p>
-        </w:tc>
-      </w:tr>
-      <w:tr>
-        <w:tc>
-          <w:tcPr>
-            <w:tcW w:type="dxa" w:w="4320"/>
-          </w:tcPr>
-          <w:p>
-            <w:pPr>
-              <w:jc w:val="left"/>
-            </w:pPr>
-            <w:r>
-              <w:rPr>
-                <w:rFonts w:ascii="Microsoft YaHei" w:hAnsi="Microsoft YaHei" w:eastAsia="Microsoft YaHei"/>
-                <w:sz w:val="19"/>
-              </w:rPr>
-              <w:t>70-79%</w:t>
-            </w:r>
-          </w:p>
-        </w:tc>
-        <w:tc>
-          <w:tcPr>
-            <w:tcW w:type="dxa" w:w="4320"/>
-          </w:tcPr>
-          <w:p>
-            <w:pPr>
-              <w:jc w:val="left"/>
-            </w:pPr>
-            <w:r>
-              <w:rPr>
-                <w:rFonts w:ascii="Microsoft YaHei" w:hAnsi="Microsoft YaHei" w:eastAsia="Microsoft YaHei"/>
-                <w:sz w:val="19"/>
-              </w:rPr>
-              <w:t>80分</w:t>
-            </w:r>
-          </w:p>
-        </w:tc>
-      </w:tr>
-      <w:tr>
-        <w:tc>
-          <w:tcPr>
-            <w:tcW w:type="dxa" w:w="4320"/>
-          </w:tcPr>
-          <w:p>
-            <w:pPr>
-              <w:jc w:val="left"/>
-            </w:pPr>
-            <w:r>
-              <w:rPr>
-                <w:rFonts w:ascii="Microsoft YaHei" w:hAnsi="Microsoft YaHei" w:eastAsia="Microsoft YaHei"/>
-                <w:sz w:val="19"/>
-              </w:rPr>
-              <w:t>60-69%</w:t>
-            </w:r>
-          </w:p>
-        </w:tc>
-        <w:tc>
-          <w:tcPr>
-            <w:tcW w:type="dxa" w:w="4320"/>
-          </w:tcPr>
-          <w:p>
-            <w:pPr>
-              <w:jc w:val="left"/>
-            </w:pPr>
-            <w:r>
-              <w:rPr>
-                <w:rFonts w:ascii="Microsoft YaHei" w:hAnsi="Microsoft YaHei" w:eastAsia="Microsoft YaHei"/>
-                <w:sz w:val="19"/>
-              </w:rPr>
-              <w:t>70分</w:t>
-            </w:r>
-          </w:p>
-        </w:tc>
-      </w:tr>
-      <w:tr>
-        <w:tc>
-          <w:tcPr>
-            <w:tcW w:type="dxa" w:w="4320"/>
-          </w:tcPr>
-          <w:p>
-            <w:pPr>
-              <w:jc w:val="left"/>
-            </w:pPr>
-            <w:r>
-              <w:rPr>
-                <w:rFonts w:ascii="Microsoft YaHei" w:hAnsi="Microsoft YaHei" w:eastAsia="Microsoft YaHei"/>
-                <w:sz w:val="19"/>
-              </w:rPr>
-              <w:t>&lt;60%</w:t>
-            </w:r>
-          </w:p>
-        </w:tc>
-        <w:tc>
-          <w:tcPr>
-            <w:tcW w:type="dxa" w:w="4320"/>
-          </w:tcPr>
-          <w:p>
-            <w:pPr>
-              <w:jc w:val="left"/>
-            </w:pPr>
-            <w:r>
-              <w:rPr>
-                <w:rFonts w:ascii="Microsoft YaHei" w:hAnsi="Microsoft YaHei" w:eastAsia="Microsoft YaHei"/>
-                <w:sz w:val="19"/>
-              </w:rPr>
-              <w:t>60分</w:t>
-            </w:r>
-          </w:p>
-        </w:tc>
-      </w:tr>
-    </w:tbl>
-    <w:p/>
     <w:p>
       <w:pPr>
         <w:pStyle w:val="Heading4"/>
-        <w:jc w:val="left"/>
       </w:pPr>
       <w:r>
         <w:rPr>
           <w:rFonts w:ascii="Microsoft YaHei" w:hAnsi="Microsoft YaHei" w:eastAsia="Microsoft YaHei"/>
           <w:b/>
-          <w:sz w:val="22"/>
+          <w:color w:val="2E5A4C"/>
+          <w:sz w:val="24"/>
         </w:rPr>
         <w:t>指标3：隐患发现率</w:t>
       </w:r>
@@ -3944,246 +2497,16 @@
         <w:t>评分标准：</w:t>
       </w:r>
     </w:p>
-    <w:tbl>
-      <w:tblPr>
-        <w:tblStyle w:val="TableGrid"/>
-        <w:tblW w:type="auto" w:w="0"/>
-        <w:tblLook w:firstColumn="1" w:firstRow="1" w:lastColumn="0" w:lastRow="0" w:noHBand="0" w:noVBand="1" w:val="04A0"/>
-      </w:tblPr>
-      <w:tblGrid>
-        <w:gridCol w:w="4320"/>
-        <w:gridCol w:w="4320"/>
-      </w:tblGrid>
-      <w:tr>
-        <w:tc>
-          <w:tcPr>
-            <w:tcW w:type="dxa" w:w="4320"/>
-          </w:tcPr>
-          <w:p>
-            <w:pPr>
-              <w:jc w:val="center"/>
-            </w:pPr>
-            <w:r>
-              <w:rPr>
-                <w:rFonts w:ascii="Microsoft YaHei" w:hAnsi="Microsoft YaHei" w:eastAsia="Microsoft YaHei"/>
-                <w:b/>
-                <w:sz w:val="20"/>
-              </w:rPr>
-              <w:t>发现率</w:t>
-            </w:r>
-          </w:p>
-        </w:tc>
-        <w:tc>
-          <w:tcPr>
-            <w:tcW w:type="dxa" w:w="4320"/>
-          </w:tcPr>
-          <w:p>
-            <w:pPr>
-              <w:jc w:val="center"/>
-            </w:pPr>
-            <w:r>
-              <w:rPr>
-                <w:rFonts w:ascii="Microsoft YaHei" w:hAnsi="Microsoft YaHei" w:eastAsia="Microsoft YaHei"/>
-                <w:b/>
-                <w:sz w:val="20"/>
-              </w:rPr>
-              <w:t>得分</w:t>
-            </w:r>
-          </w:p>
-        </w:tc>
-      </w:tr>
-      <w:tr>
-        <w:tc>
-          <w:tcPr>
-            <w:tcW w:type="dxa" w:w="4320"/>
-          </w:tcPr>
-          <w:p>
-            <w:pPr>
-              <w:jc w:val="left"/>
-            </w:pPr>
-            <w:r>
-              <w:rPr>
-                <w:rFonts w:ascii="Microsoft YaHei" w:hAnsi="Microsoft YaHei" w:eastAsia="Microsoft YaHei"/>
-                <w:sz w:val="19"/>
-              </w:rPr>
-              <w:t>≥5%</w:t>
-            </w:r>
-          </w:p>
-        </w:tc>
-        <w:tc>
-          <w:tcPr>
-            <w:tcW w:type="dxa" w:w="4320"/>
-          </w:tcPr>
-          <w:p>
-            <w:pPr>
-              <w:jc w:val="left"/>
-            </w:pPr>
-            <w:r>
-              <w:rPr>
-                <w:rFonts w:ascii="Microsoft YaHei" w:hAnsi="Microsoft YaHei" w:eastAsia="Microsoft YaHei"/>
-                <w:sz w:val="19"/>
-              </w:rPr>
-              <w:t>100分</w:t>
-            </w:r>
-          </w:p>
-        </w:tc>
-      </w:tr>
-      <w:tr>
-        <w:tc>
-          <w:tcPr>
-            <w:tcW w:type="dxa" w:w="4320"/>
-          </w:tcPr>
-          <w:p>
-            <w:pPr>
-              <w:jc w:val="left"/>
-            </w:pPr>
-            <w:r>
-              <w:rPr>
-                <w:rFonts w:ascii="Microsoft YaHei" w:hAnsi="Microsoft YaHei" w:eastAsia="Microsoft YaHei"/>
-                <w:sz w:val="19"/>
-              </w:rPr>
-              <w:t>3-4%</w:t>
-            </w:r>
-          </w:p>
-        </w:tc>
-        <w:tc>
-          <w:tcPr>
-            <w:tcW w:type="dxa" w:w="4320"/>
-          </w:tcPr>
-          <w:p>
-            <w:pPr>
-              <w:jc w:val="left"/>
-            </w:pPr>
-            <w:r>
-              <w:rPr>
-                <w:rFonts w:ascii="Microsoft YaHei" w:hAnsi="Microsoft YaHei" w:eastAsia="Microsoft YaHei"/>
-                <w:sz w:val="19"/>
-              </w:rPr>
-              <w:t>90分</w:t>
-            </w:r>
-          </w:p>
-        </w:tc>
-      </w:tr>
-      <w:tr>
-        <w:tc>
-          <w:tcPr>
-            <w:tcW w:type="dxa" w:w="4320"/>
-          </w:tcPr>
-          <w:p>
-            <w:pPr>
-              <w:jc w:val="left"/>
-            </w:pPr>
-            <w:r>
-              <w:rPr>
-                <w:rFonts w:ascii="Microsoft YaHei" w:hAnsi="Microsoft YaHei" w:eastAsia="Microsoft YaHei"/>
-                <w:sz w:val="19"/>
-              </w:rPr>
-              <w:t>1-2%</w:t>
-            </w:r>
-          </w:p>
-        </w:tc>
-        <w:tc>
-          <w:tcPr>
-            <w:tcW w:type="dxa" w:w="4320"/>
-          </w:tcPr>
-          <w:p>
-            <w:pPr>
-              <w:jc w:val="left"/>
-            </w:pPr>
-            <w:r>
-              <w:rPr>
-                <w:rFonts w:ascii="Microsoft YaHei" w:hAnsi="Microsoft YaHei" w:eastAsia="Microsoft YaHei"/>
-                <w:sz w:val="19"/>
-              </w:rPr>
-              <w:t>80分</w:t>
-            </w:r>
-          </w:p>
-        </w:tc>
-      </w:tr>
-      <w:tr>
-        <w:tc>
-          <w:tcPr>
-            <w:tcW w:type="dxa" w:w="4320"/>
-          </w:tcPr>
-          <w:p>
-            <w:pPr>
-              <w:jc w:val="left"/>
-            </w:pPr>
-            <w:r>
-              <w:rPr>
-                <w:rFonts w:ascii="Microsoft YaHei" w:hAnsi="Microsoft YaHei" w:eastAsia="Microsoft YaHei"/>
-                <w:sz w:val="19"/>
-              </w:rPr>
-              <w:t>0.5-1%</w:t>
-            </w:r>
-          </w:p>
-        </w:tc>
-        <w:tc>
-          <w:tcPr>
-            <w:tcW w:type="dxa" w:w="4320"/>
-          </w:tcPr>
-          <w:p>
-            <w:pPr>
-              <w:jc w:val="left"/>
-            </w:pPr>
-            <w:r>
-              <w:rPr>
-                <w:rFonts w:ascii="Microsoft YaHei" w:hAnsi="Microsoft YaHei" w:eastAsia="Microsoft YaHei"/>
-                <w:sz w:val="19"/>
-              </w:rPr>
-              <w:t>70分</w:t>
-            </w:r>
-          </w:p>
-        </w:tc>
-      </w:tr>
-      <w:tr>
-        <w:tc>
-          <w:tcPr>
-            <w:tcW w:type="dxa" w:w="4320"/>
-          </w:tcPr>
-          <w:p>
-            <w:pPr>
-              <w:jc w:val="left"/>
-            </w:pPr>
-            <w:r>
-              <w:rPr>
-                <w:rFonts w:ascii="Microsoft YaHei" w:hAnsi="Microsoft YaHei" w:eastAsia="Microsoft YaHei"/>
-                <w:sz w:val="19"/>
-              </w:rPr>
-              <w:t>&lt;0.5%</w:t>
-            </w:r>
-          </w:p>
-        </w:tc>
-        <w:tc>
-          <w:tcPr>
-            <w:tcW w:type="dxa" w:w="4320"/>
-          </w:tcPr>
-          <w:p>
-            <w:pPr>
-              <w:jc w:val="left"/>
-            </w:pPr>
-            <w:r>
-              <w:rPr>
-                <w:rFonts w:ascii="Microsoft YaHei" w:hAnsi="Microsoft YaHei" w:eastAsia="Microsoft YaHei"/>
-                <w:sz w:val="19"/>
-              </w:rPr>
-              <w:t>60分</w:t>
-            </w:r>
-          </w:p>
-        </w:tc>
-      </w:tr>
-    </w:tbl>
-    <w:p/>
     <w:p>
       <w:pPr>
         <w:pStyle w:val="Heading4"/>
-        <w:jc w:val="left"/>
       </w:pPr>
       <w:r>
         <w:rPr>
           <w:rFonts w:ascii="Microsoft YaHei" w:hAnsi="Microsoft YaHei" w:eastAsia="Microsoft YaHei"/>
           <w:b/>
-          <w:sz w:val="22"/>
+          <w:color w:val="2E5A4C"/>
+          <w:sz w:val="24"/>
         </w:rPr>
         <w:t>指标4：客户满意度</w:t>
       </w:r>
@@ -4212,246 +2535,16 @@
         <w:t>评分标准：</w:t>
       </w:r>
     </w:p>
-    <w:tbl>
-      <w:tblPr>
-        <w:tblStyle w:val="TableGrid"/>
-        <w:tblW w:type="auto" w:w="0"/>
-        <w:tblLook w:firstColumn="1" w:firstRow="1" w:lastColumn="0" w:lastRow="0" w:noHBand="0" w:noVBand="1" w:val="04A0"/>
-      </w:tblPr>
-      <w:tblGrid>
-        <w:gridCol w:w="4320"/>
-        <w:gridCol w:w="4320"/>
-      </w:tblGrid>
-      <w:tr>
-        <w:tc>
-          <w:tcPr>
-            <w:tcW w:type="dxa" w:w="4320"/>
-          </w:tcPr>
-          <w:p>
-            <w:pPr>
-              <w:jc w:val="center"/>
-            </w:pPr>
-            <w:r>
-              <w:rPr>
-                <w:rFonts w:ascii="Microsoft YaHei" w:hAnsi="Microsoft YaHei" w:eastAsia="Microsoft YaHei"/>
-                <w:b/>
-                <w:sz w:val="20"/>
-              </w:rPr>
-              <w:t>满意度</w:t>
-            </w:r>
-          </w:p>
-        </w:tc>
-        <w:tc>
-          <w:tcPr>
-            <w:tcW w:type="dxa" w:w="4320"/>
-          </w:tcPr>
-          <w:p>
-            <w:pPr>
-              <w:jc w:val="center"/>
-            </w:pPr>
-            <w:r>
-              <w:rPr>
-                <w:rFonts w:ascii="Microsoft YaHei" w:hAnsi="Microsoft YaHei" w:eastAsia="Microsoft YaHei"/>
-                <w:b/>
-                <w:sz w:val="20"/>
-              </w:rPr>
-              <w:t>得分</w:t>
-            </w:r>
-          </w:p>
-        </w:tc>
-      </w:tr>
-      <w:tr>
-        <w:tc>
-          <w:tcPr>
-            <w:tcW w:type="dxa" w:w="4320"/>
-          </w:tcPr>
-          <w:p>
-            <w:pPr>
-              <w:jc w:val="left"/>
-            </w:pPr>
-            <w:r>
-              <w:rPr>
-                <w:rFonts w:ascii="Microsoft YaHei" w:hAnsi="Microsoft YaHei" w:eastAsia="Microsoft YaHei"/>
-                <w:sz w:val="19"/>
-              </w:rPr>
-              <w:t>≥95分</w:t>
-            </w:r>
-          </w:p>
-        </w:tc>
-        <w:tc>
-          <w:tcPr>
-            <w:tcW w:type="dxa" w:w="4320"/>
-          </w:tcPr>
-          <w:p>
-            <w:pPr>
-              <w:jc w:val="left"/>
-            </w:pPr>
-            <w:r>
-              <w:rPr>
-                <w:rFonts w:ascii="Microsoft YaHei" w:hAnsi="Microsoft YaHei" w:eastAsia="Microsoft YaHei"/>
-                <w:sz w:val="19"/>
-              </w:rPr>
-              <w:t>100分</w:t>
-            </w:r>
-          </w:p>
-        </w:tc>
-      </w:tr>
-      <w:tr>
-        <w:tc>
-          <w:tcPr>
-            <w:tcW w:type="dxa" w:w="4320"/>
-          </w:tcPr>
-          <w:p>
-            <w:pPr>
-              <w:jc w:val="left"/>
-            </w:pPr>
-            <w:r>
-              <w:rPr>
-                <w:rFonts w:ascii="Microsoft YaHei" w:hAnsi="Microsoft YaHei" w:eastAsia="Microsoft YaHei"/>
-                <w:sz w:val="19"/>
-              </w:rPr>
-              <w:t>90-94分</w:t>
-            </w:r>
-          </w:p>
-        </w:tc>
-        <w:tc>
-          <w:tcPr>
-            <w:tcW w:type="dxa" w:w="4320"/>
-          </w:tcPr>
-          <w:p>
-            <w:pPr>
-              <w:jc w:val="left"/>
-            </w:pPr>
-            <w:r>
-              <w:rPr>
-                <w:rFonts w:ascii="Microsoft YaHei" w:hAnsi="Microsoft YaHei" w:eastAsia="Microsoft YaHei"/>
-                <w:sz w:val="19"/>
-              </w:rPr>
-              <w:t>90分</w:t>
-            </w:r>
-          </w:p>
-        </w:tc>
-      </w:tr>
-      <w:tr>
-        <w:tc>
-          <w:tcPr>
-            <w:tcW w:type="dxa" w:w="4320"/>
-          </w:tcPr>
-          <w:p>
-            <w:pPr>
-              <w:jc w:val="left"/>
-            </w:pPr>
-            <w:r>
-              <w:rPr>
-                <w:rFonts w:ascii="Microsoft YaHei" w:hAnsi="Microsoft YaHei" w:eastAsia="Microsoft YaHei"/>
-                <w:sz w:val="19"/>
-              </w:rPr>
-              <w:t>85-89分</w:t>
-            </w:r>
-          </w:p>
-        </w:tc>
-        <w:tc>
-          <w:tcPr>
-            <w:tcW w:type="dxa" w:w="4320"/>
-          </w:tcPr>
-          <w:p>
-            <w:pPr>
-              <w:jc w:val="left"/>
-            </w:pPr>
-            <w:r>
-              <w:rPr>
-                <w:rFonts w:ascii="Microsoft YaHei" w:hAnsi="Microsoft YaHei" w:eastAsia="Microsoft YaHei"/>
-                <w:sz w:val="19"/>
-              </w:rPr>
-              <w:t>80分</w:t>
-            </w:r>
-          </w:p>
-        </w:tc>
-      </w:tr>
-      <w:tr>
-        <w:tc>
-          <w:tcPr>
-            <w:tcW w:type="dxa" w:w="4320"/>
-          </w:tcPr>
-          <w:p>
-            <w:pPr>
-              <w:jc w:val="left"/>
-            </w:pPr>
-            <w:r>
-              <w:rPr>
-                <w:rFonts w:ascii="Microsoft YaHei" w:hAnsi="Microsoft YaHei" w:eastAsia="Microsoft YaHei"/>
-                <w:sz w:val="19"/>
-              </w:rPr>
-              <w:t>80-84分</w:t>
-            </w:r>
-          </w:p>
-        </w:tc>
-        <w:tc>
-          <w:tcPr>
-            <w:tcW w:type="dxa" w:w="4320"/>
-          </w:tcPr>
-          <w:p>
-            <w:pPr>
-              <w:jc w:val="left"/>
-            </w:pPr>
-            <w:r>
-              <w:rPr>
-                <w:rFonts w:ascii="Microsoft YaHei" w:hAnsi="Microsoft YaHei" w:eastAsia="Microsoft YaHei"/>
-                <w:sz w:val="19"/>
-              </w:rPr>
-              <w:t>70分</w:t>
-            </w:r>
-          </w:p>
-        </w:tc>
-      </w:tr>
-      <w:tr>
-        <w:tc>
-          <w:tcPr>
-            <w:tcW w:type="dxa" w:w="4320"/>
-          </w:tcPr>
-          <w:p>
-            <w:pPr>
-              <w:jc w:val="left"/>
-            </w:pPr>
-            <w:r>
-              <w:rPr>
-                <w:rFonts w:ascii="Microsoft YaHei" w:hAnsi="Microsoft YaHei" w:eastAsia="Microsoft YaHei"/>
-                <w:sz w:val="19"/>
-              </w:rPr>
-              <w:t>&lt;80分</w:t>
-            </w:r>
-          </w:p>
-        </w:tc>
-        <w:tc>
-          <w:tcPr>
-            <w:tcW w:type="dxa" w:w="4320"/>
-          </w:tcPr>
-          <w:p>
-            <w:pPr>
-              <w:jc w:val="left"/>
-            </w:pPr>
-            <w:r>
-              <w:rPr>
-                <w:rFonts w:ascii="Microsoft YaHei" w:hAnsi="Microsoft YaHei" w:eastAsia="Microsoft YaHei"/>
-                <w:sz w:val="19"/>
-              </w:rPr>
-              <w:t>60分</w:t>
-            </w:r>
-          </w:p>
-        </w:tc>
-      </w:tr>
-    </w:tbl>
-    <w:p/>
     <w:p>
       <w:pPr>
         <w:pStyle w:val="Heading4"/>
-        <w:jc w:val="left"/>
       </w:pPr>
       <w:r>
         <w:rPr>
           <w:rFonts w:ascii="Microsoft YaHei" w:hAnsi="Microsoft YaHei" w:eastAsia="Microsoft YaHei"/>
           <w:b/>
-          <w:sz w:val="22"/>
+          <w:color w:val="2E5A4C"/>
+          <w:sz w:val="24"/>
         </w:rPr>
         <w:t>指标5：工单压降率</w:t>
       </w:r>
@@ -4480,240 +2573,9 @@
         <w:t>评分标准：</w:t>
       </w:r>
     </w:p>
-    <w:tbl>
-      <w:tblPr>
-        <w:tblStyle w:val="TableGrid"/>
-        <w:tblW w:type="auto" w:w="0"/>
-        <w:tblLook w:firstColumn="1" w:firstRow="1" w:lastColumn="0" w:lastRow="0" w:noHBand="0" w:noVBand="1" w:val="04A0"/>
-      </w:tblPr>
-      <w:tblGrid>
-        <w:gridCol w:w="4320"/>
-        <w:gridCol w:w="4320"/>
-      </w:tblGrid>
-      <w:tr>
-        <w:tc>
-          <w:tcPr>
-            <w:tcW w:type="dxa" w:w="4320"/>
-          </w:tcPr>
-          <w:p>
-            <w:pPr>
-              <w:jc w:val="center"/>
-            </w:pPr>
-            <w:r>
-              <w:rPr>
-                <w:rFonts w:ascii="Microsoft YaHei" w:hAnsi="Microsoft YaHei" w:eastAsia="Microsoft YaHei"/>
-                <w:b/>
-                <w:sz w:val="20"/>
-              </w:rPr>
-              <w:t>压降率</w:t>
-            </w:r>
-          </w:p>
-        </w:tc>
-        <w:tc>
-          <w:tcPr>
-            <w:tcW w:type="dxa" w:w="4320"/>
-          </w:tcPr>
-          <w:p>
-            <w:pPr>
-              <w:jc w:val="center"/>
-            </w:pPr>
-            <w:r>
-              <w:rPr>
-                <w:rFonts w:ascii="Microsoft YaHei" w:hAnsi="Microsoft YaHei" w:eastAsia="Microsoft YaHei"/>
-                <w:b/>
-                <w:sz w:val="20"/>
-              </w:rPr>
-              <w:t>得分</w:t>
-            </w:r>
-          </w:p>
-        </w:tc>
-      </w:tr>
-      <w:tr>
-        <w:tc>
-          <w:tcPr>
-            <w:tcW w:type="dxa" w:w="4320"/>
-          </w:tcPr>
-          <w:p>
-            <w:pPr>
-              <w:jc w:val="left"/>
-            </w:pPr>
-            <w:r>
-              <w:rPr>
-                <w:rFonts w:ascii="Microsoft YaHei" w:hAnsi="Microsoft YaHei" w:eastAsia="Microsoft YaHei"/>
-                <w:sz w:val="19"/>
-              </w:rPr>
-              <w:t>≥30%</w:t>
-            </w:r>
-          </w:p>
-        </w:tc>
-        <w:tc>
-          <w:tcPr>
-            <w:tcW w:type="dxa" w:w="4320"/>
-          </w:tcPr>
-          <w:p>
-            <w:pPr>
-              <w:jc w:val="left"/>
-            </w:pPr>
-            <w:r>
-              <w:rPr>
-                <w:rFonts w:ascii="Microsoft YaHei" w:hAnsi="Microsoft YaHei" w:eastAsia="Microsoft YaHei"/>
-                <w:sz w:val="19"/>
-              </w:rPr>
-              <w:t>100分</w:t>
-            </w:r>
-          </w:p>
-        </w:tc>
-      </w:tr>
-      <w:tr>
-        <w:tc>
-          <w:tcPr>
-            <w:tcW w:type="dxa" w:w="4320"/>
-          </w:tcPr>
-          <w:p>
-            <w:pPr>
-              <w:jc w:val="left"/>
-            </w:pPr>
-            <w:r>
-              <w:rPr>
-                <w:rFonts w:ascii="Microsoft YaHei" w:hAnsi="Microsoft YaHei" w:eastAsia="Microsoft YaHei"/>
-                <w:sz w:val="19"/>
-              </w:rPr>
-              <w:t>20-29%</w:t>
-            </w:r>
-          </w:p>
-        </w:tc>
-        <w:tc>
-          <w:tcPr>
-            <w:tcW w:type="dxa" w:w="4320"/>
-          </w:tcPr>
-          <w:p>
-            <w:pPr>
-              <w:jc w:val="left"/>
-            </w:pPr>
-            <w:r>
-              <w:rPr>
-                <w:rFonts w:ascii="Microsoft YaHei" w:hAnsi="Microsoft YaHei" w:eastAsia="Microsoft YaHei"/>
-                <w:sz w:val="19"/>
-              </w:rPr>
-              <w:t>90分</w:t>
-            </w:r>
-          </w:p>
-        </w:tc>
-      </w:tr>
-      <w:tr>
-        <w:tc>
-          <w:tcPr>
-            <w:tcW w:type="dxa" w:w="4320"/>
-          </w:tcPr>
-          <w:p>
-            <w:pPr>
-              <w:jc w:val="left"/>
-            </w:pPr>
-            <w:r>
-              <w:rPr>
-                <w:rFonts w:ascii="Microsoft YaHei" w:hAnsi="Microsoft YaHei" w:eastAsia="Microsoft YaHei"/>
-                <w:sz w:val="19"/>
-              </w:rPr>
-              <w:t>10-19%</w:t>
-            </w:r>
-          </w:p>
-        </w:tc>
-        <w:tc>
-          <w:tcPr>
-            <w:tcW w:type="dxa" w:w="4320"/>
-          </w:tcPr>
-          <w:p>
-            <w:pPr>
-              <w:jc w:val="left"/>
-            </w:pPr>
-            <w:r>
-              <w:rPr>
-                <w:rFonts w:ascii="Microsoft YaHei" w:hAnsi="Microsoft YaHei" w:eastAsia="Microsoft YaHei"/>
-                <w:sz w:val="19"/>
-              </w:rPr>
-              <w:t>80分</w:t>
-            </w:r>
-          </w:p>
-        </w:tc>
-      </w:tr>
-      <w:tr>
-        <w:tc>
-          <w:tcPr>
-            <w:tcW w:type="dxa" w:w="4320"/>
-          </w:tcPr>
-          <w:p>
-            <w:pPr>
-              <w:jc w:val="left"/>
-            </w:pPr>
-            <w:r>
-              <w:rPr>
-                <w:rFonts w:ascii="Microsoft YaHei" w:hAnsi="Microsoft YaHei" w:eastAsia="Microsoft YaHei"/>
-                <w:sz w:val="19"/>
-              </w:rPr>
-              <w:t>0-9%</w:t>
-            </w:r>
-          </w:p>
-        </w:tc>
-        <w:tc>
-          <w:tcPr>
-            <w:tcW w:type="dxa" w:w="4320"/>
-          </w:tcPr>
-          <w:p>
-            <w:pPr>
-              <w:jc w:val="left"/>
-            </w:pPr>
-            <w:r>
-              <w:rPr>
-                <w:rFonts w:ascii="Microsoft YaHei" w:hAnsi="Microsoft YaHei" w:eastAsia="Microsoft YaHei"/>
-                <w:sz w:val="19"/>
-              </w:rPr>
-              <w:t>70分</w:t>
-            </w:r>
-          </w:p>
-        </w:tc>
-      </w:tr>
-      <w:tr>
-        <w:tc>
-          <w:tcPr>
-            <w:tcW w:type="dxa" w:w="4320"/>
-          </w:tcPr>
-          <w:p>
-            <w:pPr>
-              <w:jc w:val="left"/>
-            </w:pPr>
-            <w:r>
-              <w:rPr>
-                <w:rFonts w:ascii="Microsoft YaHei" w:hAnsi="Microsoft YaHei" w:eastAsia="Microsoft YaHei"/>
-                <w:sz w:val="19"/>
-              </w:rPr>
-              <w:t>&lt;0%</w:t>
-            </w:r>
-          </w:p>
-        </w:tc>
-        <w:tc>
-          <w:tcPr>
-            <w:tcW w:type="dxa" w:w="4320"/>
-          </w:tcPr>
-          <w:p>
-            <w:pPr>
-              <w:jc w:val="left"/>
-            </w:pPr>
-            <w:r>
-              <w:rPr>
-                <w:rFonts w:ascii="Microsoft YaHei" w:hAnsi="Microsoft YaHei" w:eastAsia="Microsoft YaHei"/>
-                <w:sz w:val="19"/>
-              </w:rPr>
-              <w:t>60分</w:t>
-            </w:r>
-          </w:p>
-        </w:tc>
-      </w:tr>
-    </w:tbl>
-    <w:p/>
     <w:p>
       <w:pPr>
         <w:pStyle w:val="Heading3"/>
-        <w:jc w:val="left"/>
       </w:pPr>
       <w:r>
         <w:rPr>
@@ -4725,308 +2587,663 @@
         <w:t>6.3 考核周期与方式</w:t>
       </w:r>
     </w:p>
-    <w:tbl>
-      <w:tblPr>
-        <w:tblStyle w:val="TableGrid"/>
-        <w:tblW w:type="auto" w:w="0"/>
-        <w:tblLook w:firstColumn="1" w:firstRow="1" w:lastColumn="0" w:lastRow="0" w:noHBand="0" w:noVBand="1" w:val="04A0"/>
-      </w:tblPr>
-      <w:tblGrid>
-        <w:gridCol w:w="2160"/>
-        <w:gridCol w:w="2160"/>
-        <w:gridCol w:w="2160"/>
-        <w:gridCol w:w="2160"/>
-      </w:tblGrid>
-      <w:tr>
-        <w:tc>
-          <w:tcPr>
-            <w:tcW w:type="dxa" w:w="2160"/>
-          </w:tcPr>
-          <w:p>
-            <w:pPr>
-              <w:jc w:val="center"/>
-            </w:pPr>
-            <w:r>
-              <w:rPr>
-                <w:rFonts w:ascii="Microsoft YaHei" w:hAnsi="Microsoft YaHei" w:eastAsia="Microsoft YaHei"/>
-                <w:b/>
-                <w:sz w:val="20"/>
-              </w:rPr>
-              <w:t>考核类型</w:t>
-            </w:r>
-          </w:p>
-        </w:tc>
-        <w:tc>
-          <w:tcPr>
-            <w:tcW w:type="dxa" w:w="2160"/>
-          </w:tcPr>
-          <w:p>
-            <w:pPr>
-              <w:jc w:val="center"/>
-            </w:pPr>
-            <w:r>
-              <w:rPr>
-                <w:rFonts w:ascii="Microsoft YaHei" w:hAnsi="Microsoft YaHei" w:eastAsia="Microsoft YaHei"/>
-                <w:b/>
-                <w:sz w:val="20"/>
-              </w:rPr>
-              <w:t>周期</w:t>
-            </w:r>
-          </w:p>
-        </w:tc>
-        <w:tc>
-          <w:tcPr>
-            <w:tcW w:type="dxa" w:w="2160"/>
-          </w:tcPr>
-          <w:p>
-            <w:pPr>
-              <w:jc w:val="center"/>
-            </w:pPr>
-            <w:r>
-              <w:rPr>
-                <w:rFonts w:ascii="Microsoft YaHei" w:hAnsi="Microsoft YaHei" w:eastAsia="Microsoft YaHei"/>
-                <w:b/>
-                <w:sz w:val="20"/>
-              </w:rPr>
-              <w:t>方式</w:t>
-            </w:r>
-          </w:p>
-        </w:tc>
-        <w:tc>
-          <w:tcPr>
-            <w:tcW w:type="dxa" w:w="2160"/>
-          </w:tcPr>
-          <w:p>
-            <w:pPr>
-              <w:jc w:val="center"/>
-            </w:pPr>
-            <w:r>
-              <w:rPr>
-                <w:rFonts w:ascii="Microsoft YaHei" w:hAnsi="Microsoft YaHei" w:eastAsia="Microsoft YaHei"/>
-                <w:b/>
-                <w:sz w:val="20"/>
-              </w:rPr>
-              <w:t>结果应用</w:t>
-            </w:r>
-          </w:p>
-        </w:tc>
-      </w:tr>
-      <w:tr>
-        <w:tc>
-          <w:tcPr>
-            <w:tcW w:type="dxa" w:w="2160"/>
-          </w:tcPr>
-          <w:p>
-            <w:pPr>
-              <w:jc w:val="left"/>
-            </w:pPr>
-            <w:r>
-              <w:rPr>
-                <w:rFonts w:ascii="Microsoft YaHei" w:hAnsi="Microsoft YaHei" w:eastAsia="Microsoft YaHei"/>
-                <w:sz w:val="19"/>
-              </w:rPr>
-              <w:t>**月度考核**</w:t>
-            </w:r>
-          </w:p>
-        </w:tc>
-        <w:tc>
-          <w:tcPr>
-            <w:tcW w:type="dxa" w:w="2160"/>
-          </w:tcPr>
-          <w:p>
-            <w:pPr>
-              <w:jc w:val="left"/>
-            </w:pPr>
-            <w:r>
-              <w:rPr>
-                <w:rFonts w:ascii="Microsoft YaHei" w:hAnsi="Microsoft YaHei" w:eastAsia="Microsoft YaHei"/>
-                <w:sz w:val="19"/>
-              </w:rPr>
-              <w:t>每月</w:t>
-            </w:r>
-          </w:p>
-        </w:tc>
-        <w:tc>
-          <w:tcPr>
-            <w:tcW w:type="dxa" w:w="2160"/>
-          </w:tcPr>
-          <w:p>
-            <w:pPr>
-              <w:jc w:val="left"/>
-            </w:pPr>
-            <w:r>
-              <w:rPr>
-                <w:rFonts w:ascii="Microsoft YaHei" w:hAnsi="Microsoft YaHei" w:eastAsia="Microsoft YaHei"/>
-                <w:sz w:val="19"/>
-              </w:rPr>
-              <w:t>系统自动统计+人工核查</w:t>
-            </w:r>
-          </w:p>
-        </w:tc>
-        <w:tc>
-          <w:tcPr>
-            <w:tcW w:type="dxa" w:w="2160"/>
-          </w:tcPr>
-          <w:p>
-            <w:pPr>
-              <w:jc w:val="left"/>
-            </w:pPr>
-            <w:r>
-              <w:rPr>
-                <w:rFonts w:ascii="Microsoft YaHei" w:hAnsi="Microsoft YaHei" w:eastAsia="Microsoft YaHei"/>
-                <w:sz w:val="19"/>
-              </w:rPr>
-              <w:t>月度绩效</w:t>
-            </w:r>
-          </w:p>
-        </w:tc>
-      </w:tr>
-      <w:tr>
-        <w:tc>
-          <w:tcPr>
-            <w:tcW w:type="dxa" w:w="2160"/>
-          </w:tcPr>
-          <w:p>
-            <w:pPr>
-              <w:jc w:val="left"/>
-            </w:pPr>
-            <w:r>
-              <w:rPr>
-                <w:rFonts w:ascii="Microsoft YaHei" w:hAnsi="Microsoft YaHei" w:eastAsia="Microsoft YaHei"/>
-                <w:sz w:val="19"/>
-              </w:rPr>
-              <w:t>**季度考核**</w:t>
-            </w:r>
-          </w:p>
-        </w:tc>
-        <w:tc>
-          <w:tcPr>
-            <w:tcW w:type="dxa" w:w="2160"/>
-          </w:tcPr>
-          <w:p>
-            <w:pPr>
-              <w:jc w:val="left"/>
-            </w:pPr>
-            <w:r>
-              <w:rPr>
-                <w:rFonts w:ascii="Microsoft YaHei" w:hAnsi="Microsoft YaHei" w:eastAsia="Microsoft YaHei"/>
-                <w:sz w:val="19"/>
-              </w:rPr>
-              <w:t>每季度</w:t>
-            </w:r>
-          </w:p>
-        </w:tc>
-        <w:tc>
-          <w:tcPr>
-            <w:tcW w:type="dxa" w:w="2160"/>
-          </w:tcPr>
-          <w:p>
-            <w:pPr>
-              <w:jc w:val="left"/>
-            </w:pPr>
-            <w:r>
-              <w:rPr>
-                <w:rFonts w:ascii="Microsoft YaHei" w:hAnsi="Microsoft YaHei" w:eastAsia="Microsoft YaHei"/>
-                <w:sz w:val="19"/>
-              </w:rPr>
-              <w:t>综合评估</w:t>
-            </w:r>
-          </w:p>
-        </w:tc>
-        <w:tc>
-          <w:tcPr>
-            <w:tcW w:type="dxa" w:w="2160"/>
-          </w:tcPr>
-          <w:p>
-            <w:pPr>
-              <w:jc w:val="left"/>
-            </w:pPr>
-            <w:r>
-              <w:rPr>
-                <w:rFonts w:ascii="Microsoft YaHei" w:hAnsi="Microsoft YaHei" w:eastAsia="Microsoft YaHei"/>
-                <w:sz w:val="19"/>
-              </w:rPr>
-              <w:t>季度奖金</w:t>
-            </w:r>
-          </w:p>
-        </w:tc>
-      </w:tr>
-      <w:tr>
-        <w:tc>
-          <w:tcPr>
-            <w:tcW w:type="dxa" w:w="2160"/>
-          </w:tcPr>
-          <w:p>
-            <w:pPr>
-              <w:jc w:val="left"/>
-            </w:pPr>
-            <w:r>
-              <w:rPr>
-                <w:rFonts w:ascii="Microsoft YaHei" w:hAnsi="Microsoft YaHei" w:eastAsia="Microsoft YaHei"/>
-                <w:sz w:val="19"/>
-              </w:rPr>
-              <w:t>**年度考核**</w:t>
-            </w:r>
-          </w:p>
-        </w:tc>
-        <w:tc>
-          <w:tcPr>
-            <w:tcW w:type="dxa" w:w="2160"/>
-          </w:tcPr>
-          <w:p>
-            <w:pPr>
-              <w:jc w:val="left"/>
-            </w:pPr>
-            <w:r>
-              <w:rPr>
-                <w:rFonts w:ascii="Microsoft YaHei" w:hAnsi="Microsoft YaHei" w:eastAsia="Microsoft YaHei"/>
-                <w:sz w:val="19"/>
-              </w:rPr>
-              <w:t>每年</w:t>
-            </w:r>
-          </w:p>
-        </w:tc>
-        <w:tc>
-          <w:tcPr>
-            <w:tcW w:type="dxa" w:w="2160"/>
-          </w:tcPr>
-          <w:p>
-            <w:pPr>
-              <w:jc w:val="left"/>
-            </w:pPr>
-            <w:r>
-              <w:rPr>
-                <w:rFonts w:ascii="Microsoft YaHei" w:hAnsi="Microsoft YaHei" w:eastAsia="Microsoft YaHei"/>
-                <w:sz w:val="19"/>
-              </w:rPr>
-              <w:t>全面评估</w:t>
-            </w:r>
-          </w:p>
-        </w:tc>
-        <w:tc>
-          <w:tcPr>
-            <w:tcW w:type="dxa" w:w="2160"/>
-          </w:tcPr>
-          <w:p>
-            <w:pPr>
-              <w:jc w:val="left"/>
-            </w:pPr>
-            <w:r>
-              <w:rPr>
-                <w:rFonts w:ascii="Microsoft YaHei" w:hAnsi="Microsoft YaHei" w:eastAsia="Microsoft YaHei"/>
-                <w:sz w:val="19"/>
-              </w:rPr>
-              <w:t>年终奖、评优</w:t>
-            </w:r>
-          </w:p>
-        </w:tc>
-      </w:tr>
-    </w:tbl>
-    <w:p/>
     <w:p>
       <w:pPr>
         <w:pStyle w:val="Heading2"/>
-        <w:jc w:val="left"/>
+      </w:pPr>
+      <w:r>
+        <w:rPr>
+          <w:rFonts w:ascii="Microsoft YaHei" w:hAnsi="Microsoft YaHei" w:eastAsia="Microsoft YaHei"/>
+          <w:b/>
+          <w:color w:val="1B365D"/>
+          <w:sz w:val="28"/>
+        </w:rPr>
+        <w:t>七、补充内容六：常见问题解答（FAQ）</w:t>
+      </w:r>
+    </w:p>
+    <w:p>
+      <w:pPr>
+        <w:pStyle w:val="Heading3"/>
+      </w:pPr>
+      <w:r>
+        <w:rPr>
+          <w:rFonts w:ascii="Microsoft YaHei" w:hAnsi="Microsoft YaHei" w:eastAsia="Microsoft YaHei"/>
+          <w:b/>
+          <w:color w:val="2E5A4C"/>
+          <w:sz w:val="24"/>
+        </w:rPr>
+        <w:t>Q1：驻点频率如何确定？</w:t>
+      </w:r>
+    </w:p>
+    <w:p>
+      <w:pPr>
+        <w:jc w:val="both"/>
+      </w:pPr>
+      <w:r>
+        <w:rPr>
+          <w:rFonts w:ascii="Microsoft YaHei" w:hAnsi="Microsoft YaHei" w:eastAsia="Microsoft YaHei"/>
+          <w:sz w:val="21"/>
+        </w:rPr>
+        <w:t>A：根据小区类型和客户需求确定：</w:t>
+      </w:r>
+    </w:p>
+    <w:p>
+      <w:pPr>
+        <w:jc w:val="both"/>
+      </w:pPr>
+      <w:r>
+        <w:rPr>
+          <w:rFonts w:ascii="Microsoft YaHei" w:hAnsi="Microsoft YaHei" w:eastAsia="Microsoft YaHei"/>
+          <w:sz w:val="21"/>
+        </w:rPr>
+        <w:t>- 新建小区：前3个月每月1次，之后每季度1次</w:t>
+      </w:r>
+    </w:p>
+    <w:p>
+      <w:pPr>
+        <w:jc w:val="both"/>
+      </w:pPr>
+      <w:r>
+        <w:rPr>
+          <w:rFonts w:ascii="Microsoft YaHei" w:hAnsi="Microsoft YaHei" w:eastAsia="Microsoft YaHei"/>
+          <w:sz w:val="21"/>
+        </w:rPr>
+        <w:t>- 老旧小区：每季度至少1次</w:t>
+      </w:r>
+    </w:p>
+    <w:p>
+      <w:pPr>
+        <w:jc w:val="both"/>
+      </w:pPr>
+      <w:r>
+        <w:rPr>
+          <w:rFonts w:ascii="Microsoft YaHei" w:hAnsi="Microsoft YaHei" w:eastAsia="Microsoft YaHei"/>
+          <w:sz w:val="21"/>
+        </w:rPr>
+        <w:t>- 敏感客户集中小区：每月1次</w:t>
+      </w:r>
+    </w:p>
+    <w:p>
+      <w:pPr>
+        <w:jc w:val="both"/>
+      </w:pPr>
+      <w:r>
+        <w:rPr>
+          <w:rFonts w:ascii="Microsoft YaHei" w:hAnsi="Microsoft YaHei" w:eastAsia="Microsoft YaHei"/>
+          <w:sz w:val="21"/>
+        </w:rPr>
+        <w:t>- 其他小区：每半年至少1次</w:t>
+      </w:r>
+    </w:p>
+    <w:p>
+      <w:pPr>
+        <w:pStyle w:val="Heading3"/>
+      </w:pPr>
+      <w:r>
+        <w:rPr>
+          <w:rFonts w:ascii="Microsoft YaHei" w:hAnsi="Microsoft YaHei" w:eastAsia="Microsoft YaHei"/>
+          <w:b/>
+          <w:color w:val="2E5A4C"/>
+          <w:sz w:val="24"/>
+        </w:rPr>
+        <w:t>Q2：如何确定重点客户？</w:t>
+      </w:r>
+    </w:p>
+    <w:p>
+      <w:pPr>
+        <w:jc w:val="both"/>
+      </w:pPr>
+      <w:r>
+        <w:rPr>
+          <w:rFonts w:ascii="Microsoft YaHei" w:hAnsi="Microsoft YaHei" w:eastAsia="Microsoft YaHei"/>
+          <w:sz w:val="21"/>
+        </w:rPr>
+        <w:t>A：系统自动识别+人工标记：</w:t>
+      </w:r>
+    </w:p>
+    <w:p>
+      <w:pPr>
+        <w:jc w:val="both"/>
+      </w:pPr>
+      <w:r>
+        <w:rPr>
+          <w:rFonts w:ascii="Microsoft YaHei" w:hAnsi="Microsoft YaHei" w:eastAsia="Microsoft YaHei"/>
+          <w:sz w:val="21"/>
+        </w:rPr>
+        <w:t>- 系统自动识别：近12月停电≥3次、投诉≥1次</w:t>
+      </w:r>
+    </w:p>
+    <w:p>
+      <w:pPr>
+        <w:jc w:val="both"/>
+      </w:pPr>
+      <w:r>
+        <w:rPr>
+          <w:rFonts w:ascii="Microsoft YaHei" w:hAnsi="Microsoft YaHei" w:eastAsia="Microsoft YaHei"/>
+          <w:sz w:val="21"/>
+        </w:rPr>
+        <w:t>- 人工标记：独居老人、残疾人、重要用户等</w:t>
+      </w:r>
+    </w:p>
+    <w:p>
+      <w:pPr>
+        <w:pStyle w:val="Heading3"/>
+      </w:pPr>
+      <w:r>
+        <w:rPr>
+          <w:rFonts w:ascii="Microsoft YaHei" w:hAnsi="Microsoft YaHei" w:eastAsia="Microsoft YaHei"/>
+          <w:b/>
+          <w:color w:val="2E5A4C"/>
+          <w:sz w:val="24"/>
+        </w:rPr>
+        <w:t>Q3：配电房检查发现隐患如何处理？</w:t>
+      </w:r>
+    </w:p>
+    <w:p>
+      <w:pPr>
+        <w:jc w:val="both"/>
+      </w:pPr>
+      <w:r>
+        <w:rPr>
+          <w:rFonts w:ascii="Microsoft YaHei" w:hAnsi="Microsoft YaHei" w:eastAsia="Microsoft YaHei"/>
+          <w:sz w:val="21"/>
+        </w:rPr>
+        <w:t>A：</w:t>
+      </w:r>
+    </w:p>
+    <w:p>
+      <w:pPr>
+        <w:jc w:val="both"/>
+      </w:pPr>
+      <w:r>
+        <w:rPr>
+          <w:rFonts w:ascii="Microsoft YaHei" w:hAnsi="Microsoft YaHei" w:eastAsia="Microsoft YaHei"/>
+          <w:sz w:val="21"/>
+        </w:rPr>
+        <w:t>1. 记录隐患详细信息（照片+描述）</w:t>
+      </w:r>
+    </w:p>
+    <w:p>
+      <w:pPr>
+        <w:jc w:val="both"/>
+      </w:pPr>
+      <w:r>
+        <w:rPr>
+          <w:rFonts w:ascii="Microsoft YaHei" w:hAnsi="Microsoft YaHei" w:eastAsia="Microsoft YaHei"/>
+          <w:sz w:val="21"/>
+        </w:rPr>
+        <w:t>2. 评估隐患等级（紧急/重要/一般）</w:t>
+      </w:r>
+    </w:p>
+    <w:p>
+      <w:pPr>
+        <w:jc w:val="both"/>
+      </w:pPr>
+      <w:r>
+        <w:rPr>
+          <w:rFonts w:ascii="Microsoft YaHei" w:hAnsi="Microsoft YaHei" w:eastAsia="Microsoft YaHei"/>
+          <w:sz w:val="21"/>
+        </w:rPr>
+        <w:t>3. 告知物业/社区风险</w:t>
+      </w:r>
+    </w:p>
+    <w:p>
+      <w:pPr>
+        <w:jc w:val="both"/>
+      </w:pPr>
+      <w:r>
+        <w:rPr>
+          <w:rFonts w:ascii="Microsoft YaHei" w:hAnsi="Microsoft YaHei" w:eastAsia="Microsoft YaHei"/>
+          <w:sz w:val="21"/>
+        </w:rPr>
+        <w:t>4. 向供电所报告</w:t>
+      </w:r>
+    </w:p>
+    <w:p>
+      <w:pPr>
+        <w:jc w:val="both"/>
+      </w:pPr>
+      <w:r>
+        <w:rPr>
+          <w:rFonts w:ascii="Microsoft YaHei" w:hAnsi="Microsoft YaHei" w:eastAsia="Microsoft YaHei"/>
+          <w:sz w:val="21"/>
+        </w:rPr>
+        <w:t>5. 跟踪整改进度</w:t>
+      </w:r>
+    </w:p>
+    <w:p>
+      <w:pPr>
+        <w:jc w:val="both"/>
+      </w:pPr>
+      <w:r>
+        <w:rPr>
+          <w:rFonts w:ascii="Microsoft YaHei" w:hAnsi="Microsoft YaHei" w:eastAsia="Microsoft YaHei"/>
+          <w:sz w:val="21"/>
+        </w:rPr>
+        <w:t>6. 整改完成后验证</w:t>
+      </w:r>
+    </w:p>
+    <w:p>
+      <w:pPr>
+        <w:pStyle w:val="Heading3"/>
+      </w:pPr>
+      <w:r>
+        <w:rPr>
+          <w:rFonts w:ascii="Microsoft YaHei" w:hAnsi="Microsoft YaHei" w:eastAsia="Microsoft YaHei"/>
+          <w:b/>
+          <w:color w:val="2E5A4C"/>
+          <w:sz w:val="24"/>
+        </w:rPr>
+        <w:t>Q4：客户拒绝走访怎么办？</w:t>
+      </w:r>
+    </w:p>
+    <w:p>
+      <w:pPr>
+        <w:jc w:val="both"/>
+      </w:pPr>
+      <w:r>
+        <w:rPr>
+          <w:rFonts w:ascii="Microsoft YaHei" w:hAnsi="Microsoft YaHei" w:eastAsia="Microsoft YaHei"/>
+          <w:sz w:val="21"/>
+        </w:rPr>
+        <w:t>A：</w:t>
+      </w:r>
+    </w:p>
+    <w:p>
+      <w:pPr>
+        <w:jc w:val="both"/>
+      </w:pPr>
+      <w:r>
+        <w:rPr>
+          <w:rFonts w:ascii="Microsoft YaHei" w:hAnsi="Microsoft YaHei" w:eastAsia="Microsoft YaHei"/>
+          <w:sz w:val="21"/>
+        </w:rPr>
+        <w:t>1. 尊重客户意愿，不强求</w:t>
+      </w:r>
+    </w:p>
+    <w:p>
+      <w:pPr>
+        <w:jc w:val="both"/>
+      </w:pPr>
+      <w:r>
+        <w:rPr>
+          <w:rFonts w:ascii="Microsoft YaHei" w:hAnsi="Microsoft YaHei" w:eastAsia="Microsoft YaHei"/>
+          <w:sz w:val="21"/>
+        </w:rPr>
+        <w:t>2. 记录拒绝原因</w:t>
+      </w:r>
+    </w:p>
+    <w:p>
+      <w:pPr>
+        <w:jc w:val="both"/>
+      </w:pPr>
+      <w:r>
+        <w:rPr>
+          <w:rFonts w:ascii="Microsoft YaHei" w:hAnsi="Microsoft YaHei" w:eastAsia="Microsoft YaHei"/>
+          <w:sz w:val="21"/>
+        </w:rPr>
+        <w:t>3. 尝试电话沟通</w:t>
+      </w:r>
+    </w:p>
+    <w:p>
+      <w:pPr>
+        <w:jc w:val="both"/>
+      </w:pPr>
+      <w:r>
+        <w:rPr>
+          <w:rFonts w:ascii="Microsoft YaHei" w:hAnsi="Microsoft YaHei" w:eastAsia="Microsoft YaHei"/>
+          <w:sz w:val="21"/>
+        </w:rPr>
+        <w:t>4. 后续通过微信群保持联系</w:t>
+      </w:r>
+    </w:p>
+    <w:p>
+      <w:pPr>
+        <w:jc w:val="both"/>
+      </w:pPr>
+      <w:r>
+        <w:rPr>
+          <w:rFonts w:ascii="Microsoft YaHei" w:hAnsi="Microsoft YaHei" w:eastAsia="Microsoft YaHei"/>
+          <w:sz w:val="21"/>
+        </w:rPr>
+        <w:t>5. 如客户有诉求，及时响应</w:t>
+      </w:r>
+    </w:p>
+    <w:p>
+      <w:pPr>
+        <w:pStyle w:val="Heading3"/>
+      </w:pPr>
+      <w:r>
+        <w:rPr>
+          <w:rFonts w:ascii="Microsoft YaHei" w:hAnsi="Microsoft YaHei" w:eastAsia="Microsoft YaHei"/>
+          <w:b/>
+          <w:color w:val="2E5A4C"/>
+          <w:sz w:val="24"/>
+        </w:rPr>
+        <w:t>Q5：信息录入错误如何修改？</w:t>
+      </w:r>
+    </w:p>
+    <w:p>
+      <w:pPr>
+        <w:jc w:val="both"/>
+      </w:pPr>
+      <w:r>
+        <w:rPr>
+          <w:rFonts w:ascii="Microsoft YaHei" w:hAnsi="Microsoft YaHei" w:eastAsia="Microsoft YaHei"/>
+          <w:sz w:val="21"/>
+        </w:rPr>
+        <w:t>A：</w:t>
+      </w:r>
+    </w:p>
+    <w:p>
+      <w:pPr>
+        <w:jc w:val="both"/>
+      </w:pPr>
+      <w:r>
+        <w:rPr>
+          <w:rFonts w:ascii="Microsoft YaHei" w:hAnsi="Microsoft YaHei" w:eastAsia="Microsoft YaHei"/>
+          <w:sz w:val="21"/>
+        </w:rPr>
+        <w:t>1. WPS多维表支持修改</w:t>
+      </w:r>
+    </w:p>
+    <w:p>
+      <w:pPr>
+        <w:jc w:val="both"/>
+      </w:pPr>
+      <w:r>
+        <w:rPr>
+          <w:rFonts w:ascii="Microsoft YaHei" w:hAnsi="Microsoft YaHei" w:eastAsia="Microsoft YaHei"/>
+          <w:sz w:val="21"/>
+        </w:rPr>
+        <w:t>2. 找到对应记录</w:t>
+      </w:r>
+    </w:p>
+    <w:p>
+      <w:pPr>
+        <w:jc w:val="both"/>
+      </w:pPr>
+      <w:r>
+        <w:rPr>
+          <w:rFonts w:ascii="Microsoft YaHei" w:hAnsi="Microsoft YaHei" w:eastAsia="Microsoft YaHei"/>
+          <w:sz w:val="21"/>
+        </w:rPr>
+        <w:t>3. 点击编辑修改</w:t>
+      </w:r>
+    </w:p>
+    <w:p>
+      <w:pPr>
+        <w:jc w:val="both"/>
+      </w:pPr>
+      <w:r>
+        <w:rPr>
+          <w:rFonts w:ascii="Microsoft YaHei" w:hAnsi="Microsoft YaHei" w:eastAsia="Microsoft YaHei"/>
+          <w:sz w:val="21"/>
+        </w:rPr>
+        <w:t>4. 保存更新</w:t>
+      </w:r>
+    </w:p>
+    <w:p>
+      <w:pPr>
+        <w:jc w:val="both"/>
+      </w:pPr>
+      <w:r>
+        <w:rPr>
+          <w:rFonts w:ascii="Microsoft YaHei" w:hAnsi="Microsoft YaHei" w:eastAsia="Microsoft YaHei"/>
+          <w:sz w:val="21"/>
+        </w:rPr>
+        <w:t>5. 如已生成统计，需重新计算</w:t>
+      </w:r>
+    </w:p>
+    <w:p>
+      <w:pPr>
+        <w:pStyle w:val="Heading3"/>
+      </w:pPr>
+      <w:r>
+        <w:rPr>
+          <w:rFonts w:ascii="Microsoft YaHei" w:hAnsi="Microsoft YaHei" w:eastAsia="Microsoft YaHei"/>
+          <w:b/>
+          <w:color w:val="2E5A4C"/>
+          <w:sz w:val="24"/>
+        </w:rPr>
+        <w:t>Q6：社网共建如何推进？</w:t>
+      </w:r>
+    </w:p>
+    <w:p>
+      <w:pPr>
+        <w:jc w:val="both"/>
+      </w:pPr>
+      <w:r>
+        <w:rPr>
+          <w:rFonts w:ascii="Microsoft YaHei" w:hAnsi="Microsoft YaHei" w:eastAsia="Microsoft YaHei"/>
+          <w:sz w:val="21"/>
+        </w:rPr>
+        <w:t>A：</w:t>
+      </w:r>
+    </w:p>
+    <w:p>
+      <w:pPr>
+        <w:jc w:val="both"/>
+      </w:pPr>
+      <w:r>
+        <w:rPr>
+          <w:rFonts w:ascii="Microsoft YaHei" w:hAnsi="Microsoft YaHei" w:eastAsia="Microsoft YaHei"/>
+          <w:sz w:val="21"/>
+        </w:rPr>
+        <w:t>1. 选择配合度高的社区试点</w:t>
+      </w:r>
+    </w:p>
+    <w:p>
+      <w:pPr>
+        <w:jc w:val="both"/>
+      </w:pPr>
+      <w:r>
+        <w:rPr>
+          <w:rFonts w:ascii="Microsoft YaHei" w:hAnsi="Microsoft YaHei" w:eastAsia="Microsoft YaHei"/>
+          <w:sz w:val="21"/>
+        </w:rPr>
+        <w:t>2. 与社区党组织对接</w:t>
+      </w:r>
+    </w:p>
+    <w:p>
+      <w:pPr>
+        <w:jc w:val="both"/>
+      </w:pPr>
+      <w:r>
+        <w:rPr>
+          <w:rFonts w:ascii="Microsoft YaHei" w:hAnsi="Microsoft YaHei" w:eastAsia="Microsoft YaHei"/>
+          <w:sz w:val="21"/>
+        </w:rPr>
+        <w:t>3. 签订合作协议</w:t>
+      </w:r>
+    </w:p>
+    <w:p>
+      <w:pPr>
+        <w:jc w:val="both"/>
+      </w:pPr>
+      <w:r>
+        <w:rPr>
+          <w:rFonts w:ascii="Microsoft YaHei" w:hAnsi="Microsoft YaHei" w:eastAsia="Microsoft YaHei"/>
+          <w:sz w:val="21"/>
+        </w:rPr>
+        <w:t>4. 设立服务驿站</w:t>
+      </w:r>
+    </w:p>
+    <w:p>
+      <w:pPr>
+        <w:jc w:val="both"/>
+      </w:pPr>
+      <w:r>
+        <w:rPr>
+          <w:rFonts w:ascii="Microsoft YaHei" w:hAnsi="Microsoft YaHei" w:eastAsia="Microsoft YaHei"/>
+          <w:sz w:val="21"/>
+        </w:rPr>
+        <w:t>5. 开展联合服务</w:t>
+      </w:r>
+    </w:p>
+    <w:p>
+      <w:pPr>
+        <w:jc w:val="both"/>
+      </w:pPr>
+      <w:r>
+        <w:rPr>
+          <w:rFonts w:ascii="Microsoft YaHei" w:hAnsi="Microsoft YaHei" w:eastAsia="Microsoft YaHei"/>
+          <w:sz w:val="21"/>
+        </w:rPr>
+        <w:t>6. 总结经验后推广</w:t>
+      </w:r>
+    </w:p>
+    <w:p>
+      <w:pPr>
+        <w:pStyle w:val="Heading3"/>
+      </w:pPr>
+      <w:r>
+        <w:rPr>
+          <w:rFonts w:ascii="Microsoft YaHei" w:hAnsi="Microsoft YaHei" w:eastAsia="Microsoft YaHei"/>
+          <w:b/>
+          <w:color w:val="2E5A4C"/>
+          <w:sz w:val="24"/>
+        </w:rPr>
+        <w:t>Q7：知识库数据谁来维护？</w:t>
+      </w:r>
+    </w:p>
+    <w:p>
+      <w:pPr>
+        <w:jc w:val="both"/>
+      </w:pPr>
+      <w:r>
+        <w:rPr>
+          <w:rFonts w:ascii="Microsoft YaHei" w:hAnsi="Microsoft YaHei" w:eastAsia="Microsoft YaHei"/>
+          <w:sz w:val="21"/>
+        </w:rPr>
+        <w:t>A：</w:t>
+      </w:r>
+    </w:p>
+    <w:p>
+      <w:pPr>
+        <w:jc w:val="both"/>
+      </w:pPr>
+      <w:r>
+        <w:rPr>
+          <w:rFonts w:ascii="Microsoft YaHei" w:hAnsi="Microsoft YaHei" w:eastAsia="Microsoft YaHei"/>
+          <w:sz w:val="21"/>
+        </w:rPr>
+        <w:t>- 客户经理：驻点时采集和更新</w:t>
+      </w:r>
+    </w:p>
+    <w:p>
+      <w:pPr>
+        <w:jc w:val="both"/>
+      </w:pPr>
+      <w:r>
+        <w:rPr>
+          <w:rFonts w:ascii="Microsoft YaHei" w:hAnsi="Microsoft YaHei" w:eastAsia="Microsoft YaHei"/>
+          <w:sz w:val="21"/>
+        </w:rPr>
+        <w:t>- 供电所：定期核查和补充</w:t>
+      </w:r>
+    </w:p>
+    <w:p>
+      <w:pPr>
+        <w:jc w:val="both"/>
+      </w:pPr>
+      <w:r>
+        <w:rPr>
+          <w:rFonts w:ascii="Microsoft YaHei" w:hAnsi="Microsoft YaHei" w:eastAsia="Microsoft YaHei"/>
+          <w:sz w:val="21"/>
+        </w:rPr>
+        <w:t>- 系统管理员：数据备份和安全</w:t>
+      </w:r>
+    </w:p>
+    <w:p>
+      <w:pPr>
+        <w:pStyle w:val="Heading3"/>
+      </w:pPr>
+      <w:r>
+        <w:rPr>
+          <w:rFonts w:ascii="Microsoft YaHei" w:hAnsi="Microsoft YaHei" w:eastAsia="Microsoft YaHei"/>
+          <w:b/>
+          <w:color w:val="2E5A4C"/>
+          <w:sz w:val="24"/>
+        </w:rPr>
+        <w:t>Q8：如何提升工作效率？</w:t>
+      </w:r>
+    </w:p>
+    <w:p>
+      <w:pPr>
+        <w:jc w:val="both"/>
+      </w:pPr>
+      <w:r>
+        <w:rPr>
+          <w:rFonts w:ascii="Microsoft YaHei" w:hAnsi="Microsoft YaHei" w:eastAsia="Microsoft YaHei"/>
+          <w:sz w:val="21"/>
+        </w:rPr>
+        <w:t>A：</w:t>
+      </w:r>
+    </w:p>
+    <w:p>
+      <w:pPr>
+        <w:jc w:val="both"/>
+      </w:pPr>
+      <w:r>
+        <w:rPr>
+          <w:rFonts w:ascii="Microsoft YaHei" w:hAnsi="Microsoft YaHei" w:eastAsia="Microsoft YaHei"/>
+          <w:sz w:val="21"/>
+        </w:rPr>
+        <w:t>1. 充分利用信息前置机制</w:t>
+      </w:r>
+    </w:p>
+    <w:p>
+      <w:pPr>
+        <w:jc w:val="both"/>
+      </w:pPr>
+      <w:r>
+        <w:rPr>
+          <w:rFonts w:ascii="Microsoft YaHei" w:hAnsi="Microsoft YaHei" w:eastAsia="Microsoft YaHei"/>
+          <w:sz w:val="21"/>
+        </w:rPr>
+        <w:t>2. 提前规划工作路线</w:t>
+      </w:r>
+    </w:p>
+    <w:p>
+      <w:pPr>
+        <w:jc w:val="both"/>
+      </w:pPr>
+      <w:r>
+        <w:rPr>
+          <w:rFonts w:ascii="Microsoft YaHei" w:hAnsi="Microsoft YaHei" w:eastAsia="Microsoft YaHei"/>
+          <w:sz w:val="21"/>
+        </w:rPr>
+        <w:t>3. 熟练使用数字化工具</w:t>
+      </w:r>
+    </w:p>
+    <w:p>
+      <w:pPr>
+        <w:jc w:val="both"/>
+      </w:pPr>
+      <w:r>
+        <w:rPr>
+          <w:rFonts w:ascii="Microsoft YaHei" w:hAnsi="Microsoft YaHei" w:eastAsia="Microsoft YaHei"/>
+          <w:sz w:val="21"/>
+        </w:rPr>
+        <w:t>4. 做好工作记录和总结</w:t>
+      </w:r>
+    </w:p>
+    <w:p>
+      <w:pPr>
+        <w:jc w:val="both"/>
+      </w:pPr>
+      <w:r>
+        <w:rPr>
+          <w:rFonts w:ascii="Microsoft YaHei" w:hAnsi="Microsoft YaHei" w:eastAsia="Microsoft YaHei"/>
+          <w:sz w:val="21"/>
+        </w:rPr>
+        <w:t>5. 定期复盘优化流程</w:t>
+      </w:r>
+    </w:p>
+    <w:p>
+      <w:pPr>
+        <w:pStyle w:val="Heading2"/>
       </w:pPr>
       <w:r>
         <w:rPr>
@@ -5041,7 +3258,6 @@
     <w:p>
       <w:pPr>
         <w:pStyle w:val="Heading3"/>
-        <w:jc w:val="left"/>
       </w:pPr>
       <w:r>
         <w:rPr>
@@ -5053,397 +3269,9 @@
         <w:t>8.1 补充内容清单</w:t>
       </w:r>
     </w:p>
-    <w:tbl>
-      <w:tblPr>
-        <w:tblStyle w:val="TableGrid"/>
-        <w:tblW w:type="auto" w:w="0"/>
-        <w:tblLook w:firstColumn="1" w:firstRow="1" w:lastColumn="0" w:lastRow="0" w:noHBand="0" w:noVBand="1" w:val="04A0"/>
-      </w:tblPr>
-      <w:tblGrid>
-        <w:gridCol w:w="2880"/>
-        <w:gridCol w:w="2880"/>
-        <w:gridCol w:w="2880"/>
-      </w:tblGrid>
-      <w:tr>
-        <w:tc>
-          <w:tcPr>
-            <w:tcW w:type="dxa" w:w="2880"/>
-          </w:tcPr>
-          <w:p>
-            <w:pPr>
-              <w:jc w:val="center"/>
-            </w:pPr>
-            <w:r>
-              <w:rPr>
-                <w:rFonts w:ascii="Microsoft YaHei" w:hAnsi="Microsoft YaHei" w:eastAsia="Microsoft YaHei"/>
-                <w:b/>
-                <w:sz w:val="20"/>
-              </w:rPr>
-              <w:t>补充内容</w:t>
-            </w:r>
-          </w:p>
-        </w:tc>
-        <w:tc>
-          <w:tcPr>
-            <w:tcW w:type="dxa" w:w="2880"/>
-          </w:tcPr>
-          <w:p>
-            <w:pPr>
-              <w:jc w:val="center"/>
-            </w:pPr>
-            <w:r>
-              <w:rPr>
-                <w:rFonts w:ascii="Microsoft YaHei" w:hAnsi="Microsoft YaHei" w:eastAsia="Microsoft YaHei"/>
-                <w:b/>
-                <w:sz w:val="20"/>
-              </w:rPr>
-              <w:t>文档</w:t>
-            </w:r>
-          </w:p>
-        </w:tc>
-        <w:tc>
-          <w:tcPr>
-            <w:tcW w:type="dxa" w:w="2880"/>
-          </w:tcPr>
-          <w:p>
-            <w:pPr>
-              <w:jc w:val="center"/>
-            </w:pPr>
-            <w:r>
-              <w:rPr>
-                <w:rFonts w:ascii="Microsoft YaHei" w:hAnsi="Microsoft YaHei" w:eastAsia="Microsoft YaHei"/>
-                <w:b/>
-                <w:sz w:val="20"/>
-              </w:rPr>
-              <w:t>状态</w:t>
-            </w:r>
-          </w:p>
-        </w:tc>
-      </w:tr>
-      <w:tr>
-        <w:tc>
-          <w:tcPr>
-            <w:tcW w:type="dxa" w:w="2880"/>
-          </w:tcPr>
-          <w:p>
-            <w:pPr>
-              <w:jc w:val="left"/>
-            </w:pPr>
-            <w:r>
-              <w:rPr>
-                <w:rFonts w:ascii="Microsoft YaHei" w:hAnsi="Microsoft YaHei" w:eastAsia="Microsoft YaHei"/>
-                <w:sz w:val="19"/>
-              </w:rPr>
-              <w:t>数字化工具使用指南</w:t>
-            </w:r>
-          </w:p>
-        </w:tc>
-        <w:tc>
-          <w:tcPr>
-            <w:tcW w:type="dxa" w:w="2880"/>
-          </w:tcPr>
-          <w:p>
-            <w:pPr>
-              <w:jc w:val="left"/>
-            </w:pPr>
-            <w:r>
-              <w:rPr>
-                <w:rFonts w:ascii="Microsoft YaHei" w:hAnsi="Microsoft YaHei" w:eastAsia="Microsoft YaHei"/>
-                <w:sz w:val="19"/>
-              </w:rPr>
-              <w:t>本文档第2章</w:t>
-            </w:r>
-          </w:p>
-        </w:tc>
-        <w:tc>
-          <w:tcPr>
-            <w:tcW w:type="dxa" w:w="2880"/>
-          </w:tcPr>
-          <w:p>
-            <w:pPr>
-              <w:jc w:val="left"/>
-            </w:pPr>
-            <w:r>
-              <w:rPr>
-                <w:rFonts w:ascii="Microsoft YaHei" w:hAnsi="Microsoft YaHei" w:eastAsia="Microsoft YaHei"/>
-                <w:sz w:val="19"/>
-              </w:rPr>
-              <w:t>✅ 完成</w:t>
-            </w:r>
-          </w:p>
-        </w:tc>
-      </w:tr>
-      <w:tr>
-        <w:tc>
-          <w:tcPr>
-            <w:tcW w:type="dxa" w:w="2880"/>
-          </w:tcPr>
-          <w:p>
-            <w:pPr>
-              <w:jc w:val="left"/>
-            </w:pPr>
-            <w:r>
-              <w:rPr>
-                <w:rFonts w:ascii="Microsoft YaHei" w:hAnsi="Microsoft YaHei" w:eastAsia="Microsoft YaHei"/>
-                <w:sz w:val="19"/>
-              </w:rPr>
-              <w:t>表单模板库</w:t>
-            </w:r>
-          </w:p>
-        </w:tc>
-        <w:tc>
-          <w:tcPr>
-            <w:tcW w:type="dxa" w:w="2880"/>
-          </w:tcPr>
-          <w:p>
-            <w:pPr>
-              <w:jc w:val="left"/>
-            </w:pPr>
-            <w:r>
-              <w:rPr>
-                <w:rFonts w:ascii="Microsoft YaHei" w:hAnsi="Microsoft YaHei" w:eastAsia="Microsoft YaHei"/>
-                <w:sz w:val="19"/>
-              </w:rPr>
-              <w:t>本文档第3章</w:t>
-            </w:r>
-          </w:p>
-        </w:tc>
-        <w:tc>
-          <w:tcPr>
-            <w:tcW w:type="dxa" w:w="2880"/>
-          </w:tcPr>
-          <w:p>
-            <w:pPr>
-              <w:jc w:val="left"/>
-            </w:pPr>
-            <w:r>
-              <w:rPr>
-                <w:rFonts w:ascii="Microsoft YaHei" w:hAnsi="Microsoft YaHei" w:eastAsia="Microsoft YaHei"/>
-                <w:sz w:val="19"/>
-              </w:rPr>
-              <w:t>✅ 完成</w:t>
-            </w:r>
-          </w:p>
-        </w:tc>
-      </w:tr>
-      <w:tr>
-        <w:tc>
-          <w:tcPr>
-            <w:tcW w:type="dxa" w:w="2880"/>
-          </w:tcPr>
-          <w:p>
-            <w:pPr>
-              <w:jc w:val="left"/>
-            </w:pPr>
-            <w:r>
-              <w:rPr>
-                <w:rFonts w:ascii="Microsoft YaHei" w:hAnsi="Microsoft YaHei" w:eastAsia="Microsoft YaHei"/>
-                <w:sz w:val="19"/>
-              </w:rPr>
-              <w:t>培训方案</w:t>
-            </w:r>
-          </w:p>
-        </w:tc>
-        <w:tc>
-          <w:tcPr>
-            <w:tcW w:type="dxa" w:w="2880"/>
-          </w:tcPr>
-          <w:p>
-            <w:pPr>
-              <w:jc w:val="left"/>
-            </w:pPr>
-            <w:r>
-              <w:rPr>
-                <w:rFonts w:ascii="Microsoft YaHei" w:hAnsi="Microsoft YaHei" w:eastAsia="Microsoft YaHei"/>
-                <w:sz w:val="19"/>
-              </w:rPr>
-              <w:t>本文档第4章</w:t>
-            </w:r>
-          </w:p>
-        </w:tc>
-        <w:tc>
-          <w:tcPr>
-            <w:tcW w:type="dxa" w:w="2880"/>
-          </w:tcPr>
-          <w:p>
-            <w:pPr>
-              <w:jc w:val="left"/>
-            </w:pPr>
-            <w:r>
-              <w:rPr>
-                <w:rFonts w:ascii="Microsoft YaHei" w:hAnsi="Microsoft YaHei" w:eastAsia="Microsoft YaHei"/>
-                <w:sz w:val="19"/>
-              </w:rPr>
-              <w:t>✅ 完成</w:t>
-            </w:r>
-          </w:p>
-        </w:tc>
-      </w:tr>
-      <w:tr>
-        <w:tc>
-          <w:tcPr>
-            <w:tcW w:type="dxa" w:w="2880"/>
-          </w:tcPr>
-          <w:p>
-            <w:pPr>
-              <w:jc w:val="left"/>
-            </w:pPr>
-            <w:r>
-              <w:rPr>
-                <w:rFonts w:ascii="Microsoft YaHei" w:hAnsi="Microsoft YaHei" w:eastAsia="Microsoft YaHei"/>
-                <w:sz w:val="19"/>
-              </w:rPr>
-              <w:t>风险预案</w:t>
-            </w:r>
-          </w:p>
-        </w:tc>
-        <w:tc>
-          <w:tcPr>
-            <w:tcW w:type="dxa" w:w="2880"/>
-          </w:tcPr>
-          <w:p>
-            <w:pPr>
-              <w:jc w:val="left"/>
-            </w:pPr>
-            <w:r>
-              <w:rPr>
-                <w:rFonts w:ascii="Microsoft YaHei" w:hAnsi="Microsoft YaHei" w:eastAsia="Microsoft YaHei"/>
-                <w:sz w:val="19"/>
-              </w:rPr>
-              <w:t>本文档第5章</w:t>
-            </w:r>
-          </w:p>
-        </w:tc>
-        <w:tc>
-          <w:tcPr>
-            <w:tcW w:type="dxa" w:w="2880"/>
-          </w:tcPr>
-          <w:p>
-            <w:pPr>
-              <w:jc w:val="left"/>
-            </w:pPr>
-            <w:r>
-              <w:rPr>
-                <w:rFonts w:ascii="Microsoft YaHei" w:hAnsi="Microsoft YaHei" w:eastAsia="Microsoft YaHei"/>
-                <w:sz w:val="19"/>
-              </w:rPr>
-              <w:t>✅ 完成</w:t>
-            </w:r>
-          </w:p>
-        </w:tc>
-      </w:tr>
-      <w:tr>
-        <w:tc>
-          <w:tcPr>
-            <w:tcW w:type="dxa" w:w="2880"/>
-          </w:tcPr>
-          <w:p>
-            <w:pPr>
-              <w:jc w:val="left"/>
-            </w:pPr>
-            <w:r>
-              <w:rPr>
-                <w:rFonts w:ascii="Microsoft YaHei" w:hAnsi="Microsoft YaHei" w:eastAsia="Microsoft YaHei"/>
-                <w:sz w:val="19"/>
-              </w:rPr>
-              <w:t>考核细则</w:t>
-            </w:r>
-          </w:p>
-        </w:tc>
-        <w:tc>
-          <w:tcPr>
-            <w:tcW w:type="dxa" w:w="2880"/>
-          </w:tcPr>
-          <w:p>
-            <w:pPr>
-              <w:jc w:val="left"/>
-            </w:pPr>
-            <w:r>
-              <w:rPr>
-                <w:rFonts w:ascii="Microsoft YaHei" w:hAnsi="Microsoft YaHei" w:eastAsia="Microsoft YaHei"/>
-                <w:sz w:val="19"/>
-              </w:rPr>
-              <w:t>本文档第6章</w:t>
-            </w:r>
-          </w:p>
-        </w:tc>
-        <w:tc>
-          <w:tcPr>
-            <w:tcW w:type="dxa" w:w="2880"/>
-          </w:tcPr>
-          <w:p>
-            <w:pPr>
-              <w:jc w:val="left"/>
-            </w:pPr>
-            <w:r>
-              <w:rPr>
-                <w:rFonts w:ascii="Microsoft YaHei" w:hAnsi="Microsoft YaHei" w:eastAsia="Microsoft YaHei"/>
-                <w:sz w:val="19"/>
-              </w:rPr>
-              <w:t>✅ 完成</w:t>
-            </w:r>
-          </w:p>
-        </w:tc>
-      </w:tr>
-      <w:tr>
-        <w:tc>
-          <w:tcPr>
-            <w:tcW w:type="dxa" w:w="2880"/>
-          </w:tcPr>
-          <w:p>
-            <w:pPr>
-              <w:jc w:val="left"/>
-            </w:pPr>
-            <w:r>
-              <w:rPr>
-                <w:rFonts w:ascii="Microsoft YaHei" w:hAnsi="Microsoft YaHei" w:eastAsia="Microsoft YaHei"/>
-                <w:sz w:val="19"/>
-              </w:rPr>
-              <w:t>FAQ</w:t>
-            </w:r>
-          </w:p>
-        </w:tc>
-        <w:tc>
-          <w:tcPr>
-            <w:tcW w:type="dxa" w:w="2880"/>
-          </w:tcPr>
-          <w:p>
-            <w:pPr>
-              <w:jc w:val="left"/>
-            </w:pPr>
-            <w:r>
-              <w:rPr>
-                <w:rFonts w:ascii="Microsoft YaHei" w:hAnsi="Microsoft YaHei" w:eastAsia="Microsoft YaHei"/>
-                <w:sz w:val="19"/>
-              </w:rPr>
-              <w:t>本文档第7章</w:t>
-            </w:r>
-          </w:p>
-        </w:tc>
-        <w:tc>
-          <w:tcPr>
-            <w:tcW w:type="dxa" w:w="2880"/>
-          </w:tcPr>
-          <w:p>
-            <w:pPr>
-              <w:jc w:val="left"/>
-            </w:pPr>
-            <w:r>
-              <w:rPr>
-                <w:rFonts w:ascii="Microsoft YaHei" w:hAnsi="Microsoft YaHei" w:eastAsia="Microsoft YaHei"/>
-                <w:sz w:val="19"/>
-              </w:rPr>
-              <w:t>✅ 完成</w:t>
-            </w:r>
-          </w:p>
-        </w:tc>
-      </w:tr>
-    </w:tbl>
-    <w:p/>
     <w:p>
       <w:pPr>
         <w:pStyle w:val="Heading3"/>
-        <w:jc w:val="left"/>
       </w:pPr>
       <w:r>
         <w:rPr>
@@ -5565,122 +3393,122 @@
     </w:p>
     <w:p>
       <w:pPr>
-        <w:ind w:left="432"/>
+        <w:jc w:val="both"/>
       </w:pPr>
       <w:r>
         <w:rPr>
           <w:rFonts w:ascii="Microsoft YaHei" w:hAnsi="Microsoft YaHei" w:eastAsia="Microsoft YaHei"/>
           <w:sz w:val="21"/>
         </w:rPr>
-        <w:t>● ✅ 理论框架</w:t>
+        <w:t>- ✅ 理论框架</w:t>
       </w:r>
     </w:p>
     <w:p>
       <w:pPr>
-        <w:ind w:left="432"/>
+        <w:jc w:val="both"/>
       </w:pPr>
       <w:r>
         <w:rPr>
           <w:rFonts w:ascii="Microsoft YaHei" w:hAnsi="Microsoft YaHei" w:eastAsia="Microsoft YaHei"/>
           <w:sz w:val="21"/>
         </w:rPr>
-        <w:t>● ✅ 工作流程</w:t>
+        <w:t>- ✅ 工作流程</w:t>
       </w:r>
     </w:p>
     <w:p>
       <w:pPr>
-        <w:ind w:left="432"/>
+        <w:jc w:val="both"/>
       </w:pPr>
       <w:r>
         <w:rPr>
           <w:rFonts w:ascii="Microsoft YaHei" w:hAnsi="Microsoft YaHei" w:eastAsia="Microsoft YaHei"/>
           <w:sz w:val="21"/>
         </w:rPr>
-        <w:t>● ✅ 数据管理</w:t>
+        <w:t>- ✅ 数据管理</w:t>
       </w:r>
     </w:p>
     <w:p>
       <w:pPr>
-        <w:ind w:left="432"/>
+        <w:jc w:val="both"/>
       </w:pPr>
       <w:r>
         <w:rPr>
           <w:rFonts w:ascii="Microsoft YaHei" w:hAnsi="Microsoft YaHei" w:eastAsia="Microsoft YaHei"/>
           <w:sz w:val="21"/>
         </w:rPr>
-        <w:t>● ✅ 协同机制</w:t>
+        <w:t>- ✅ 协同机制</w:t>
       </w:r>
     </w:p>
     <w:p>
       <w:pPr>
-        <w:ind w:left="432"/>
+        <w:jc w:val="both"/>
       </w:pPr>
       <w:r>
         <w:rPr>
           <w:rFonts w:ascii="Microsoft YaHei" w:hAnsi="Microsoft YaHei" w:eastAsia="Microsoft YaHei"/>
           <w:sz w:val="21"/>
         </w:rPr>
-        <w:t>● ✅ 知识管理</w:t>
+        <w:t>- ✅ 知识管理</w:t>
       </w:r>
     </w:p>
     <w:p>
       <w:pPr>
-        <w:ind w:left="432"/>
+        <w:jc w:val="both"/>
       </w:pPr>
       <w:r>
         <w:rPr>
           <w:rFonts w:ascii="Microsoft YaHei" w:hAnsi="Microsoft YaHei" w:eastAsia="Microsoft YaHei"/>
           <w:sz w:val="21"/>
         </w:rPr>
-        <w:t>● ✅ 工具支持</w:t>
+        <w:t>- ✅ 工具支持</w:t>
       </w:r>
     </w:p>
     <w:p>
       <w:pPr>
-        <w:ind w:left="432"/>
+        <w:jc w:val="both"/>
       </w:pPr>
       <w:r>
         <w:rPr>
           <w:rFonts w:ascii="Microsoft YaHei" w:hAnsi="Microsoft YaHei" w:eastAsia="Microsoft YaHei"/>
           <w:sz w:val="21"/>
         </w:rPr>
-        <w:t>● ✅ 培训方案</w:t>
+        <w:t>- ✅ 培训方案</w:t>
       </w:r>
     </w:p>
     <w:p>
       <w:pPr>
-        <w:ind w:left="432"/>
+        <w:jc w:val="both"/>
       </w:pPr>
       <w:r>
         <w:rPr>
           <w:rFonts w:ascii="Microsoft YaHei" w:hAnsi="Microsoft YaHei" w:eastAsia="Microsoft YaHei"/>
           <w:sz w:val="21"/>
         </w:rPr>
-        <w:t>● ✅ 风险预案</w:t>
+        <w:t>- ✅ 风险预案</w:t>
       </w:r>
     </w:p>
     <w:p>
       <w:pPr>
-        <w:ind w:left="432"/>
+        <w:jc w:val="both"/>
       </w:pPr>
       <w:r>
         <w:rPr>
           <w:rFonts w:ascii="Microsoft YaHei" w:hAnsi="Microsoft YaHei" w:eastAsia="Microsoft YaHei"/>
           <w:sz w:val="21"/>
         </w:rPr>
-        <w:t>● ✅ 考核评估</w:t>
+        <w:t>- ✅ 考核评估</w:t>
       </w:r>
     </w:p>
     <w:p>
       <w:pPr>
-        <w:ind w:left="432"/>
+        <w:jc w:val="both"/>
       </w:pPr>
       <w:r>
         <w:rPr>
           <w:rFonts w:ascii="Microsoft YaHei" w:hAnsi="Microsoft YaHei" w:eastAsia="Microsoft YaHei"/>
           <w:sz w:val="21"/>
         </w:rPr>
-        <w:t>● ✅ 问题解答</w:t>
+        <w:t>- ✅ 问题解答</w:t>
       </w:r>
     </w:p>
     <w:p>
@@ -5693,6 +3521,54 @@
           <w:sz w:val="21"/>
         </w:rPr>
         <w:t>文档体系完整性：100%</w:t>
+      </w:r>
+    </w:p>
+    <w:p>
+      <w:pPr>
+        <w:jc w:val="both"/>
+      </w:pPr>
+      <w:r>
+        <w:rPr>
+          <w:rFonts w:ascii="Microsoft YaHei" w:hAnsi="Microsoft YaHei" w:eastAsia="Microsoft YaHei"/>
+          <w:sz w:val="21"/>
+        </w:rPr>
+        <w:t>创建者: Research Agent</w:t>
+      </w:r>
+    </w:p>
+    <w:p>
+      <w:pPr>
+        <w:jc w:val="both"/>
+      </w:pPr>
+      <w:r>
+        <w:rPr>
+          <w:rFonts w:ascii="Microsoft YaHei" w:hAnsi="Microsoft YaHei" w:eastAsia="Microsoft YaHei"/>
+          <w:sz w:val="21"/>
+        </w:rPr>
+        <w:t>创建时间: 2026-03-16</w:t>
+      </w:r>
+    </w:p>
+    <w:p>
+      <w:pPr>
+        <w:jc w:val="both"/>
+      </w:pPr>
+      <w:r>
+        <w:rPr>
+          <w:rFonts w:ascii="Microsoft YaHei" w:hAnsi="Microsoft YaHei" w:eastAsia="Microsoft YaHei"/>
+          <w:sz w:val="21"/>
+        </w:rPr>
+        <w:t>文档状态: completed</w:t>
+      </w:r>
+    </w:p>
+    <w:p>
+      <w:pPr>
+        <w:jc w:val="both"/>
+      </w:pPr>
+      <w:r>
+        <w:rPr>
+          <w:rFonts w:ascii="Microsoft YaHei" w:hAnsi="Microsoft YaHei" w:eastAsia="Microsoft YaHei"/>
+          <w:sz w:val="21"/>
+        </w:rPr>
+        <w:t>下一步: 更新研究进展，准备Human评审</w:t>
       </w:r>
     </w:p>
     <w:sectPr>
